--- a/01-电源电路/03-整流滤波电路/晶闸管相控整流电路/晶闸管相控整流电路.docx
+++ b/01-电源电路/03-整流滤波电路/晶闸管相控整流电路/晶闸管相控整流电路.docx
@@ -1921,6 +1921,20 @@
     </w:p>
     <w:bookmarkEnd w:id="26"/>
     <w:bookmarkEnd w:id="27"/>
+    <w:p>
+      <w:pPr>
+        <w:spacing w:before="360"/>
+        <w:jc w:val="center"/>
+      </w:pPr>
+      <w:r>
+        <w:rPr>
+          <w:rFonts w:ascii="Times New Roman" w:hAnsi="Times New Roman"/>
+          <w:color w:val="555555"/>
+          <w:sz w:val="21"/>
+        </w:rPr>
+        <w:t>材料收集者：杜文杰</w:t>
+      </w:r>
+    </w:p>
     <w:sectPr>
       <w:headerReference r:id="rId9" w:type="default"/>
       <w:footerReference r:id="rId10" w:type="default"/>

--- a/01-电源电路/03-整流滤波电路/晶闸管相控整流电路/晶闸管相控整流电路.docx
+++ b/01-电源电路/03-整流滤波电路/晶闸管相控整流电路/晶闸管相控整流电路.docx
@@ -1,6 +1,6 @@
 
 <file path=word/document.xml><?xml version="1.0" encoding="utf-8"?>
-<w:document xmlns:w="http://schemas.openxmlformats.org/wordprocessingml/2006/main" xmlns:m="http://schemas.openxmlformats.org/officeDocument/2006/math" xmlns:r="http://schemas.openxmlformats.org/officeDocument/2006/relationships" xmlns:o="urn:schemas-microsoft-com:office:office" xmlns:v="urn:schemas-microsoft-com:vml" xmlns:w10="urn:schemas-microsoft-com:office:word" xmlns:a="http://schemas.openxmlformats.org/drawingml/2006/main" xmlns:pic="http://schemas.openxmlformats.org/drawingml/2006/picture" xmlns:wp="http://schemas.openxmlformats.org/drawingml/2006/wordprocessingDrawing">
+<w:document xmlns:m="http://schemas.openxmlformats.org/officeDocument/2006/math" xmlns:r="http://schemas.openxmlformats.org/officeDocument/2006/relationships" xmlns:w="http://schemas.openxmlformats.org/wordprocessingml/2006/main" xmlns:o="urn:schemas-microsoft-com:office:office" xmlns:v="urn:schemas-microsoft-com:vml" xmlns:w10="urn:schemas-microsoft-com:office:word" xmlns:a="http://schemas.openxmlformats.org/drawingml/2006/main" xmlns:pic="http://schemas.openxmlformats.org/drawingml/2006/picture" xmlns:wp="http://schemas.openxmlformats.org/drawingml/2006/wordprocessingDrawing">
   <w:body>
     <w:bookmarkStart w:id="27" w:name="晶闸管相控整流电路"/>
     <w:p>
@@ -9,7 +9,7 @@
       </w:pPr>
       <w:r>
         <w:rPr>
-          <w:rFonts w:hint="eastAsia"/>
+          <w:rFonts w:hint="eastAsia" w:eastAsia="黑体"/>
         </w:rPr>
         <w:t xml:space="preserve">晶闸管相控整流电路</w:t>
       </w:r>
@@ -21,7 +21,7 @@
       </w:pPr>
       <w:r>
         <w:rPr>
-          <w:rFonts w:hint="eastAsia"/>
+          <w:rFonts w:hint="eastAsia" w:eastAsia="黑体"/>
         </w:rPr>
         <w:t xml:space="preserve">拓扑描述</w:t>
       </w:r>
@@ -32,74 +32,98 @@
       </w:pPr>
       <w:r>
         <w:rPr>
-          <w:rFonts w:hint="eastAsia"/>
+          <w:rFonts w:hint="eastAsia" w:eastAsia="黑体"/>
         </w:rPr>
         <w:t xml:space="preserve">本电路以四只晶闸管</w:t>
       </w:r>
       <w:r>
+        <w:rPr>
+          <w:rFonts w:eastAsia="黑体"/>
+        </w:rPr>
         <w:t xml:space="preserve"> </w:t>
       </w:r>
       <w:r>
         <w:rPr>
-          <w:rFonts w:hint="eastAsia"/>
+          <w:rFonts w:hint="eastAsia" w:eastAsia="黑体"/>
         </w:rPr>
         <w:t xml:space="preserve">SCR1～SCR4（单相全控桥）或带续流二极管的混合桥构成整流桥臂，配合由比较器与同步驱动组成的触发控制电路（编号</w:t>
       </w:r>
       <w:r>
+        <w:rPr>
+          <w:rFonts w:eastAsia="黑体"/>
+        </w:rPr>
         <w:t xml:space="preserve"> </w:t>
       </w:r>
       <w:r>
         <w:rPr>
-          <w:rFonts w:hint="eastAsia"/>
+          <w:rFonts w:hint="eastAsia" w:eastAsia="黑体"/>
         </w:rPr>
         <w:t xml:space="preserve">IC1）。关键节点有：交流相线节点</w:t>
       </w:r>
       <w:r>
+        <w:rPr>
+          <w:rFonts w:eastAsia="黑体"/>
+        </w:rPr>
         <w:t xml:space="preserve"> A </w:t>
       </w:r>
       <w:r>
         <w:rPr>
-          <w:rFonts w:hint="eastAsia"/>
+          <w:rFonts w:hint="eastAsia" w:eastAsia="黑体"/>
         </w:rPr>
         <w:t xml:space="preserve">与交流中线节点</w:t>
       </w:r>
       <w:r>
+        <w:rPr>
+          <w:rFonts w:eastAsia="黑体"/>
+        </w:rPr>
         <w:t xml:space="preserve"> </w:t>
       </w:r>
       <w:r>
         <w:rPr>
-          <w:rFonts w:hint="eastAsia"/>
+          <w:rFonts w:hint="eastAsia" w:eastAsia="黑体"/>
         </w:rPr>
         <w:t xml:space="preserve">N（接交流输入的两端）、直流正输出节点</w:t>
       </w:r>
       <w:r>
+        <w:rPr>
+          <w:rFonts w:eastAsia="黑体"/>
+        </w:rPr>
         <w:t xml:space="preserve"> </w:t>
       </w:r>
       <w:r>
         <w:rPr>
-          <w:rFonts w:hint="eastAsia"/>
+          <w:rFonts w:hint="eastAsia" w:eastAsia="黑体"/>
         </w:rPr>
         <w:t xml:space="preserve">P、直流负输出节点</w:t>
       </w:r>
       <w:r>
+        <w:rPr>
+          <w:rFonts w:eastAsia="黑体"/>
+        </w:rPr>
         <w:t xml:space="preserve"> </w:t>
       </w:r>
       <w:r>
         <w:rPr>
-          <w:rFonts w:hint="eastAsia"/>
+          <w:rFonts w:hint="eastAsia" w:eastAsia="黑体"/>
         </w:rPr>
         <w:t xml:space="preserve">N₁（桥的公共负端，通常与负载负端及续流应用中的地相连），以及各</w:t>
       </w:r>
       <w:r>
+        <w:rPr>
+          <w:rFonts w:eastAsia="黑体"/>
+        </w:rPr>
         <w:t xml:space="preserve"> SCR </w:t>
       </w:r>
       <w:r>
         <w:rPr>
-          <w:rFonts w:hint="eastAsia"/>
+          <w:rFonts w:hint="eastAsia" w:eastAsia="黑体"/>
         </w:rPr>
         <w:t xml:space="preserve">的门极节点</w:t>
       </w:r>
       <w:r>
+        <w:rPr>
+          <w:rFonts w:eastAsia="黑体"/>
+        </w:rPr>
         <w:t xml:space="preserve"> </w:t>
       </w:r>
       <m:oMath>
@@ -148,43 +172,55 @@
       </m:oMath>
       <w:r>
         <w:rPr>
-          <w:rFonts w:hint="eastAsia"/>
+          <w:rFonts w:hint="eastAsia" w:eastAsia="黑体"/>
         </w:rPr>
         <w:t xml:space="preserve">。节点</w:t>
       </w:r>
       <w:r>
+        <w:rPr>
+          <w:rFonts w:eastAsia="黑体"/>
+        </w:rPr>
         <w:t xml:space="preserve"> P </w:t>
       </w:r>
       <w:r>
         <w:rPr>
-          <w:rFonts w:hint="eastAsia"/>
+          <w:rFonts w:hint="eastAsia" w:eastAsia="黑体"/>
         </w:rPr>
         <w:t xml:space="preserve">由桥的交流正端经整流引出，节点</w:t>
       </w:r>
       <w:r>
+        <w:rPr>
+          <w:rFonts w:eastAsia="黑体"/>
+        </w:rPr>
         <w:t xml:space="preserve"> N₁ </w:t>
       </w:r>
       <w:r>
         <w:rPr>
-          <w:rFonts w:hint="eastAsia"/>
+          <w:rFonts w:hint="eastAsia" w:eastAsia="黑体"/>
         </w:rPr>
         <w:t xml:space="preserve">为桥的另一公共端，负载跨接在</w:t>
       </w:r>
       <w:r>
+        <w:rPr>
+          <w:rFonts w:eastAsia="黑体"/>
+        </w:rPr>
         <w:t xml:space="preserve"> P </w:t>
       </w:r>
       <w:r>
         <w:rPr>
-          <w:rFonts w:hint="eastAsia"/>
+          <w:rFonts w:hint="eastAsia" w:eastAsia="黑体"/>
         </w:rPr>
         <w:t xml:space="preserve">与</w:t>
       </w:r>
       <w:r>
+        <w:rPr>
+          <w:rFonts w:eastAsia="黑体"/>
+        </w:rPr>
         <w:t xml:space="preserve"> N₁ </w:t>
       </w:r>
       <w:r>
         <w:rPr>
-          <w:rFonts w:hint="eastAsia"/>
+          <w:rFonts w:hint="eastAsia" w:eastAsia="黑体"/>
         </w:rPr>
         <w:t xml:space="preserve">之间。</w:t>
       </w:r>
@@ -193,124 +229,163 @@
       <w:pPr/>
       <w:r>
         <w:rPr>
-          <w:rFonts w:hint="eastAsia"/>
+          <w:rFonts w:hint="eastAsia" w:eastAsia="黑体"/>
         </w:rPr>
         <w:t xml:space="preserve">各元件管脚连接：SCR1</w:t>
       </w:r>
       <w:r>
+        <w:rPr>
+          <w:rFonts w:eastAsia="黑体"/>
+        </w:rPr>
         <w:t xml:space="preserve"> </w:t>
       </w:r>
       <w:r>
         <w:rPr>
-          <w:rFonts w:hint="eastAsia"/>
+          <w:rFonts w:hint="eastAsia" w:eastAsia="黑体"/>
         </w:rPr>
         <w:t xml:space="preserve">阳极接交流节点</w:t>
       </w:r>
       <w:r>
+        <w:rPr>
+          <w:rFonts w:eastAsia="黑体"/>
+        </w:rPr>
         <w:t xml:space="preserve"> </w:t>
       </w:r>
       <w:r>
         <w:rPr>
-          <w:rFonts w:hint="eastAsia"/>
+          <w:rFonts w:hint="eastAsia" w:eastAsia="黑体"/>
         </w:rPr>
         <w:t xml:space="preserve">A、阴极接节点</w:t>
       </w:r>
       <w:r>
+        <w:rPr>
+          <w:rFonts w:eastAsia="黑体"/>
+        </w:rPr>
         <w:t xml:space="preserve"> </w:t>
       </w:r>
       <w:r>
         <w:rPr>
-          <w:rFonts w:hint="eastAsia"/>
+          <w:rFonts w:hint="eastAsia" w:eastAsia="黑体"/>
         </w:rPr>
         <w:t xml:space="preserve">P；SCR2</w:t>
       </w:r>
       <w:r>
+        <w:rPr>
+          <w:rFonts w:eastAsia="黑体"/>
+        </w:rPr>
         <w:t xml:space="preserve"> </w:t>
       </w:r>
       <w:r>
         <w:rPr>
-          <w:rFonts w:hint="eastAsia"/>
+          <w:rFonts w:hint="eastAsia" w:eastAsia="黑体"/>
         </w:rPr>
         <w:t xml:space="preserve">阳极接节点</w:t>
       </w:r>
       <w:r>
+        <w:rPr>
+          <w:rFonts w:eastAsia="黑体"/>
+        </w:rPr>
         <w:t xml:space="preserve"> </w:t>
       </w:r>
       <w:r>
         <w:rPr>
-          <w:rFonts w:hint="eastAsia"/>
+          <w:rFonts w:hint="eastAsia" w:eastAsia="黑体"/>
         </w:rPr>
         <w:t xml:space="preserve">P、阴极接交流节点</w:t>
       </w:r>
       <w:r>
+        <w:rPr>
+          <w:rFonts w:eastAsia="黑体"/>
+        </w:rPr>
         <w:t xml:space="preserve"> </w:t>
       </w:r>
       <w:r>
         <w:rPr>
-          <w:rFonts w:hint="eastAsia"/>
+          <w:rFonts w:hint="eastAsia" w:eastAsia="黑体"/>
         </w:rPr>
         <w:t xml:space="preserve">N；SCR3</w:t>
       </w:r>
       <w:r>
+        <w:rPr>
+          <w:rFonts w:eastAsia="黑体"/>
+        </w:rPr>
         <w:t xml:space="preserve"> </w:t>
       </w:r>
       <w:r>
         <w:rPr>
-          <w:rFonts w:hint="eastAsia"/>
+          <w:rFonts w:hint="eastAsia" w:eastAsia="黑体"/>
         </w:rPr>
         <w:t xml:space="preserve">阳极接交流节点</w:t>
       </w:r>
       <w:r>
+        <w:rPr>
+          <w:rFonts w:eastAsia="黑体"/>
+        </w:rPr>
         <w:t xml:space="preserve"> </w:t>
       </w:r>
       <w:r>
         <w:rPr>
-          <w:rFonts w:hint="eastAsia"/>
+          <w:rFonts w:hint="eastAsia" w:eastAsia="黑体"/>
         </w:rPr>
         <w:t xml:space="preserve">N、阴极接节点</w:t>
       </w:r>
       <w:r>
+        <w:rPr>
+          <w:rFonts w:eastAsia="黑体"/>
+        </w:rPr>
         <w:t xml:space="preserve"> </w:t>
       </w:r>
       <w:r>
         <w:rPr>
-          <w:rFonts w:hint="eastAsia"/>
+          <w:rFonts w:hint="eastAsia" w:eastAsia="黑体"/>
         </w:rPr>
         <w:t xml:space="preserve">N₁；SCR4</w:t>
       </w:r>
       <w:r>
+        <w:rPr>
+          <w:rFonts w:eastAsia="黑体"/>
+        </w:rPr>
         <w:t xml:space="preserve"> </w:t>
       </w:r>
       <w:r>
         <w:rPr>
-          <w:rFonts w:hint="eastAsia"/>
+          <w:rFonts w:hint="eastAsia" w:eastAsia="黑体"/>
         </w:rPr>
         <w:t xml:space="preserve">阳极接节点</w:t>
       </w:r>
       <w:r>
+        <w:rPr>
+          <w:rFonts w:eastAsia="黑体"/>
+        </w:rPr>
         <w:t xml:space="preserve"> </w:t>
       </w:r>
       <w:r>
         <w:rPr>
-          <w:rFonts w:hint="eastAsia"/>
+          <w:rFonts w:hint="eastAsia" w:eastAsia="黑体"/>
         </w:rPr>
         <w:t xml:space="preserve">N₁、阴极接交流节点</w:t>
       </w:r>
       <w:r>
+        <w:rPr>
+          <w:rFonts w:eastAsia="黑体"/>
+        </w:rPr>
         <w:t xml:space="preserve"> </w:t>
       </w:r>
       <w:r>
         <w:rPr>
-          <w:rFonts w:hint="eastAsia"/>
+          <w:rFonts w:hint="eastAsia" w:eastAsia="黑体"/>
         </w:rPr>
         <w:t xml:space="preserve">A。四只</w:t>
       </w:r>
       <w:r>
+        <w:rPr>
+          <w:rFonts w:eastAsia="黑体"/>
+        </w:rPr>
         <w:t xml:space="preserve"> SCR </w:t>
       </w:r>
       <w:r>
         <w:rPr>
-          <w:rFonts w:hint="eastAsia"/>
+          <w:rFonts w:hint="eastAsia" w:eastAsia="黑体"/>
         </w:rPr>
         <w:t xml:space="preserve">的门极（</w:t>
       </w:r>
@@ -330,7 +405,7 @@
       </m:oMath>
       <w:r>
         <w:rPr>
-          <w:rFonts w:hint="eastAsia"/>
+          <w:rFonts w:hint="eastAsia" w:eastAsia="黑体"/>
         </w:rPr>
         <w:t xml:space="preserve">～</w:t>
       </w:r>
@@ -350,52 +425,67 @@
       </m:oMath>
       <w:r>
         <w:rPr>
-          <w:rFonts w:hint="eastAsia"/>
+          <w:rFonts w:hint="eastAsia" w:eastAsia="黑体"/>
         </w:rPr>
         <w:t xml:space="preserve">）分别由触发控制电路</w:t>
       </w:r>
       <w:r>
+        <w:rPr>
+          <w:rFonts w:eastAsia="黑体"/>
+        </w:rPr>
         <w:t xml:space="preserve"> IC1 </w:t>
       </w:r>
       <w:r>
         <w:rPr>
-          <w:rFonts w:hint="eastAsia"/>
+          <w:rFonts w:hint="eastAsia" w:eastAsia="黑体"/>
         </w:rPr>
         <w:t xml:space="preserve">的对应门极驱动端经隔离/限流电阻引出，IC1</w:t>
       </w:r>
       <w:r>
+        <w:rPr>
+          <w:rFonts w:eastAsia="黑体"/>
+        </w:rPr>
         <w:t xml:space="preserve"> </w:t>
       </w:r>
       <w:r>
         <w:rPr>
-          <w:rFonts w:hint="eastAsia"/>
+          <w:rFonts w:hint="eastAsia" w:eastAsia="黑体"/>
         </w:rPr>
         <w:t xml:space="preserve">的输入端取自交流电压的同步过零信号，其公共地接桥的负端节点</w:t>
       </w:r>
       <w:r>
+        <w:rPr>
+          <w:rFonts w:eastAsia="黑体"/>
+        </w:rPr>
         <w:t xml:space="preserve"> </w:t>
       </w:r>
       <w:r>
         <w:rPr>
-          <w:rFonts w:hint="eastAsia"/>
+          <w:rFonts w:hint="eastAsia" w:eastAsia="黑体"/>
         </w:rPr>
         <w:t xml:space="preserve">N₁。负载（通常为感性负载并带续流回路）接在</w:t>
       </w:r>
       <w:r>
+        <w:rPr>
+          <w:rFonts w:eastAsia="黑体"/>
+        </w:rPr>
         <w:t xml:space="preserve"> P </w:t>
       </w:r>
       <w:r>
         <w:rPr>
-          <w:rFonts w:hint="eastAsia"/>
+          <w:rFonts w:hint="eastAsia" w:eastAsia="黑体"/>
         </w:rPr>
         <w:t xml:space="preserve">与</w:t>
       </w:r>
       <w:r>
+        <w:rPr>
+          <w:rFonts w:eastAsia="黑体"/>
+        </w:rPr>
         <w:t xml:space="preserve"> N₁ </w:t>
       </w:r>
       <w:r>
         <w:rPr>
-          <w:rFonts w:hint="eastAsia"/>
+          <w:rFonts w:hint="eastAsia" w:eastAsia="黑体"/>
         </w:rPr>
         <w:t xml:space="preserve">之间。</w:t>
       </w:r>
@@ -404,20 +494,26 @@
       <w:pPr/>
       <w:r>
         <w:rPr>
-          <w:rFonts w:hint="eastAsia"/>
+          <w:rFonts w:hint="eastAsia" w:eastAsia="黑体"/>
         </w:rPr>
         <w:t xml:space="preserve">组态上这是一个由晶闸管构成的单相全控（或半控）相控整流桥，通过改变各</w:t>
       </w:r>
       <w:r>
+        <w:rPr>
+          <w:rFonts w:eastAsia="黑体"/>
+        </w:rPr>
         <w:t xml:space="preserve"> SCR </w:t>
       </w:r>
       <w:r>
         <w:rPr>
-          <w:rFonts w:hint="eastAsia"/>
+          <w:rFonts w:hint="eastAsia" w:eastAsia="黑体"/>
         </w:rPr>
         <w:t xml:space="preserve">门极触发脉冲相对输入过零点的相位角</w:t>
       </w:r>
       <w:r>
+        <w:rPr>
+          <w:rFonts w:eastAsia="黑体"/>
+        </w:rPr>
         <w:t xml:space="preserve"> </w:t>
       </w:r>
       <m:oMath>
@@ -426,11 +522,14 @@
         </m:r>
       </m:oMath>
       <w:r>
+        <w:rPr>
+          <w:rFonts w:eastAsia="黑体"/>
+        </w:rPr>
         <w:t xml:space="preserve"> </w:t>
       </w:r>
       <w:r>
         <w:rPr>
-          <w:rFonts w:hint="eastAsia"/>
+          <w:rFonts w:hint="eastAsia" w:eastAsia="黑体"/>
         </w:rPr>
         <w:t xml:space="preserve">来调节输出直流平均电压，是可调直流电源的核心拓扑。</w:t>
       </w:r>
@@ -443,7 +542,7 @@
       </w:pPr>
       <w:r>
         <w:rPr>
-          <w:rFonts w:hint="eastAsia"/>
+          <w:rFonts w:hint="eastAsia" w:eastAsia="黑体"/>
         </w:rPr>
         <w:t xml:space="preserve">工作原理</w:t>
       </w:r>
@@ -454,11 +553,14 @@
       </w:pPr>
       <w:r>
         <w:rPr>
-          <w:rFonts w:hint="eastAsia"/>
+          <w:rFonts w:hint="eastAsia" w:eastAsia="黑体"/>
         </w:rPr>
         <w:t xml:space="preserve">晶闸管在正向电压下不导通，需在门极施加触发脉冲才导通，且导通后靠阳极电流维持；电流过零时自然关断。改变触发脉冲相对波形过零点的相位（触发角</w:t>
       </w:r>
       <w:r>
+        <w:rPr>
+          <w:rFonts w:eastAsia="黑体"/>
+        </w:rPr>
         <w:t xml:space="preserve"> </w:t>
       </w:r>
       <m:oMath>
@@ -468,7 +570,7 @@
       </m:oMath>
       <w:r>
         <w:rPr>
-          <w:rFonts w:hint="eastAsia"/>
+          <w:rFonts w:hint="eastAsia" w:eastAsia="黑体"/>
         </w:rPr>
         <w:t xml:space="preserve">），即可改变每个半周期内导通的电角度，从而调节输出直流平均电压。</w:t>
       </w:r>
@@ -481,7 +583,7 @@
       </w:pPr>
       <w:r>
         <w:rPr>
-          <w:rFonts w:hint="eastAsia"/>
+          <w:rFonts w:hint="eastAsia" w:eastAsia="黑体"/>
         </w:rPr>
         <w:t xml:space="preserve">关键计算公式</w:t>
       </w:r>
@@ -495,7 +597,7 @@
       </w:pPr>
       <w:r>
         <w:rPr>
-          <w:rFonts w:hint="eastAsia"/>
+          <w:rFonts w:hint="eastAsia" w:eastAsia="黑体"/>
         </w:rPr>
         <w:t xml:space="preserve">输出平均电压（单相全控桥，大电感负载、电流连续）：</w:t>
       </w:r>
@@ -579,7 +681,7 @@
       </w:pPr>
       <w:r>
         <w:rPr>
-          <w:rFonts w:hint="eastAsia"/>
+          <w:rFonts w:hint="eastAsia" w:eastAsia="黑体"/>
         </w:rPr>
         <w:t xml:space="preserve">输出平均电压（单相半控桥，带续流二极管）：</w:t>
       </w:r>
@@ -681,7 +783,7 @@
       </w:pPr>
       <w:r>
         <w:rPr>
-          <w:rFonts w:hint="eastAsia"/>
+          <w:rFonts w:hint="eastAsia" w:eastAsia="黑体"/>
         </w:rPr>
         <w:t xml:space="preserve">输出直流电流：</w:t>
       </w:r>
@@ -765,7 +867,7 @@
       </w:pPr>
       <w:r>
         <w:rPr>
-          <w:rFonts w:hint="eastAsia"/>
+          <w:rFonts w:hint="eastAsia" w:eastAsia="黑体"/>
         </w:rPr>
         <w:t xml:space="preserve">三相全控桥平均电压：</w:t>
       </w:r>
@@ -882,7 +984,7 @@
             </w:pPr>
             <w:r>
               <w:rPr>
-                <w:rFonts w:hint="eastAsia"/>
+                <w:rFonts w:hint="eastAsia" w:eastAsia="黑体"/>
               </w:rPr>
               <w:t xml:space="preserve">符号</w:t>
             </w:r>
@@ -896,7 +998,7 @@
             </w:pPr>
             <w:r>
               <w:rPr>
-                <w:rFonts w:hint="eastAsia"/>
+                <w:rFonts w:hint="eastAsia" w:eastAsia="黑体"/>
               </w:rPr>
               <w:t xml:space="preserve">含义</w:t>
             </w:r>
@@ -910,7 +1012,7 @@
             </w:pPr>
             <w:r>
               <w:rPr>
-                <w:rFonts w:hint="eastAsia"/>
+                <w:rFonts w:hint="eastAsia" w:eastAsia="黑体"/>
               </w:rPr>
               <w:t xml:space="preserve">单位</w:t>
             </w:r>
@@ -939,6 +1041,9 @@
               </m:sSub>
             </m:oMath>
             <w:r>
+              <w:rPr>
+                <w:rFonts w:eastAsia="黑体"/>
+              </w:rPr>
               <w:t xml:space="preserve">​</w:t>
             </w:r>
           </w:p>
@@ -951,7 +1056,7 @@
             </w:pPr>
             <w:r>
               <w:rPr>
-                <w:rFonts w:hint="eastAsia"/>
+                <w:rFonts w:hint="eastAsia" w:eastAsia="黑体"/>
               </w:rPr>
               <w:t xml:space="preserve">相电压峰值</w:t>
             </w:r>
@@ -964,6 +1069,9 @@
               <w:pStyle w:val="Compact"/>
             </w:pPr>
             <w:r>
+              <w:rPr>
+                <w:rFonts w:eastAsia="黑体"/>
+              </w:rPr>
               <w:t xml:space="preserve">V</w:t>
             </w:r>
           </w:p>
@@ -994,6 +1102,9 @@
               </m:sSub>
             </m:oMath>
             <w:r>
+              <w:rPr>
+                <w:rFonts w:eastAsia="黑体"/>
+              </w:rPr>
               <w:t xml:space="preserve">​</w:t>
             </w:r>
           </w:p>
@@ -1006,7 +1117,7 @@
             </w:pPr>
             <w:r>
               <w:rPr>
-                <w:rFonts w:hint="eastAsia"/>
+                <w:rFonts w:hint="eastAsia" w:eastAsia="黑体"/>
               </w:rPr>
               <w:t xml:space="preserve">输出平均电压</w:t>
             </w:r>
@@ -1019,6 +1130,9 @@
               <w:pStyle w:val="Compact"/>
             </w:pPr>
             <w:r>
+              <w:rPr>
+                <w:rFonts w:eastAsia="黑体"/>
+              </w:rPr>
               <w:t xml:space="preserve">V</w:t>
             </w:r>
           </w:p>
@@ -1037,6 +1151,9 @@
               </m:r>
             </m:oMath>
             <w:r>
+              <w:rPr>
+                <w:rFonts w:eastAsia="黑体"/>
+              </w:rPr>
               <w:t xml:space="preserve">​</w:t>
             </w:r>
           </w:p>
@@ -1049,7 +1166,7 @@
             </w:pPr>
             <w:r>
               <w:rPr>
-                <w:rFonts w:hint="eastAsia"/>
+                <w:rFonts w:hint="eastAsia" w:eastAsia="黑体"/>
               </w:rPr>
               <w:t xml:space="preserve">触发角</w:t>
             </w:r>
@@ -1062,15 +1179,21 @@
               <w:pStyle w:val="Compact"/>
             </w:pPr>
             <w:r>
+              <w:rPr>
+                <w:rFonts w:eastAsia="黑体"/>
+              </w:rPr>
               <w:t xml:space="preserve">rad </w:t>
             </w:r>
             <w:r>
               <w:rPr>
-                <w:rFonts w:hint="eastAsia"/>
+                <w:rFonts w:hint="eastAsia" w:eastAsia="黑体"/>
               </w:rPr>
               <w:t xml:space="preserve">或</w:t>
             </w:r>
             <w:r>
+              <w:rPr>
+                <w:rFonts w:eastAsia="黑体"/>
+              </w:rPr>
               <w:t xml:space="preserve"> °</w:t>
             </w:r>
           </w:p>
@@ -1098,6 +1221,9 @@
               </m:sSub>
             </m:oMath>
             <w:r>
+              <w:rPr>
+                <w:rFonts w:eastAsia="黑体"/>
+              </w:rPr>
               <w:t xml:space="preserve">​</w:t>
             </w:r>
           </w:p>
@@ -1110,7 +1236,7 @@
             </w:pPr>
             <w:r>
               <w:rPr>
-                <w:rFonts w:hint="eastAsia"/>
+                <w:rFonts w:hint="eastAsia" w:eastAsia="黑体"/>
               </w:rPr>
               <w:t xml:space="preserve">负载电阻</w:t>
             </w:r>
@@ -1123,6 +1249,9 @@
               <w:pStyle w:val="Compact"/>
             </w:pPr>
             <w:r>
+              <w:rPr>
+                <w:rFonts w:eastAsia="黑体"/>
+              </w:rPr>
               <w:t xml:space="preserve">Ω</w:t>
             </w:r>
           </w:p>
@@ -1153,6 +1282,9 @@
               </m:sSub>
             </m:oMath>
             <w:r>
+              <w:rPr>
+                <w:rFonts w:eastAsia="黑体"/>
+              </w:rPr>
               <w:t xml:space="preserve">​</w:t>
             </w:r>
           </w:p>
@@ -1165,7 +1297,7 @@
             </w:pPr>
             <w:r>
               <w:rPr>
-                <w:rFonts w:hint="eastAsia"/>
+                <w:rFonts w:hint="eastAsia" w:eastAsia="黑体"/>
               </w:rPr>
               <w:t xml:space="preserve">输出平均电流</w:t>
             </w:r>
@@ -1178,6 +1310,9 @@
               <w:pStyle w:val="Compact"/>
             </w:pPr>
             <w:r>
+              <w:rPr>
+                <w:rFonts w:eastAsia="黑体"/>
+              </w:rPr>
               <w:t xml:space="preserve">A</w:t>
             </w:r>
           </w:p>
@@ -1192,7 +1327,7 @@
       </w:pPr>
       <w:r>
         <w:rPr>
-          <w:rFonts w:hint="eastAsia"/>
+          <w:rFonts w:hint="eastAsia" w:eastAsia="黑体"/>
         </w:rPr>
         <w:t xml:space="preserve">元件调整影响</w:t>
       </w:r>
@@ -1207,7 +1342,7 @@
       </w:pPr>
       <w:r>
         <w:rPr>
-          <w:rFonts w:hint="eastAsia"/>
+          <w:rFonts w:hint="eastAsia" w:eastAsia="黑体"/>
           <w:b/>
           <w:bCs/>
         </w:rPr>
@@ -1215,6 +1350,7 @@
       </w:r>
       <w:r>
         <w:rPr>
+          <w:rFonts w:eastAsia="黑体"/>
           <w:b/>
           <w:bCs/>
         </w:rPr>
@@ -1227,6 +1363,7 @@
       </m:oMath>
       <w:r>
         <w:rPr>
+          <w:rFonts w:eastAsia="黑体"/>
           <w:b/>
           <w:bCs/>
         </w:rPr>
@@ -1234,19 +1371,28 @@
       </w:r>
       <w:r>
         <w:rPr>
-          <w:rFonts w:hint="eastAsia"/>
+          <w:rFonts w:hint="eastAsia" w:eastAsia="黑体"/>
           <w:b/>
           <w:bCs/>
         </w:rPr>
         <w:t xml:space="preserve">增大</w:t>
       </w:r>
       <w:r>
+        <w:rPr>
+          <w:rFonts w:eastAsia="黑体"/>
+        </w:rPr>
         <w:t xml:space="preserve"> </w:t>
       </w:r>
       <w:r>
+        <w:rPr>
+          <w:rFonts w:eastAsia="黑体"/>
+        </w:rPr>
         <w:t xml:space="preserve">→</w:t>
       </w:r>
       <w:r>
+        <w:rPr>
+          <w:rFonts w:eastAsia="黑体"/>
+        </w:rPr>
         <w:t xml:space="preserve"> </w:t>
       </w:r>
       <m:oMath>
@@ -1267,15 +1413,21 @@
         </m:sSub>
       </m:oMath>
       <w:r>
+        <w:rPr>
+          <w:rFonts w:eastAsia="黑体"/>
+        </w:rPr>
         <w:t xml:space="preserve"> </w:t>
       </w:r>
       <w:r>
         <w:rPr>
-          <w:rFonts w:hint="eastAsia"/>
+          <w:rFonts w:hint="eastAsia" w:eastAsia="黑体"/>
         </w:rPr>
         <w:t xml:space="preserve">按</w:t>
       </w:r>
       <w:r>
+        <w:rPr>
+          <w:rFonts w:eastAsia="黑体"/>
+        </w:rPr>
         <w:t xml:space="preserve"> </w:t>
       </w:r>
       <m:oMath>
@@ -1290,11 +1442,14 @@
         </m:r>
       </m:oMath>
       <w:r>
+        <w:rPr>
+          <w:rFonts w:eastAsia="黑体"/>
+        </w:rPr>
         <w:t xml:space="preserve"> </w:t>
       </w:r>
       <w:r>
         <w:rPr>
-          <w:rFonts w:hint="eastAsia"/>
+          <w:rFonts w:hint="eastAsia" w:eastAsia="黑体"/>
         </w:rPr>
         <w:t xml:space="preserve">减小，输出功率下降、功率因数变差。</w:t>
       </w:r>
@@ -1309,7 +1464,7 @@
       </w:pPr>
       <w:r>
         <w:rPr>
-          <w:rFonts w:hint="eastAsia"/>
+          <w:rFonts w:hint="eastAsia" w:eastAsia="黑体"/>
           <w:b/>
           <w:bCs/>
         </w:rPr>
@@ -1317,6 +1472,7 @@
       </w:r>
       <w:r>
         <w:rPr>
+          <w:rFonts w:eastAsia="黑体"/>
           <w:b/>
           <w:bCs/>
         </w:rPr>
@@ -1329,6 +1485,7 @@
       </m:oMath>
       <w:r>
         <w:rPr>
+          <w:rFonts w:eastAsia="黑体"/>
           <w:b/>
           <w:bCs/>
         </w:rPr>
@@ -1336,21 +1493,27 @@
       </w:r>
       <w:r>
         <w:rPr>
-          <w:rFonts w:hint="eastAsia"/>
+          <w:rFonts w:hint="eastAsia" w:eastAsia="黑体"/>
           <w:b/>
           <w:bCs/>
         </w:rPr>
         <w:t xml:space="preserve">减小</w:t>
       </w:r>
       <w:r>
+        <w:rPr>
+          <w:rFonts w:eastAsia="黑体"/>
+        </w:rPr>
         <w:t xml:space="preserve"> </w:t>
       </w:r>
       <w:r>
+        <w:rPr>
+          <w:rFonts w:eastAsia="黑体"/>
+        </w:rPr>
         <w:t xml:space="preserve">→ </w:t>
       </w:r>
       <w:r>
         <w:rPr>
-          <w:rFonts w:hint="eastAsia"/>
+          <w:rFonts w:hint="eastAsia" w:eastAsia="黑体"/>
         </w:rPr>
         <w:t xml:space="preserve">输出电压升高、接近不可控整流的峰值直流。</w:t>
       </w:r>
@@ -1365,7 +1528,7 @@
       </w:pPr>
       <w:r>
         <w:rPr>
-          <w:rFonts w:hint="eastAsia"/>
+          <w:rFonts w:hint="eastAsia" w:eastAsia="黑体"/>
           <w:b/>
           <w:bCs/>
         </w:rPr>
@@ -1387,6 +1550,7 @@
       </m:oMath>
       <w:r>
         <w:rPr>
+          <w:rFonts w:eastAsia="黑体"/>
           <w:b/>
           <w:bCs/>
         </w:rPr>
@@ -1394,21 +1558,27 @@
       </w:r>
       <w:r>
         <w:rPr>
-          <w:rFonts w:hint="eastAsia"/>
+          <w:rFonts w:hint="eastAsia" w:eastAsia="黑体"/>
           <w:b/>
           <w:bCs/>
         </w:rPr>
         <w:t xml:space="preserve">减小）</w:t>
       </w:r>
       <w:r>
+        <w:rPr>
+          <w:rFonts w:eastAsia="黑体"/>
+        </w:rPr>
         <w:t xml:space="preserve"> </w:t>
       </w:r>
       <w:r>
+        <w:rPr>
+          <w:rFonts w:eastAsia="黑体"/>
+        </w:rPr>
         <w:t xml:space="preserve">→ </w:t>
       </w:r>
       <w:r>
         <w:rPr>
-          <w:rFonts w:hint="eastAsia"/>
+          <w:rFonts w:hint="eastAsia" w:eastAsia="黑体"/>
         </w:rPr>
         <w:t xml:space="preserve">输出电流增大，电压内阻压降增大。</w:t>
       </w:r>
@@ -1423,7 +1593,7 @@
       </w:pPr>
       <w:r>
         <w:rPr>
-          <w:rFonts w:hint="eastAsia"/>
+          <w:rFonts w:hint="eastAsia" w:eastAsia="黑体"/>
         </w:rPr>
         <w:t xml:space="preserve">感性负载需设续流二极管，否则电流断续、控制特性变差。</w:t>
       </w:r>
@@ -1436,7 +1606,7 @@
       </w:pPr>
       <w:r>
         <w:rPr>
-          <w:rFonts w:hint="eastAsia"/>
+          <w:rFonts w:hint="eastAsia" w:eastAsia="黑体"/>
         </w:rPr>
         <w:t xml:space="preserve">典型参数示例</w:t>
       </w:r>
@@ -1451,7 +1621,7 @@
       </w:pPr>
       <w:r>
         <w:rPr>
-          <w:rFonts w:hint="eastAsia"/>
+          <w:rFonts w:hint="eastAsia" w:eastAsia="黑体"/>
         </w:rPr>
         <w:t xml:space="preserve">单相全控桥、</w:t>
       </w:r>
@@ -1490,16 +1660,19 @@
       </m:oMath>
       <w:r>
         <w:rPr>
-          <w:rFonts w:hint="eastAsia"/>
+          <w:rFonts w:hint="eastAsia" w:eastAsia="黑体"/>
         </w:rPr>
         <w:t xml:space="preserve">（220</w:t>
       </w:r>
       <w:r>
+        <w:rPr>
+          <w:rFonts w:eastAsia="黑体"/>
+        </w:rPr>
         <w:t xml:space="preserve"> V </w:t>
       </w:r>
       <w:r>
         <w:rPr>
-          <w:rFonts w:hint="eastAsia"/>
+          <w:rFonts w:hint="eastAsia" w:eastAsia="黑体"/>
         </w:rPr>
         <w:t xml:space="preserve">峰值）、</w:t>
       </w:r>
@@ -1525,7 +1698,7 @@
       </m:oMath>
       <w:r>
         <w:rPr>
-          <w:rFonts w:hint="eastAsia"/>
+          <w:rFonts w:hint="eastAsia" w:eastAsia="黑体"/>
         </w:rPr>
         <w:t xml:space="preserve">：</w:t>
       </w:r>
@@ -1605,6 +1778,9 @@
         </m:r>
       </m:oMath>
       <w:r>
+        <w:rPr>
+          <w:rFonts w:eastAsia="黑体"/>
+        </w:rPr>
         <w:t xml:space="preserve">。</w:t>
       </w:r>
     </w:p>
@@ -1618,11 +1794,14 @@
       </w:pPr>
       <w:r>
         <w:rPr>
-          <w:rFonts w:hint="eastAsia"/>
+          <w:rFonts w:hint="eastAsia" w:eastAsia="黑体"/>
         </w:rPr>
         <w:t xml:space="preserve">同桥</w:t>
       </w:r>
       <w:r>
+        <w:rPr>
+          <w:rFonts w:eastAsia="黑体"/>
+        </w:rPr>
         <w:t xml:space="preserve"> </w:t>
       </w:r>
       <m:oMath>
@@ -1647,7 +1826,7 @@
       </m:oMath>
       <w:r>
         <w:rPr>
-          <w:rFonts w:hint="eastAsia"/>
+          <w:rFonts w:hint="eastAsia" w:eastAsia="黑体"/>
         </w:rPr>
         <w:t xml:space="preserve">：</w:t>
       </w:r>
@@ -1716,7 +1895,7 @@
       </m:oMath>
       <w:r>
         <w:rPr>
-          <w:rFonts w:hint="eastAsia"/>
+          <w:rFonts w:hint="eastAsia" w:eastAsia="黑体"/>
         </w:rPr>
         <w:t xml:space="preserve">（最大平均电压）。</w:t>
       </w:r>
@@ -1729,7 +1908,7 @@
       </w:pPr>
       <w:r>
         <w:rPr>
-          <w:rFonts w:hint="eastAsia"/>
+          <w:rFonts w:hint="eastAsia" w:eastAsia="黑体"/>
         </w:rPr>
         <w:t xml:space="preserve">常见器件型号</w:t>
       </w:r>
@@ -1744,16 +1923,19 @@
       </w:pPr>
       <w:r>
         <w:rPr>
-          <w:rFonts w:hint="eastAsia"/>
+          <w:rFonts w:hint="eastAsia" w:eastAsia="黑体"/>
         </w:rPr>
         <w:t xml:space="preserve">晶闸管：BT151、BT136（双向）、2N6504、MCR100；功率型如</w:t>
       </w:r>
       <w:r>
+        <w:rPr>
+          <w:rFonts w:eastAsia="黑体"/>
+        </w:rPr>
         <w:t xml:space="preserve"> KP </w:t>
       </w:r>
       <w:r>
         <w:rPr>
-          <w:rFonts w:hint="eastAsia"/>
+          <w:rFonts w:hint="eastAsia" w:eastAsia="黑体"/>
         </w:rPr>
         <w:t xml:space="preserve">系列。</w:t>
       </w:r>
@@ -1768,7 +1950,7 @@
       </w:pPr>
       <w:r>
         <w:rPr>
-          <w:rFonts w:hint="eastAsia"/>
+          <w:rFonts w:hint="eastAsia" w:eastAsia="黑体"/>
         </w:rPr>
         <w:t xml:space="preserve">触发控制：TCA785、单片机/触发板。</w:t>
       </w:r>
@@ -1783,7 +1965,7 @@
       </w:pPr>
       <w:r>
         <w:rPr>
-          <w:rFonts w:hint="eastAsia"/>
+          <w:rFonts w:hint="eastAsia" w:eastAsia="黑体"/>
         </w:rPr>
         <w:t xml:space="preserve">常用：按需选型。</w:t>
       </w:r>
@@ -1796,7 +1978,7 @@
       </w:pPr>
       <w:r>
         <w:rPr>
-          <w:rFonts w:hint="eastAsia"/>
+          <w:rFonts w:hint="eastAsia" w:eastAsia="黑体"/>
         </w:rPr>
         <w:t xml:space="preserve">注意事项</w:t>
       </w:r>
@@ -1811,25 +1993,31 @@
       </w:pPr>
       <w:r>
         <w:rPr>
-          <w:rFonts w:hint="eastAsia"/>
+          <w:rFonts w:hint="eastAsia" w:eastAsia="黑体"/>
         </w:rPr>
         <w:t xml:space="preserve">晶闸管需满足</w:t>
       </w:r>
       <w:r>
+        <w:rPr>
+          <w:rFonts w:eastAsia="黑体"/>
+        </w:rPr>
         <w:t xml:space="preserve"> di/dt、dv/dt </w:t>
       </w:r>
       <w:r>
         <w:rPr>
-          <w:rFonts w:hint="eastAsia"/>
+          <w:rFonts w:hint="eastAsia" w:eastAsia="黑体"/>
         </w:rPr>
         <w:t xml:space="preserve">限制，防止误触发，常加</w:t>
       </w:r>
       <w:r>
+        <w:rPr>
+          <w:rFonts w:eastAsia="黑体"/>
+        </w:rPr>
         <w:t xml:space="preserve"> R-C </w:t>
       </w:r>
       <w:r>
         <w:rPr>
-          <w:rFonts w:hint="eastAsia"/>
+          <w:rFonts w:hint="eastAsia" w:eastAsia="黑体"/>
         </w:rPr>
         <w:t xml:space="preserve">吸收。</w:t>
       </w:r>
@@ -1844,7 +2032,7 @@
       </w:pPr>
       <w:r>
         <w:rPr>
-          <w:rFonts w:hint="eastAsia"/>
+          <w:rFonts w:hint="eastAsia" w:eastAsia="黑体"/>
         </w:rPr>
         <w:t xml:space="preserve">感性负载需续流二极管维持电流，避免电流断续。</w:t>
       </w:r>
@@ -1859,7 +2047,7 @@
       </w:pPr>
       <w:r>
         <w:rPr>
-          <w:rFonts w:hint="eastAsia"/>
+          <w:rFonts w:hint="eastAsia" w:eastAsia="黑体"/>
         </w:rPr>
         <w:t xml:space="preserve">深控（大触发角）时功率因数低、谐波大，需滤波与无功补偿。</w:t>
       </w:r>
@@ -1874,7 +2062,7 @@
       </w:pPr>
       <w:r>
         <w:rPr>
-          <w:rFonts w:hint="eastAsia"/>
+          <w:rFonts w:hint="eastAsia" w:eastAsia="黑体"/>
         </w:rPr>
         <w:t xml:space="preserve">触发电路需与主回路同步，确保触发相位准确。</w:t>
       </w:r>
@@ -1887,7 +2075,7 @@
       </w:pPr>
       <w:r>
         <w:rPr>
-          <w:rFonts w:hint="eastAsia"/>
+          <w:rFonts w:hint="eastAsia" w:eastAsia="黑体"/>
         </w:rPr>
         <w:t xml:space="preserve">参考资料</w:t>
       </w:r>
@@ -1901,6 +2089,9 @@
         </w:numPr>
       </w:pPr>
       <w:r>
+        <w:rPr>
+          <w:rFonts w:eastAsia="黑体"/>
+        </w:rPr>
         <w:t xml:space="preserve">Wikipedia: Thyristor / Phase-controlled rectifier。</w:t>
       </w:r>
     </w:p>
@@ -1914,7 +2105,7 @@
       </w:pPr>
       <w:r>
         <w:rPr>
-          <w:rFonts w:hint="eastAsia"/>
+          <w:rFonts w:hint="eastAsia" w:eastAsia="黑体"/>
         </w:rPr>
         <w:t xml:space="preserve">《电力电子技术》（王兆安、刘进军）。</w:t>
       </w:r>
@@ -1928,11 +2119,11 @@
       </w:pPr>
       <w:r>
         <w:rPr>
-          <w:rFonts w:ascii="Times New Roman" w:hAnsi="Times New Roman"/>
+          <w:rFonts w:ascii="Times New Roman" w:hAnsi="Times New Roman" w:eastAsia="黑体"/>
           <w:color w:val="555555"/>
           <w:sz w:val="21"/>
         </w:rPr>
-        <w:t>材料收集者：杜文杰</w:t>
+        <w:t>材料收集者：杜文杰，WX手机：19519196569，QQ:3478827729</w:t>
       </w:r>
     </w:p>
     <w:sectPr>
@@ -1952,7 +2143,7 @@
 </file>
 
 <file path=word/footer1.xml><?xml version="1.0" encoding="utf-8"?>
-<w:ftr xmlns:m="http://schemas.openxmlformats.org/officeDocument/2006/math" xmlns:mc="http://schemas.openxmlformats.org/markup-compatibility/2006" xmlns:mo="http://schemas.microsoft.com/office/mac/office/2008/main" xmlns:mv="urn:schemas-microsoft-com:mac:vml" xmlns:o="urn:schemas-microsoft-com:office:office" xmlns:r="http://schemas.openxmlformats.org/officeDocument/2006/relationships" xmlns:v="urn:schemas-microsoft-com:vml" xmlns:w10="urn:schemas-microsoft-com:office:word" xmlns:w14="http://schemas.microsoft.com/office/word/2010/wordml" xmlns:w="http://schemas.openxmlformats.org/wordprocessingml/2006/main" xmlns:wne="http://schemas.microsoft.com/office/word/2006/wordml" xmlns:wp14="http://schemas.microsoft.com/office/word/2010/wordprocessingDrawing" xmlns:wp="http://schemas.openxmlformats.org/drawingml/2006/wordprocessingDrawing" xmlns:wpc="http://schemas.microsoft.com/office/word/2010/wordprocessingCanvas" xmlns:wpg="http://schemas.microsoft.com/office/word/2010/wordprocessingGroup" xmlns:wpi="http://schemas.microsoft.com/office/word/2010/wordprocessingInk" xmlns:wps="http://schemas.microsoft.com/office/word/2010/wordprocessingShape" mc:Ignorable="w14 wp14">
+<w:ftr xmlns:mc="http://schemas.openxmlformats.org/markup-compatibility/2006" xmlns:w="http://schemas.openxmlformats.org/wordprocessingml/2006/main" xmlns:m="http://schemas.openxmlformats.org/officeDocument/2006/math" xmlns:mo="http://schemas.microsoft.com/office/mac/office/2008/main" xmlns:mv="urn:schemas-microsoft-com:mac:vml" xmlns:o="urn:schemas-microsoft-com:office:office" xmlns:r="http://schemas.openxmlformats.org/officeDocument/2006/relationships" xmlns:v="urn:schemas-microsoft-com:vml" xmlns:w10="urn:schemas-microsoft-com:office:word" xmlns:w14="http://schemas.microsoft.com/office/word/2010/wordml" xmlns:wne="http://schemas.microsoft.com/office/word/2006/wordml" xmlns:wp14="http://schemas.microsoft.com/office/word/2010/wordprocessingDrawing" xmlns:wp="http://schemas.openxmlformats.org/drawingml/2006/wordprocessingDrawing" xmlns:wpc="http://schemas.microsoft.com/office/word/2010/wordprocessingCanvas" xmlns:wpg="http://schemas.microsoft.com/office/word/2010/wordprocessingGroup" xmlns:wpi="http://schemas.microsoft.com/office/word/2010/wordprocessingInk" xmlns:wps="http://schemas.microsoft.com/office/word/2010/wordprocessingShape" mc:Ignorable="w14 wp14">
   <w:p>
     <w:pPr>
       <w:pStyle w:val="Footer"/>
@@ -1960,12 +2151,14 @@
     </w:pPr>
     <w:r>
       <w:rPr>
+        <w:rFonts w:eastAsia="黑体"/>
         <w:sz w:val="18"/>
       </w:rPr>
       <w:t xml:space="preserve">第 </w:t>
     </w:r>
     <w:r>
       <w:rPr>
+        <w:rFonts w:eastAsia="黑体"/>
         <w:sz w:val="18"/>
       </w:rPr>
       <w:fldChar w:fldCharType="begin"/>
@@ -1974,6 +2167,7 @@
     </w:r>
     <w:r>
       <w:rPr>
+        <w:rFonts w:eastAsia="黑体"/>
         <w:sz w:val="18"/>
       </w:rPr>
       <w:t xml:space="preserve"> 页</w:t>
@@ -1987,6 +2181,9 @@
   <w:footnote w:type="continuationSeparator" w:id="0">
     <w:p>
       <w:r>
+        <w:rPr>
+          <w:rFonts w:eastAsia="黑体"/>
+        </w:rPr>
         <w:continuationSeparator/>
       </w:r>
     </w:p>
@@ -1994,6 +2191,9 @@
   <w:footnote w:type="separator" w:id="-1">
     <w:p>
       <w:r>
+        <w:rPr>
+          <w:rFonts w:eastAsia="黑体"/>
+        </w:rPr>
         <w:separator/>
       </w:r>
     </w:p>
@@ -2002,7 +2202,7 @@
 </file>
 
 <file path=word/header1.xml><?xml version="1.0" encoding="utf-8"?>
-<w:hdr xmlns:m="http://schemas.openxmlformats.org/officeDocument/2006/math" xmlns:mc="http://schemas.openxmlformats.org/markup-compatibility/2006" xmlns:mo="http://schemas.microsoft.com/office/mac/office/2008/main" xmlns:mv="urn:schemas-microsoft-com:mac:vml" xmlns:o="urn:schemas-microsoft-com:office:office" xmlns:r="http://schemas.openxmlformats.org/officeDocument/2006/relationships" xmlns:v="urn:schemas-microsoft-com:vml" xmlns:w10="urn:schemas-microsoft-com:office:word" xmlns:w14="http://schemas.microsoft.com/office/word/2010/wordml" xmlns:w="http://schemas.openxmlformats.org/wordprocessingml/2006/main" xmlns:wne="http://schemas.microsoft.com/office/word/2006/wordml" xmlns:wp14="http://schemas.microsoft.com/office/word/2010/wordprocessingDrawing" xmlns:wp="http://schemas.openxmlformats.org/drawingml/2006/wordprocessingDrawing" xmlns:wpc="http://schemas.microsoft.com/office/word/2010/wordprocessingCanvas" xmlns:wpg="http://schemas.microsoft.com/office/word/2010/wordprocessingGroup" xmlns:wpi="http://schemas.microsoft.com/office/word/2010/wordprocessingInk" xmlns:wps="http://schemas.microsoft.com/office/word/2010/wordprocessingShape" mc:Ignorable="w14 wp14">
+<w:hdr xmlns:mc="http://schemas.openxmlformats.org/markup-compatibility/2006" xmlns:w="http://schemas.openxmlformats.org/wordprocessingml/2006/main" xmlns:m="http://schemas.openxmlformats.org/officeDocument/2006/math" xmlns:mo="http://schemas.microsoft.com/office/mac/office/2008/main" xmlns:mv="urn:schemas-microsoft-com:mac:vml" xmlns:o="urn:schemas-microsoft-com:office:office" xmlns:r="http://schemas.openxmlformats.org/officeDocument/2006/relationships" xmlns:v="urn:schemas-microsoft-com:vml" xmlns:w10="urn:schemas-microsoft-com:office:word" xmlns:w14="http://schemas.microsoft.com/office/word/2010/wordml" xmlns:wne="http://schemas.microsoft.com/office/word/2006/wordml" xmlns:wp14="http://schemas.microsoft.com/office/word/2010/wordprocessingDrawing" xmlns:wp="http://schemas.openxmlformats.org/drawingml/2006/wordprocessingDrawing" xmlns:wpc="http://schemas.microsoft.com/office/word/2010/wordprocessingCanvas" xmlns:wpg="http://schemas.microsoft.com/office/word/2010/wordprocessingGroup" xmlns:wpi="http://schemas.microsoft.com/office/word/2010/wordprocessingInk" xmlns:wps="http://schemas.microsoft.com/office/word/2010/wordprocessingShape" mc:Ignorable="w14 wp14">
   <w:p>
     <w:pPr>
       <w:pStyle w:val="Header"/>
@@ -2010,7 +2210,7 @@
     </w:pPr>
     <w:r>
       <w:rPr>
-        <w:rFonts w:ascii="Times New Roman" w:hAnsi="Times New Roman"/>
+        <w:rFonts w:ascii="Times New Roman" w:hAnsi="Times New Roman" w:eastAsia="黑体"/>
         <w:sz w:val="18"/>
         <w:rFonts w:eastAsia="黑体"/>
         <w:rFonts w:eastAsia="黑体"/>
@@ -2022,7 +2222,7 @@
 </file>
 
 <file path=word/numbering.xml><?xml version="1.0" encoding="utf-8"?>
-<w:numbering xmlns:m="http://schemas.openxmlformats.org/officeDocument/2006/math" xmlns:mc="http://schemas.openxmlformats.org/markup-compatibility/2006" xmlns:mo="http://schemas.microsoft.com/office/mac/office/2008/main" xmlns:mv="urn:schemas-microsoft-com:mac:vml" xmlns:o="urn:schemas-microsoft-com:office:office" xmlns:r="http://schemas.openxmlformats.org/officeDocument/2006/relationships" xmlns:v="urn:schemas-microsoft-com:vml" xmlns:w="http://schemas.openxmlformats.org/wordprocessingml/2006/main" xmlns:w10="urn:schemas-microsoft-com:office:word" xmlns:w14="http://schemas.microsoft.com/office/word/2010/wordml" xmlns:wne="http://schemas.microsoft.com/office/word/2006/wordml" xmlns:wp="http://schemas.openxmlformats.org/drawingml/2006/wordprocessingDrawing" xmlns:wp14="http://schemas.microsoft.com/office/word/2010/wordprocessingDrawing" xmlns:wpc="http://schemas.microsoft.com/office/word/2010/wordprocessingCanvas" xmlns:wpg="http://schemas.microsoft.com/office/word/2010/wordprocessingGroup" xmlns:wpi="http://schemas.microsoft.com/office/word/2010/wordprocessingInk" xmlns:wps="http://schemas.microsoft.com/office/word/2010/wordprocessingShape" mc:Ignorable="w14 wp14">
+<w:numbering xmlns:mc="http://schemas.openxmlformats.org/markup-compatibility/2006" xmlns:w="http://schemas.openxmlformats.org/wordprocessingml/2006/main" xmlns:m="http://schemas.openxmlformats.org/officeDocument/2006/math" xmlns:mo="http://schemas.microsoft.com/office/mac/office/2008/main" xmlns:mv="urn:schemas-microsoft-com:mac:vml" xmlns:o="urn:schemas-microsoft-com:office:office" xmlns:r="http://schemas.openxmlformats.org/officeDocument/2006/relationships" xmlns:v="urn:schemas-microsoft-com:vml" xmlns:w10="urn:schemas-microsoft-com:office:word" xmlns:w14="http://schemas.microsoft.com/office/word/2010/wordml" xmlns:wne="http://schemas.microsoft.com/office/word/2006/wordml" xmlns:wp="http://schemas.openxmlformats.org/drawingml/2006/wordprocessingDrawing" xmlns:wp14="http://schemas.microsoft.com/office/word/2010/wordprocessingDrawing" xmlns:wpc="http://schemas.microsoft.com/office/word/2010/wordprocessingCanvas" xmlns:wpg="http://schemas.microsoft.com/office/word/2010/wordprocessingGroup" xmlns:wpi="http://schemas.microsoft.com/office/word/2010/wordprocessingInk" xmlns:wps="http://schemas.microsoft.com/office/word/2010/wordprocessingShape" mc:Ignorable="w14 wp14">
   <w:abstractNum w:abstractNumId="0">
     <w:nsid w:val="FFFFFF7C"/>
     <w:multiLevelType w:val="singleLevel"/>
@@ -2109,7 +2309,7 @@
         <w:ind w:hanging="360" w:left="1440"/>
       </w:pPr>
       <w:rPr>
-        <w:rFonts w:ascii="Symbol" w:hAnsi="Symbol" w:hint="default"/>
+        <w:rFonts w:ascii="Symbol" w:hAnsi="Symbol" w:hint="default" w:eastAsia="黑体"/>
       </w:rPr>
     </w:lvl>
   </w:abstractNum>
@@ -2130,7 +2330,7 @@
         <w:ind w:hanging="360" w:left="1080"/>
       </w:pPr>
       <w:rPr>
-        <w:rFonts w:ascii="Symbol" w:hAnsi="Symbol" w:hint="default"/>
+        <w:rFonts w:ascii="Symbol" w:hAnsi="Symbol" w:hint="default" w:eastAsia="黑体"/>
       </w:rPr>
     </w:lvl>
   </w:abstractNum>
@@ -2151,7 +2351,7 @@
         <w:ind w:hanging="360" w:left="720"/>
       </w:pPr>
       <w:rPr>
-        <w:rFonts w:ascii="Symbol" w:hAnsi="Symbol" w:hint="default"/>
+        <w:rFonts w:ascii="Symbol" w:hAnsi="Symbol" w:hint="default" w:eastAsia="黑体"/>
       </w:rPr>
     </w:lvl>
   </w:abstractNum>
@@ -2190,7 +2390,7 @@
         <w:ind w:hanging="360" w:left="360"/>
       </w:pPr>
       <w:rPr>
-        <w:rFonts w:ascii="Symbol" w:hAnsi="Symbol" w:hint="default"/>
+        <w:rFonts w:ascii="Symbol" w:hAnsi="Symbol" w:hint="default" w:eastAsia="黑体"/>
       </w:rPr>
     </w:lvl>
   </w:abstractNum>
@@ -2281,7 +2481,7 @@
         <w:ind w:left="720" w:hanging="360"/>
       </w:pPr>
       <w:rPr>
-        <w:rFonts w:ascii="Symbol" w:hAnsi="Symbol" w:cs="Symbol" w:hint="default"/>
+        <w:rFonts w:ascii="Symbol" w:hAnsi="Symbol" w:cs="Symbol" w:hint="default" w:eastAsia="黑体"/>
       </w:rPr>
     </w:lvl>
     <w:lvl w:ilvl="1">
@@ -2292,7 +2492,7 @@
         <w:ind w:left="1440" w:hanging="360"/>
       </w:pPr>
       <w:rPr>
-        <w:rFonts w:ascii="Courier New" w:hAnsi="Courier New" w:cs="Courier New" w:hint="default"/>
+        <w:rFonts w:ascii="Courier New" w:hAnsi="Courier New" w:cs="Courier New" w:hint="default" w:eastAsia="黑体"/>
       </w:rPr>
     </w:lvl>
     <w:lvl w:ilvl="2">
@@ -2303,7 +2503,7 @@
         <w:ind w:left="2160" w:hanging="360"/>
       </w:pPr>
       <w:rPr>
-        <w:rFonts w:ascii="Wingdings" w:hAnsi="Wingdings" w:cs="Wingdings" w:hint="default"/>
+        <w:rFonts w:ascii="Wingdings" w:hAnsi="Wingdings" w:cs="Wingdings" w:hint="default" w:eastAsia="黑体"/>
       </w:rPr>
     </w:lvl>
     <w:lvl w:ilvl="3">
@@ -2314,7 +2514,7 @@
         <w:ind w:left="2880" w:hanging="360"/>
       </w:pPr>
       <w:rPr>
-        <w:rFonts w:ascii="Symbol" w:hAnsi="Symbol" w:cs="Symbol" w:hint="default"/>
+        <w:rFonts w:ascii="Symbol" w:hAnsi="Symbol" w:cs="Symbol" w:hint="default" w:eastAsia="黑体"/>
       </w:rPr>
     </w:lvl>
     <w:lvl w:ilvl="4">
@@ -2325,7 +2525,7 @@
         <w:ind w:left="3600" w:hanging="360"/>
       </w:pPr>
       <w:rPr>
-        <w:rFonts w:ascii="Courier New" w:hAnsi="Courier New" w:cs="Courier New" w:hint="default"/>
+        <w:rFonts w:ascii="Courier New" w:hAnsi="Courier New" w:cs="Courier New" w:hint="default" w:eastAsia="黑体"/>
       </w:rPr>
     </w:lvl>
     <w:lvl w:ilvl="5">
@@ -2336,7 +2536,7 @@
         <w:ind w:left="4320" w:hanging="360"/>
       </w:pPr>
       <w:rPr>
-        <w:rFonts w:ascii="Wingdings" w:hAnsi="Wingdings" w:cs="Wingdings" w:hint="default"/>
+        <w:rFonts w:ascii="Wingdings" w:hAnsi="Wingdings" w:cs="Wingdings" w:hint="default" w:eastAsia="黑体"/>
       </w:rPr>
     </w:lvl>
     <w:lvl w:ilvl="6">
@@ -2347,7 +2547,7 @@
         <w:ind w:left="5040" w:hanging="360"/>
       </w:pPr>
       <w:rPr>
-        <w:rFonts w:ascii="Symbol" w:hAnsi="Symbol" w:cs="Symbol" w:hint="default"/>
+        <w:rFonts w:ascii="Symbol" w:hAnsi="Symbol" w:cs="Symbol" w:hint="default" w:eastAsia="黑体"/>
       </w:rPr>
     </w:lvl>
     <w:lvl w:ilvl="7">
@@ -2358,7 +2558,7 @@
         <w:ind w:left="5760" w:hanging="360"/>
       </w:pPr>
       <w:rPr>
-        <w:rFonts w:ascii="Courier New" w:hAnsi="Courier New" w:cs="Courier New" w:hint="default"/>
+        <w:rFonts w:ascii="Courier New" w:hAnsi="Courier New" w:cs="Courier New" w:hint="default" w:eastAsia="黑体"/>
       </w:rPr>
     </w:lvl>
     <w:lvl w:ilvl="8">
@@ -2369,7 +2569,7 @@
         <w:ind w:left="6480" w:hanging="360"/>
       </w:pPr>
       <w:rPr>
-        <w:rFonts w:ascii="Wingdings" w:hAnsi="Wingdings" w:cs="Wingdings" w:hint="default"/>
+        <w:rFonts w:ascii="Wingdings" w:hAnsi="Wingdings" w:cs="Wingdings" w:hint="default" w:eastAsia="黑体"/>
       </w:rPr>
     </w:lvl>
   </w:abstractNum>
@@ -2425,11 +2625,11 @@
 </file>
 
 <file path=word/styles.xml><?xml version="1.0" encoding="utf-8"?>
-<w:styles xmlns:mc="http://schemas.openxmlformats.org/markup-compatibility/2006" xmlns:r="http://schemas.openxmlformats.org/officeDocument/2006/relationships" xmlns:w="http://schemas.openxmlformats.org/wordprocessingml/2006/main" xmlns:w14="http://schemas.microsoft.com/office/word/2010/wordml" mc:Ignorable="w14">
+<w:styles xmlns:mc="http://schemas.openxmlformats.org/markup-compatibility/2006" xmlns:w="http://schemas.openxmlformats.org/wordprocessingml/2006/main" xmlns:r="http://schemas.openxmlformats.org/officeDocument/2006/relationships" xmlns:w14="http://schemas.microsoft.com/office/word/2010/wordml" mc:Ignorable="w14">
   <w:docDefaults>
     <w:rPrDefault>
       <w:rPr>
-        <w:rFonts w:asciiTheme="minorHAnsi" w:cstheme="minorBidi" w:eastAsiaTheme="minorEastAsia" w:hAnsiTheme="minorHAnsi"/>
+        <w:rFonts w:asciiTheme="minorHAnsi" w:cstheme="minorBidi" w:hAnsiTheme="minorHAnsi" w:eastAsia="黑体"/>
         <w:sz w:val="22"/>
         <w:szCs w:val="22"/>
         <w:lang w:bidi="ar-SA" w:eastAsia="en-US" w:val="en-US"/>
@@ -2651,7 +2851,7 @@
       <w:outlineLvl w:val="0"/>
     </w:pPr>
     <w:rPr>
-      <w:rFonts w:ascii="Times New Roman" w:asciiTheme="majorHAnsi" w:cstheme="majorBidi" w:eastAsia="黑体" w:eastAsiaTheme="majorEastAsia" w:hAnsi="Times New Roman" w:hAnsiTheme="majorHAnsi"/>
+      <w:rFonts w:ascii="Times New Roman" w:asciiTheme="majorHAnsi" w:cstheme="majorBidi" w:eastAsia="黑体" w:hAnsi="Times New Roman" w:hAnsiTheme="majorHAnsi"/>
       <w:b/>
       <w:bCs/>
       <w:color w:val="1F3864"/>
@@ -2675,7 +2875,7 @@
       <w:outlineLvl w:val="1"/>
     </w:pPr>
     <w:rPr>
-      <w:rFonts w:ascii="Times New Roman" w:asciiTheme="majorHAnsi" w:cstheme="majorBidi" w:eastAsia="黑体" w:eastAsiaTheme="majorEastAsia" w:hAnsi="Times New Roman" w:hAnsiTheme="majorHAnsi"/>
+      <w:rFonts w:ascii="Times New Roman" w:asciiTheme="majorHAnsi" w:cstheme="majorBidi" w:eastAsia="黑体" w:hAnsi="Times New Roman" w:hAnsiTheme="majorHAnsi"/>
       <w:b/>
       <w:bCs/>
       <w:color w:val="2E4E7E"/>
@@ -2699,7 +2899,7 @@
       <w:outlineLvl w:val="2"/>
     </w:pPr>
     <w:rPr>
-      <w:rFonts w:ascii="Times New Roman" w:asciiTheme="majorHAnsi" w:cstheme="majorBidi" w:eastAsia="黑体" w:eastAsiaTheme="majorEastAsia" w:hAnsi="Times New Roman" w:hAnsiTheme="majorHAnsi"/>
+      <w:rFonts w:ascii="Times New Roman" w:asciiTheme="majorHAnsi" w:cstheme="majorBidi" w:eastAsia="黑体" w:hAnsi="Times New Roman" w:hAnsiTheme="majorHAnsi"/>
       <w:b/>
       <w:bCs/>
       <w:color w:val="2E4E7E"/>
@@ -2723,7 +2923,7 @@
       <w:outlineLvl w:val="3"/>
     </w:pPr>
     <w:rPr>
-      <w:rFonts w:ascii="Times New Roman" w:asciiTheme="majorHAnsi" w:cstheme="majorBidi" w:eastAsia="黑体" w:eastAsiaTheme="majorEastAsia" w:hAnsi="Times New Roman" w:hAnsiTheme="majorHAnsi"/>
+      <w:rFonts w:ascii="Times New Roman" w:asciiTheme="majorHAnsi" w:cstheme="majorBidi" w:eastAsia="黑体" w:hAnsi="Times New Roman" w:hAnsiTheme="majorHAnsi"/>
       <w:b/>
       <w:bCs/>
       <w:i/>
@@ -2749,7 +2949,7 @@
       <w:outlineLvl w:val="4"/>
     </w:pPr>
     <w:rPr>
-      <w:rFonts w:ascii="Times New Roman" w:asciiTheme="majorHAnsi" w:cstheme="majorBidi" w:eastAsia="黑体" w:eastAsiaTheme="majorEastAsia" w:hAnsi="Times New Roman" w:hAnsiTheme="majorHAnsi"/>
+      <w:rFonts w:ascii="Times New Roman" w:asciiTheme="majorHAnsi" w:cstheme="majorBidi" w:eastAsia="黑体" w:hAnsi="Times New Roman" w:hAnsiTheme="majorHAnsi"/>
       <w:b/>
       <w:color w:val="333333"/>
       <w:sz w:val="22"/>
@@ -2772,7 +2972,7 @@
       <w:outlineLvl w:val="5"/>
     </w:pPr>
     <w:rPr>
-      <w:rFonts w:asciiTheme="majorHAnsi" w:cstheme="majorBidi" w:eastAsiaTheme="majorEastAsia" w:hAnsiTheme="majorHAnsi"/>
+      <w:rFonts w:asciiTheme="majorHAnsi" w:cstheme="majorBidi" w:hAnsiTheme="majorHAnsi" w:eastAsia="黑体"/>
       <w:i/>
       <w:iCs/>
       <w:color w:themeColor="accent1" w:themeShade="7F" w:val="243F60"/>
@@ -2795,7 +2995,7 @@
       <w:outlineLvl w:val="6"/>
     </w:pPr>
     <w:rPr>
-      <w:rFonts w:asciiTheme="majorHAnsi" w:cstheme="majorBidi" w:eastAsiaTheme="majorEastAsia" w:hAnsiTheme="majorHAnsi"/>
+      <w:rFonts w:asciiTheme="majorHAnsi" w:cstheme="majorBidi" w:hAnsiTheme="majorHAnsi" w:eastAsia="黑体"/>
       <w:i/>
       <w:iCs/>
       <w:color w:themeColor="text1" w:themeTint="BF" w:val="404040"/>
@@ -2818,7 +3018,7 @@
       <w:outlineLvl w:val="7"/>
     </w:pPr>
     <w:rPr>
-      <w:rFonts w:asciiTheme="majorHAnsi" w:cstheme="majorBidi" w:eastAsiaTheme="majorEastAsia" w:hAnsiTheme="majorHAnsi"/>
+      <w:rFonts w:asciiTheme="majorHAnsi" w:cstheme="majorBidi" w:hAnsiTheme="majorHAnsi" w:eastAsia="黑体"/>
       <w:color w:themeColor="accent1" w:val="4F81BD"/>
       <w:sz w:val="20"/>
       <w:szCs w:val="20"/>
@@ -2841,7 +3041,7 @@
       <w:outlineLvl w:val="8"/>
     </w:pPr>
     <w:rPr>
-      <w:rFonts w:asciiTheme="majorHAnsi" w:cstheme="majorBidi" w:eastAsiaTheme="majorEastAsia" w:hAnsiTheme="majorHAnsi"/>
+      <w:rFonts w:asciiTheme="majorHAnsi" w:cstheme="majorBidi" w:hAnsiTheme="majorHAnsi" w:eastAsia="黑体"/>
       <w:i/>
       <w:iCs/>
       <w:color w:themeColor="text1" w:themeTint="BF" w:val="404040"/>
@@ -2892,7 +3092,7 @@
     <w:uiPriority w:val="9"/>
     <w:rsid w:val="00FC693F"/>
     <w:rPr>
-      <w:rFonts w:asciiTheme="majorHAnsi" w:cstheme="majorBidi" w:eastAsiaTheme="majorEastAsia" w:hAnsiTheme="majorHAnsi"/>
+      <w:rFonts w:asciiTheme="majorHAnsi" w:cstheme="majorBidi" w:hAnsiTheme="majorHAnsi" w:eastAsia="黑体"/>
       <w:b/>
       <w:bCs/>
       <w:color w:themeColor="accent1" w:themeShade="BF" w:val="365F91"/>
@@ -2907,7 +3107,7 @@
     <w:uiPriority w:val="9"/>
     <w:rsid w:val="00FC693F"/>
     <w:rPr>
-      <w:rFonts w:asciiTheme="majorHAnsi" w:cstheme="majorBidi" w:eastAsiaTheme="majorEastAsia" w:hAnsiTheme="majorHAnsi"/>
+      <w:rFonts w:asciiTheme="majorHAnsi" w:cstheme="majorBidi" w:hAnsiTheme="majorHAnsi" w:eastAsia="黑体"/>
       <w:b/>
       <w:bCs/>
       <w:color w:themeColor="accent1" w:val="4F81BD"/>
@@ -2922,7 +3122,7 @@
     <w:uiPriority w:val="9"/>
     <w:rsid w:val="00FC693F"/>
     <w:rPr>
-      <w:rFonts w:asciiTheme="majorHAnsi" w:cstheme="majorBidi" w:eastAsiaTheme="majorEastAsia" w:hAnsiTheme="majorHAnsi"/>
+      <w:rFonts w:asciiTheme="majorHAnsi" w:cstheme="majorBidi" w:hAnsiTheme="majorHAnsi" w:eastAsia="黑体"/>
       <w:b/>
       <w:bCs/>
       <w:color w:themeColor="accent1" w:val="4F81BD"/>
@@ -2945,7 +3145,7 @@
       <w:contextualSpacing/>
     </w:pPr>
     <w:rPr>
-      <w:rFonts w:ascii="Times New Roman" w:asciiTheme="majorHAnsi" w:cstheme="majorBidi" w:eastAsia="黑体" w:eastAsiaTheme="majorEastAsia" w:hAnsi="Times New Roman" w:hAnsiTheme="majorHAnsi"/>
+      <w:rFonts w:ascii="Times New Roman" w:asciiTheme="majorHAnsi" w:cstheme="majorBidi" w:eastAsia="黑体" w:hAnsi="Times New Roman" w:hAnsiTheme="majorHAnsi"/>
       <w:b/>
       <w:color w:val="1F3864"/>
       <w:spacing w:val="5"/>
@@ -2961,7 +3161,7 @@
     <w:uiPriority w:val="10"/>
     <w:rsid w:val="00FC693F"/>
     <w:rPr>
-      <w:rFonts w:asciiTheme="majorHAnsi" w:cstheme="majorBidi" w:eastAsiaTheme="majorEastAsia" w:hAnsiTheme="majorHAnsi"/>
+      <w:rFonts w:asciiTheme="majorHAnsi" w:cstheme="majorBidi" w:hAnsiTheme="majorHAnsi" w:eastAsia="黑体"/>
       <w:color w:themeColor="text2" w:themeShade="BF" w:val="17365D"/>
       <w:spacing w:val="5"/>
       <w:kern w:val="28"/>
@@ -2983,7 +3183,7 @@
       </w:numPr>
     </w:pPr>
     <w:rPr>
-      <w:rFonts w:asciiTheme="majorHAnsi" w:cstheme="majorBidi" w:eastAsiaTheme="majorEastAsia" w:hAnsiTheme="majorHAnsi"/>
+      <w:rFonts w:asciiTheme="majorHAnsi" w:cstheme="majorBidi" w:hAnsiTheme="majorHAnsi" w:eastAsia="黑体"/>
       <w:i/>
       <w:iCs/>
       <w:color w:themeColor="accent1" w:val="4F81BD"/>
@@ -2999,7 +3199,7 @@
     <w:uiPriority w:val="11"/>
     <w:rsid w:val="00FC693F"/>
     <w:rPr>
-      <w:rFonts w:asciiTheme="majorHAnsi" w:cstheme="majorBidi" w:eastAsiaTheme="majorEastAsia" w:hAnsiTheme="majorHAnsi"/>
+      <w:rFonts w:asciiTheme="majorHAnsi" w:cstheme="majorBidi" w:hAnsiTheme="majorHAnsi" w:eastAsia="黑体"/>
       <w:i/>
       <w:iCs/>
       <w:color w:themeColor="accent1" w:val="4F81BD"/>
@@ -3066,6 +3266,7 @@
       <w:spacing w:after="120"/>
     </w:pPr>
     <w:rPr>
+      <w:rFonts w:eastAsia="黑体"/>
       <w:sz w:val="16"/>
       <w:szCs w:val="16"/>
     </w:rPr>
@@ -3077,6 +3278,7 @@
     <w:uiPriority w:val="99"/>
     <w:rsid w:val="00AA1D8D"/>
     <w:rPr>
+      <w:rFonts w:eastAsia="黑体"/>
       <w:sz w:val="16"/>
       <w:szCs w:val="16"/>
     </w:rPr>
@@ -3246,7 +3448,7 @@
       </w:tabs>
     </w:pPr>
     <w:rPr>
-      <w:rFonts w:ascii="Courier" w:hAnsi="Courier"/>
+      <w:rFonts w:ascii="Courier" w:hAnsi="Courier" w:eastAsia="黑体"/>
       <w:sz w:val="20"/>
       <w:szCs w:val="20"/>
     </w:rPr>
@@ -3258,7 +3460,7 @@
     <w:uiPriority w:val="99"/>
     <w:rsid w:val="0029639D"/>
     <w:rPr>
-      <w:rFonts w:ascii="Courier" w:hAnsi="Courier"/>
+      <w:rFonts w:ascii="Courier" w:hAnsi="Courier" w:eastAsia="黑体"/>
       <w:sz w:val="20"/>
       <w:szCs w:val="20"/>
     </w:rPr>
@@ -3294,6 +3496,7 @@
     <w:uiPriority w:val="29"/>
     <w:rsid w:val="00FC693F"/>
     <w:rPr>
+      <w:rFonts w:eastAsia="黑体"/>
       <w:i/>
       <w:iCs/>
       <w:color w:themeColor="text1" w:val="000000"/>
@@ -3307,7 +3510,7 @@
     <w:semiHidden/>
     <w:rsid w:val="00FC693F"/>
     <w:rPr>
-      <w:rFonts w:asciiTheme="majorHAnsi" w:cstheme="majorBidi" w:eastAsiaTheme="majorEastAsia" w:hAnsiTheme="majorHAnsi"/>
+      <w:rFonts w:asciiTheme="majorHAnsi" w:cstheme="majorBidi" w:hAnsiTheme="majorHAnsi" w:eastAsia="黑体"/>
       <w:b/>
       <w:bCs/>
       <w:i/>
@@ -3323,7 +3526,7 @@
     <w:semiHidden/>
     <w:rsid w:val="00FC693F"/>
     <w:rPr>
-      <w:rFonts w:asciiTheme="majorHAnsi" w:cstheme="majorBidi" w:eastAsiaTheme="majorEastAsia" w:hAnsiTheme="majorHAnsi"/>
+      <w:rFonts w:asciiTheme="majorHAnsi" w:cstheme="majorBidi" w:hAnsiTheme="majorHAnsi" w:eastAsia="黑体"/>
       <w:color w:themeColor="accent1" w:themeShade="7F" w:val="243F60"/>
     </w:rPr>
   </w:style>
@@ -3335,7 +3538,7 @@
     <w:semiHidden/>
     <w:rsid w:val="00FC693F"/>
     <w:rPr>
-      <w:rFonts w:asciiTheme="majorHAnsi" w:cstheme="majorBidi" w:eastAsiaTheme="majorEastAsia" w:hAnsiTheme="majorHAnsi"/>
+      <w:rFonts w:asciiTheme="majorHAnsi" w:cstheme="majorBidi" w:hAnsiTheme="majorHAnsi" w:eastAsia="黑体"/>
       <w:i/>
       <w:iCs/>
       <w:color w:themeColor="accent1" w:themeShade="7F" w:val="243F60"/>
@@ -3349,7 +3552,7 @@
     <w:semiHidden/>
     <w:rsid w:val="00FC693F"/>
     <w:rPr>
-      <w:rFonts w:asciiTheme="majorHAnsi" w:cstheme="majorBidi" w:eastAsiaTheme="majorEastAsia" w:hAnsiTheme="majorHAnsi"/>
+      <w:rFonts w:asciiTheme="majorHAnsi" w:cstheme="majorBidi" w:hAnsiTheme="majorHAnsi" w:eastAsia="黑体"/>
       <w:i/>
       <w:iCs/>
       <w:color w:themeColor="text1" w:themeTint="BF" w:val="404040"/>
@@ -3363,7 +3566,7 @@
     <w:semiHidden/>
     <w:rsid w:val="00FC693F"/>
     <w:rPr>
-      <w:rFonts w:asciiTheme="majorHAnsi" w:cstheme="majorBidi" w:eastAsiaTheme="majorEastAsia" w:hAnsiTheme="majorHAnsi"/>
+      <w:rFonts w:asciiTheme="majorHAnsi" w:cstheme="majorBidi" w:hAnsiTheme="majorHAnsi" w:eastAsia="黑体"/>
       <w:color w:themeColor="accent1" w:val="4F81BD"/>
       <w:sz w:val="20"/>
       <w:szCs w:val="20"/>
@@ -3377,7 +3580,7 @@
     <w:semiHidden/>
     <w:rsid w:val="00FC693F"/>
     <w:rPr>
-      <w:rFonts w:asciiTheme="majorHAnsi" w:cstheme="majorBidi" w:eastAsiaTheme="majorEastAsia" w:hAnsiTheme="majorHAnsi"/>
+      <w:rFonts w:asciiTheme="majorHAnsi" w:cstheme="majorBidi" w:hAnsiTheme="majorHAnsi" w:eastAsia="黑体"/>
       <w:i/>
       <w:iCs/>
       <w:color w:themeColor="text1" w:themeTint="BF" w:val="404040"/>
@@ -3398,6 +3601,7 @@
       <w:spacing w:line="240" w:lineRule="auto"/>
     </w:pPr>
     <w:rPr>
+      <w:rFonts w:eastAsia="黑体"/>
       <w:b/>
       <w:bCs/>
       <w:color w:themeColor="accent1" w:val="4F81BD"/>
@@ -3412,6 +3616,7 @@
     <w:qFormat/>
     <w:rsid w:val="00FC693F"/>
     <w:rPr>
+      <w:rFonts w:eastAsia="黑体"/>
       <w:b/>
       <w:bCs/>
     </w:rPr>
@@ -3423,6 +3628,7 @@
     <w:qFormat/>
     <w:rsid w:val="00FC693F"/>
     <w:rPr>
+      <w:rFonts w:eastAsia="黑体"/>
       <w:i/>
       <w:iCs/>
     </w:rPr>
@@ -3443,6 +3649,7 @@
       <w:ind w:left="936" w:right="936"/>
     </w:pPr>
     <w:rPr>
+      <w:rFonts w:eastAsia="黑体"/>
       <w:b/>
       <w:bCs/>
       <w:i/>
@@ -3457,6 +3664,7 @@
     <w:uiPriority w:val="30"/>
     <w:rsid w:val="00FC693F"/>
     <w:rPr>
+      <w:rFonts w:eastAsia="黑体"/>
       <w:b/>
       <w:bCs/>
       <w:i/>
@@ -3471,6 +3679,7 @@
     <w:qFormat/>
     <w:rsid w:val="00FC693F"/>
     <w:rPr>
+      <w:rFonts w:eastAsia="黑体"/>
       <w:i/>
       <w:iCs/>
       <w:color w:themeColor="text1" w:themeTint="7F" w:val="808080"/>
@@ -3483,6 +3692,7 @@
     <w:qFormat/>
     <w:rsid w:val="00FC693F"/>
     <w:rPr>
+      <w:rFonts w:eastAsia="黑体"/>
       <w:b/>
       <w:bCs/>
       <w:i/>
@@ -3497,6 +3707,7 @@
     <w:qFormat/>
     <w:rsid w:val="00FC693F"/>
     <w:rPr>
+      <w:rFonts w:eastAsia="黑体"/>
       <w:smallCaps/>
       <w:color w:themeColor="accent2" w:val="C0504D"/>
       <w:u w:val="single"/>
@@ -3509,6 +3720,7 @@
     <w:qFormat/>
     <w:rsid w:val="00FC693F"/>
     <w:rPr>
+      <w:rFonts w:eastAsia="黑体"/>
       <w:b/>
       <w:bCs/>
       <w:smallCaps/>
@@ -3524,6 +3736,7 @@
     <w:qFormat/>
     <w:rsid w:val="00FC693F"/>
     <w:rPr>
+      <w:rFonts w:eastAsia="黑体"/>
       <w:b/>
       <w:bCs/>
       <w:smallCaps/>
@@ -3578,6 +3791,7 @@
       <w:spacing w:after="0" w:line="240" w:lineRule="auto"/>
     </w:pPr>
     <w:rPr>
+      <w:rFonts w:eastAsia="黑体"/>
       <w:color w:themeColor="text1" w:themeShade="BF" w:val="000000"/>
     </w:rPr>
     <w:tblPr>
@@ -3600,6 +3814,7 @@
         <w:spacing w:after="0" w:before="0" w:line="240" w:lineRule="auto"/>
       </w:pPr>
       <w:rPr>
+        <w:rFonts w:eastAsia="黑体"/>
         <w:b/>
         <w:bCs/>
       </w:rPr>
@@ -3620,6 +3835,7 @@
         <w:spacing w:after="0" w:before="0" w:line="240" w:lineRule="auto"/>
       </w:pPr>
       <w:rPr>
+        <w:rFonts w:eastAsia="黑体"/>
         <w:b/>
         <w:bCs/>
       </w:rPr>
@@ -3637,12 +3853,14 @@
     </w:tblStylePr>
     <w:tblStylePr w:type="firstCol">
       <w:rPr>
+        <w:rFonts w:eastAsia="黑体"/>
         <w:b/>
         <w:bCs/>
       </w:rPr>
     </w:tblStylePr>
     <w:tblStylePr w:type="lastCol">
       <w:rPr>
+        <w:rFonts w:eastAsia="黑体"/>
         <w:b/>
         <w:bCs/>
       </w:rPr>
@@ -3681,6 +3899,7 @@
       <w:spacing w:after="0" w:line="240" w:lineRule="auto"/>
     </w:pPr>
     <w:rPr>
+      <w:rFonts w:eastAsia="黑体"/>
       <w:color w:themeColor="accent1" w:themeShade="BF" w:val="365F91"/>
     </w:rPr>
     <w:tblPr>
@@ -3703,6 +3922,7 @@
         <w:spacing w:after="0" w:before="0" w:line="240" w:lineRule="auto"/>
       </w:pPr>
       <w:rPr>
+        <w:rFonts w:eastAsia="黑体"/>
         <w:b/>
         <w:bCs/>
       </w:rPr>
@@ -3723,6 +3943,7 @@
         <w:spacing w:after="0" w:before="0" w:line="240" w:lineRule="auto"/>
       </w:pPr>
       <w:rPr>
+        <w:rFonts w:eastAsia="黑体"/>
         <w:b/>
         <w:bCs/>
       </w:rPr>
@@ -3740,12 +3961,14 @@
     </w:tblStylePr>
     <w:tblStylePr w:type="firstCol">
       <w:rPr>
+        <w:rFonts w:eastAsia="黑体"/>
         <w:b/>
         <w:bCs/>
       </w:rPr>
     </w:tblStylePr>
     <w:tblStylePr w:type="lastCol">
       <w:rPr>
+        <w:rFonts w:eastAsia="黑体"/>
         <w:b/>
         <w:bCs/>
       </w:rPr>
@@ -3784,6 +4007,7 @@
       <w:spacing w:after="0" w:line="240" w:lineRule="auto"/>
     </w:pPr>
     <w:rPr>
+      <w:rFonts w:eastAsia="黑体"/>
       <w:color w:themeColor="accent2" w:themeShade="BF" w:val="943634"/>
     </w:rPr>
     <w:tblPr>
@@ -3806,6 +4030,7 @@
         <w:spacing w:after="0" w:before="0" w:line="240" w:lineRule="auto"/>
       </w:pPr>
       <w:rPr>
+        <w:rFonts w:eastAsia="黑体"/>
         <w:b/>
         <w:bCs/>
       </w:rPr>
@@ -3826,6 +4051,7 @@
         <w:spacing w:after="0" w:before="0" w:line="240" w:lineRule="auto"/>
       </w:pPr>
       <w:rPr>
+        <w:rFonts w:eastAsia="黑体"/>
         <w:b/>
         <w:bCs/>
       </w:rPr>
@@ -3843,12 +4069,14 @@
     </w:tblStylePr>
     <w:tblStylePr w:type="firstCol">
       <w:rPr>
+        <w:rFonts w:eastAsia="黑体"/>
         <w:b/>
         <w:bCs/>
       </w:rPr>
     </w:tblStylePr>
     <w:tblStylePr w:type="lastCol">
       <w:rPr>
+        <w:rFonts w:eastAsia="黑体"/>
         <w:b/>
         <w:bCs/>
       </w:rPr>
@@ -3887,6 +4115,7 @@
       <w:spacing w:after="0" w:line="240" w:lineRule="auto"/>
     </w:pPr>
     <w:rPr>
+      <w:rFonts w:eastAsia="黑体"/>
       <w:color w:themeColor="accent3" w:themeShade="BF" w:val="76923C"/>
     </w:rPr>
     <w:tblPr>
@@ -3909,6 +4138,7 @@
         <w:spacing w:after="0" w:before="0" w:line="240" w:lineRule="auto"/>
       </w:pPr>
       <w:rPr>
+        <w:rFonts w:eastAsia="黑体"/>
         <w:b/>
         <w:bCs/>
       </w:rPr>
@@ -3929,6 +4159,7 @@
         <w:spacing w:after="0" w:before="0" w:line="240" w:lineRule="auto"/>
       </w:pPr>
       <w:rPr>
+        <w:rFonts w:eastAsia="黑体"/>
         <w:b/>
         <w:bCs/>
       </w:rPr>
@@ -3946,12 +4177,14 @@
     </w:tblStylePr>
     <w:tblStylePr w:type="firstCol">
       <w:rPr>
+        <w:rFonts w:eastAsia="黑体"/>
         <w:b/>
         <w:bCs/>
       </w:rPr>
     </w:tblStylePr>
     <w:tblStylePr w:type="lastCol">
       <w:rPr>
+        <w:rFonts w:eastAsia="黑体"/>
         <w:b/>
         <w:bCs/>
       </w:rPr>
@@ -3990,6 +4223,7 @@
       <w:spacing w:after="0" w:line="240" w:lineRule="auto"/>
     </w:pPr>
     <w:rPr>
+      <w:rFonts w:eastAsia="黑体"/>
       <w:color w:themeColor="accent4" w:themeShade="BF" w:val="5F497A"/>
     </w:rPr>
     <w:tblPr>
@@ -4012,6 +4246,7 @@
         <w:spacing w:after="0" w:before="0" w:line="240" w:lineRule="auto"/>
       </w:pPr>
       <w:rPr>
+        <w:rFonts w:eastAsia="黑体"/>
         <w:b/>
         <w:bCs/>
       </w:rPr>
@@ -4032,6 +4267,7 @@
         <w:spacing w:after="0" w:before="0" w:line="240" w:lineRule="auto"/>
       </w:pPr>
       <w:rPr>
+        <w:rFonts w:eastAsia="黑体"/>
         <w:b/>
         <w:bCs/>
       </w:rPr>
@@ -4049,12 +4285,14 @@
     </w:tblStylePr>
     <w:tblStylePr w:type="firstCol">
       <w:rPr>
+        <w:rFonts w:eastAsia="黑体"/>
         <w:b/>
         <w:bCs/>
       </w:rPr>
     </w:tblStylePr>
     <w:tblStylePr w:type="lastCol">
       <w:rPr>
+        <w:rFonts w:eastAsia="黑体"/>
         <w:b/>
         <w:bCs/>
       </w:rPr>
@@ -4093,6 +4331,7 @@
       <w:spacing w:after="0" w:line="240" w:lineRule="auto"/>
     </w:pPr>
     <w:rPr>
+      <w:rFonts w:eastAsia="黑体"/>
       <w:color w:themeColor="accent5" w:themeShade="BF" w:val="31849B"/>
     </w:rPr>
     <w:tblPr>
@@ -4115,6 +4354,7 @@
         <w:spacing w:after="0" w:before="0" w:line="240" w:lineRule="auto"/>
       </w:pPr>
       <w:rPr>
+        <w:rFonts w:eastAsia="黑体"/>
         <w:b/>
         <w:bCs/>
       </w:rPr>
@@ -4135,6 +4375,7 @@
         <w:spacing w:after="0" w:before="0" w:line="240" w:lineRule="auto"/>
       </w:pPr>
       <w:rPr>
+        <w:rFonts w:eastAsia="黑体"/>
         <w:b/>
         <w:bCs/>
       </w:rPr>
@@ -4152,12 +4393,14 @@
     </w:tblStylePr>
     <w:tblStylePr w:type="firstCol">
       <w:rPr>
+        <w:rFonts w:eastAsia="黑体"/>
         <w:b/>
         <w:bCs/>
       </w:rPr>
     </w:tblStylePr>
     <w:tblStylePr w:type="lastCol">
       <w:rPr>
+        <w:rFonts w:eastAsia="黑体"/>
         <w:b/>
         <w:bCs/>
       </w:rPr>
@@ -4196,6 +4439,7 @@
       <w:spacing w:after="0" w:line="240" w:lineRule="auto"/>
     </w:pPr>
     <w:rPr>
+      <w:rFonts w:eastAsia="黑体"/>
       <w:color w:themeColor="accent6" w:themeShade="BF" w:val="E36C0A"/>
     </w:rPr>
     <w:tblPr>
@@ -4218,6 +4462,7 @@
         <w:spacing w:after="0" w:before="0" w:line="240" w:lineRule="auto"/>
       </w:pPr>
       <w:rPr>
+        <w:rFonts w:eastAsia="黑体"/>
         <w:b/>
         <w:bCs/>
       </w:rPr>
@@ -4238,6 +4483,7 @@
         <w:spacing w:after="0" w:before="0" w:line="240" w:lineRule="auto"/>
       </w:pPr>
       <w:rPr>
+        <w:rFonts w:eastAsia="黑体"/>
         <w:b/>
         <w:bCs/>
       </w:rPr>
@@ -4255,12 +4501,14 @@
     </w:tblStylePr>
     <w:tblStylePr w:type="firstCol">
       <w:rPr>
+        <w:rFonts w:eastAsia="黑体"/>
         <w:b/>
         <w:bCs/>
       </w:rPr>
     </w:tblStylePr>
     <w:tblStylePr w:type="lastCol">
       <w:rPr>
+        <w:rFonts w:eastAsia="黑体"/>
         <w:b/>
         <w:bCs/>
       </w:rPr>
@@ -4320,6 +4568,7 @@
         <w:spacing w:after="0" w:before="0" w:line="240" w:lineRule="auto"/>
       </w:pPr>
       <w:rPr>
+        <w:rFonts w:eastAsia="黑体"/>
         <w:b/>
         <w:bCs/>
         <w:color w:themeColor="background1" w:val="FFFFFF"/>
@@ -4334,6 +4583,7 @@
         <w:spacing w:after="0" w:before="0" w:line="240" w:lineRule="auto"/>
       </w:pPr>
       <w:rPr>
+        <w:rFonts w:eastAsia="黑体"/>
         <w:b/>
         <w:bCs/>
       </w:rPr>
@@ -4349,12 +4599,14 @@
     </w:tblStylePr>
     <w:tblStylePr w:type="firstCol">
       <w:rPr>
+        <w:rFonts w:eastAsia="黑体"/>
         <w:b/>
         <w:bCs/>
       </w:rPr>
     </w:tblStylePr>
     <w:tblStylePr w:type="lastCol">
       <w:rPr>
+        <w:rFonts w:eastAsia="黑体"/>
         <w:b/>
         <w:bCs/>
       </w:rPr>
@@ -4412,6 +4664,7 @@
         <w:spacing w:after="0" w:before="0" w:line="240" w:lineRule="auto"/>
       </w:pPr>
       <w:rPr>
+        <w:rFonts w:eastAsia="黑体"/>
         <w:b/>
         <w:bCs/>
         <w:color w:themeColor="background1" w:val="FFFFFF"/>
@@ -4426,6 +4679,7 @@
         <w:spacing w:after="0" w:before="0" w:line="240" w:lineRule="auto"/>
       </w:pPr>
       <w:rPr>
+        <w:rFonts w:eastAsia="黑体"/>
         <w:b/>
         <w:bCs/>
       </w:rPr>
@@ -4441,12 +4695,14 @@
     </w:tblStylePr>
     <w:tblStylePr w:type="firstCol">
       <w:rPr>
+        <w:rFonts w:eastAsia="黑体"/>
         <w:b/>
         <w:bCs/>
       </w:rPr>
     </w:tblStylePr>
     <w:tblStylePr w:type="lastCol">
       <w:rPr>
+        <w:rFonts w:eastAsia="黑体"/>
         <w:b/>
         <w:bCs/>
       </w:rPr>
@@ -4504,6 +4760,7 @@
         <w:spacing w:after="0" w:before="0" w:line="240" w:lineRule="auto"/>
       </w:pPr>
       <w:rPr>
+        <w:rFonts w:eastAsia="黑体"/>
         <w:b/>
         <w:bCs/>
         <w:color w:themeColor="background1" w:val="FFFFFF"/>
@@ -4518,6 +4775,7 @@
         <w:spacing w:after="0" w:before="0" w:line="240" w:lineRule="auto"/>
       </w:pPr>
       <w:rPr>
+        <w:rFonts w:eastAsia="黑体"/>
         <w:b/>
         <w:bCs/>
       </w:rPr>
@@ -4533,12 +4791,14 @@
     </w:tblStylePr>
     <w:tblStylePr w:type="firstCol">
       <w:rPr>
+        <w:rFonts w:eastAsia="黑体"/>
         <w:b/>
         <w:bCs/>
       </w:rPr>
     </w:tblStylePr>
     <w:tblStylePr w:type="lastCol">
       <w:rPr>
+        <w:rFonts w:eastAsia="黑体"/>
         <w:b/>
         <w:bCs/>
       </w:rPr>
@@ -4596,6 +4856,7 @@
         <w:spacing w:after="0" w:before="0" w:line="240" w:lineRule="auto"/>
       </w:pPr>
       <w:rPr>
+        <w:rFonts w:eastAsia="黑体"/>
         <w:b/>
         <w:bCs/>
         <w:color w:themeColor="background1" w:val="FFFFFF"/>
@@ -4610,6 +4871,7 @@
         <w:spacing w:after="0" w:before="0" w:line="240" w:lineRule="auto"/>
       </w:pPr>
       <w:rPr>
+        <w:rFonts w:eastAsia="黑体"/>
         <w:b/>
         <w:bCs/>
       </w:rPr>
@@ -4625,12 +4887,14 @@
     </w:tblStylePr>
     <w:tblStylePr w:type="firstCol">
       <w:rPr>
+        <w:rFonts w:eastAsia="黑体"/>
         <w:b/>
         <w:bCs/>
       </w:rPr>
     </w:tblStylePr>
     <w:tblStylePr w:type="lastCol">
       <w:rPr>
+        <w:rFonts w:eastAsia="黑体"/>
         <w:b/>
         <w:bCs/>
       </w:rPr>
@@ -4688,6 +4952,7 @@
         <w:spacing w:after="0" w:before="0" w:line="240" w:lineRule="auto"/>
       </w:pPr>
       <w:rPr>
+        <w:rFonts w:eastAsia="黑体"/>
         <w:b/>
         <w:bCs/>
         <w:color w:themeColor="background1" w:val="FFFFFF"/>
@@ -4702,6 +4967,7 @@
         <w:spacing w:after="0" w:before="0" w:line="240" w:lineRule="auto"/>
       </w:pPr>
       <w:rPr>
+        <w:rFonts w:eastAsia="黑体"/>
         <w:b/>
         <w:bCs/>
       </w:rPr>
@@ -4717,12 +4983,14 @@
     </w:tblStylePr>
     <w:tblStylePr w:type="firstCol">
       <w:rPr>
+        <w:rFonts w:eastAsia="黑体"/>
         <w:b/>
         <w:bCs/>
       </w:rPr>
     </w:tblStylePr>
     <w:tblStylePr w:type="lastCol">
       <w:rPr>
+        <w:rFonts w:eastAsia="黑体"/>
         <w:b/>
         <w:bCs/>
       </w:rPr>
@@ -4780,6 +5048,7 @@
         <w:spacing w:after="0" w:before="0" w:line="240" w:lineRule="auto"/>
       </w:pPr>
       <w:rPr>
+        <w:rFonts w:eastAsia="黑体"/>
         <w:b/>
         <w:bCs/>
         <w:color w:themeColor="background1" w:val="FFFFFF"/>
@@ -4794,6 +5063,7 @@
         <w:spacing w:after="0" w:before="0" w:line="240" w:lineRule="auto"/>
       </w:pPr>
       <w:rPr>
+        <w:rFonts w:eastAsia="黑体"/>
         <w:b/>
         <w:bCs/>
       </w:rPr>
@@ -4809,12 +5079,14 @@
     </w:tblStylePr>
     <w:tblStylePr w:type="firstCol">
       <w:rPr>
+        <w:rFonts w:eastAsia="黑体"/>
         <w:b/>
         <w:bCs/>
       </w:rPr>
     </w:tblStylePr>
     <w:tblStylePr w:type="lastCol">
       <w:rPr>
+        <w:rFonts w:eastAsia="黑体"/>
         <w:b/>
         <w:bCs/>
       </w:rPr>
@@ -4872,6 +5144,7 @@
         <w:spacing w:after="0" w:before="0" w:line="240" w:lineRule="auto"/>
       </w:pPr>
       <w:rPr>
+        <w:rFonts w:eastAsia="黑体"/>
         <w:b/>
         <w:bCs/>
         <w:color w:themeColor="background1" w:val="FFFFFF"/>
@@ -4886,6 +5159,7 @@
         <w:spacing w:after="0" w:before="0" w:line="240" w:lineRule="auto"/>
       </w:pPr>
       <w:rPr>
+        <w:rFonts w:eastAsia="黑体"/>
         <w:b/>
         <w:bCs/>
       </w:rPr>
@@ -4901,12 +5175,14 @@
     </w:tblStylePr>
     <w:tblStylePr w:type="firstCol">
       <w:rPr>
+        <w:rFonts w:eastAsia="黑体"/>
         <w:b/>
         <w:bCs/>
       </w:rPr>
     </w:tblStylePr>
     <w:tblStylePr w:type="lastCol">
       <w:rPr>
+        <w:rFonts w:eastAsia="黑体"/>
         <w:b/>
         <w:bCs/>
       </w:rPr>
@@ -4966,7 +5242,7 @@
         <w:spacing w:after="0" w:before="0" w:line="240" w:lineRule="auto"/>
       </w:pPr>
       <w:rPr>
-        <w:rFonts w:asciiTheme="majorHAnsi" w:cstheme="majorBidi" w:eastAsiaTheme="majorEastAsia" w:hAnsiTheme="majorHAnsi"/>
+        <w:rFonts w:asciiTheme="majorHAnsi" w:cstheme="majorBidi" w:hAnsiTheme="majorHAnsi" w:eastAsia="黑体"/>
         <w:b/>
         <w:bCs/>
       </w:rPr>
@@ -4987,7 +5263,7 @@
         <w:spacing w:after="0" w:before="0" w:line="240" w:lineRule="auto"/>
       </w:pPr>
       <w:rPr>
-        <w:rFonts w:asciiTheme="majorHAnsi" w:cstheme="majorBidi" w:eastAsiaTheme="majorEastAsia" w:hAnsiTheme="majorHAnsi"/>
+        <w:rFonts w:asciiTheme="majorHAnsi" w:cstheme="majorBidi" w:hAnsiTheme="majorHAnsi" w:eastAsia="黑体"/>
         <w:b/>
         <w:bCs/>
       </w:rPr>
@@ -5005,14 +5281,14 @@
     </w:tblStylePr>
     <w:tblStylePr w:type="firstCol">
       <w:rPr>
-        <w:rFonts w:asciiTheme="majorHAnsi" w:cstheme="majorBidi" w:eastAsiaTheme="majorEastAsia" w:hAnsiTheme="majorHAnsi"/>
+        <w:rFonts w:asciiTheme="majorHAnsi" w:cstheme="majorBidi" w:hAnsiTheme="majorHAnsi" w:eastAsia="黑体"/>
         <w:b/>
         <w:bCs/>
       </w:rPr>
     </w:tblStylePr>
     <w:tblStylePr w:type="lastCol">
       <w:rPr>
-        <w:rFonts w:asciiTheme="majorHAnsi" w:cstheme="majorBidi" w:eastAsiaTheme="majorEastAsia" w:hAnsiTheme="majorHAnsi"/>
+        <w:rFonts w:asciiTheme="majorHAnsi" w:cstheme="majorBidi" w:hAnsiTheme="majorHAnsi" w:eastAsia="黑体"/>
         <w:b/>
         <w:bCs/>
       </w:rPr>
@@ -5096,7 +5372,7 @@
         <w:spacing w:after="0" w:before="0" w:line="240" w:lineRule="auto"/>
       </w:pPr>
       <w:rPr>
-        <w:rFonts w:asciiTheme="majorHAnsi" w:cstheme="majorBidi" w:eastAsiaTheme="majorEastAsia" w:hAnsiTheme="majorHAnsi"/>
+        <w:rFonts w:asciiTheme="majorHAnsi" w:cstheme="majorBidi" w:hAnsiTheme="majorHAnsi" w:eastAsia="黑体"/>
         <w:b/>
         <w:bCs/>
       </w:rPr>
@@ -5117,7 +5393,7 @@
         <w:spacing w:after="0" w:before="0" w:line="240" w:lineRule="auto"/>
       </w:pPr>
       <w:rPr>
-        <w:rFonts w:asciiTheme="majorHAnsi" w:cstheme="majorBidi" w:eastAsiaTheme="majorEastAsia" w:hAnsiTheme="majorHAnsi"/>
+        <w:rFonts w:asciiTheme="majorHAnsi" w:cstheme="majorBidi" w:hAnsiTheme="majorHAnsi" w:eastAsia="黑体"/>
         <w:b/>
         <w:bCs/>
       </w:rPr>
@@ -5135,14 +5411,14 @@
     </w:tblStylePr>
     <w:tblStylePr w:type="firstCol">
       <w:rPr>
-        <w:rFonts w:asciiTheme="majorHAnsi" w:cstheme="majorBidi" w:eastAsiaTheme="majorEastAsia" w:hAnsiTheme="majorHAnsi"/>
+        <w:rFonts w:asciiTheme="majorHAnsi" w:cstheme="majorBidi" w:hAnsiTheme="majorHAnsi" w:eastAsia="黑体"/>
         <w:b/>
         <w:bCs/>
       </w:rPr>
     </w:tblStylePr>
     <w:tblStylePr w:type="lastCol">
       <w:rPr>
-        <w:rFonts w:asciiTheme="majorHAnsi" w:cstheme="majorBidi" w:eastAsiaTheme="majorEastAsia" w:hAnsiTheme="majorHAnsi"/>
+        <w:rFonts w:asciiTheme="majorHAnsi" w:cstheme="majorBidi" w:hAnsiTheme="majorHAnsi" w:eastAsia="黑体"/>
         <w:b/>
         <w:bCs/>
       </w:rPr>
@@ -5226,7 +5502,7 @@
         <w:spacing w:after="0" w:before="0" w:line="240" w:lineRule="auto"/>
       </w:pPr>
       <w:rPr>
-        <w:rFonts w:asciiTheme="majorHAnsi" w:cstheme="majorBidi" w:eastAsiaTheme="majorEastAsia" w:hAnsiTheme="majorHAnsi"/>
+        <w:rFonts w:asciiTheme="majorHAnsi" w:cstheme="majorBidi" w:hAnsiTheme="majorHAnsi" w:eastAsia="黑体"/>
         <w:b/>
         <w:bCs/>
       </w:rPr>
@@ -5247,7 +5523,7 @@
         <w:spacing w:after="0" w:before="0" w:line="240" w:lineRule="auto"/>
       </w:pPr>
       <w:rPr>
-        <w:rFonts w:asciiTheme="majorHAnsi" w:cstheme="majorBidi" w:eastAsiaTheme="majorEastAsia" w:hAnsiTheme="majorHAnsi"/>
+        <w:rFonts w:asciiTheme="majorHAnsi" w:cstheme="majorBidi" w:hAnsiTheme="majorHAnsi" w:eastAsia="黑体"/>
         <w:b/>
         <w:bCs/>
       </w:rPr>
@@ -5265,14 +5541,14 @@
     </w:tblStylePr>
     <w:tblStylePr w:type="firstCol">
       <w:rPr>
-        <w:rFonts w:asciiTheme="majorHAnsi" w:cstheme="majorBidi" w:eastAsiaTheme="majorEastAsia" w:hAnsiTheme="majorHAnsi"/>
+        <w:rFonts w:asciiTheme="majorHAnsi" w:cstheme="majorBidi" w:hAnsiTheme="majorHAnsi" w:eastAsia="黑体"/>
         <w:b/>
         <w:bCs/>
       </w:rPr>
     </w:tblStylePr>
     <w:tblStylePr w:type="lastCol">
       <w:rPr>
-        <w:rFonts w:asciiTheme="majorHAnsi" w:cstheme="majorBidi" w:eastAsiaTheme="majorEastAsia" w:hAnsiTheme="majorHAnsi"/>
+        <w:rFonts w:asciiTheme="majorHAnsi" w:cstheme="majorBidi" w:hAnsiTheme="majorHAnsi" w:eastAsia="黑体"/>
         <w:b/>
         <w:bCs/>
       </w:rPr>
@@ -5356,7 +5632,7 @@
         <w:spacing w:after="0" w:before="0" w:line="240" w:lineRule="auto"/>
       </w:pPr>
       <w:rPr>
-        <w:rFonts w:asciiTheme="majorHAnsi" w:cstheme="majorBidi" w:eastAsiaTheme="majorEastAsia" w:hAnsiTheme="majorHAnsi"/>
+        <w:rFonts w:asciiTheme="majorHAnsi" w:cstheme="majorBidi" w:hAnsiTheme="majorHAnsi" w:eastAsia="黑体"/>
         <w:b/>
         <w:bCs/>
       </w:rPr>
@@ -5377,7 +5653,7 @@
         <w:spacing w:after="0" w:before="0" w:line="240" w:lineRule="auto"/>
       </w:pPr>
       <w:rPr>
-        <w:rFonts w:asciiTheme="majorHAnsi" w:cstheme="majorBidi" w:eastAsiaTheme="majorEastAsia" w:hAnsiTheme="majorHAnsi"/>
+        <w:rFonts w:asciiTheme="majorHAnsi" w:cstheme="majorBidi" w:hAnsiTheme="majorHAnsi" w:eastAsia="黑体"/>
         <w:b/>
         <w:bCs/>
       </w:rPr>
@@ -5395,14 +5671,14 @@
     </w:tblStylePr>
     <w:tblStylePr w:type="firstCol">
       <w:rPr>
-        <w:rFonts w:asciiTheme="majorHAnsi" w:cstheme="majorBidi" w:eastAsiaTheme="majorEastAsia" w:hAnsiTheme="majorHAnsi"/>
+        <w:rFonts w:asciiTheme="majorHAnsi" w:cstheme="majorBidi" w:hAnsiTheme="majorHAnsi" w:eastAsia="黑体"/>
         <w:b/>
         <w:bCs/>
       </w:rPr>
     </w:tblStylePr>
     <w:tblStylePr w:type="lastCol">
       <w:rPr>
-        <w:rFonts w:asciiTheme="majorHAnsi" w:cstheme="majorBidi" w:eastAsiaTheme="majorEastAsia" w:hAnsiTheme="majorHAnsi"/>
+        <w:rFonts w:asciiTheme="majorHAnsi" w:cstheme="majorBidi" w:hAnsiTheme="majorHAnsi" w:eastAsia="黑体"/>
         <w:b/>
         <w:bCs/>
       </w:rPr>
@@ -5486,7 +5762,7 @@
         <w:spacing w:after="0" w:before="0" w:line="240" w:lineRule="auto"/>
       </w:pPr>
       <w:rPr>
-        <w:rFonts w:asciiTheme="majorHAnsi" w:cstheme="majorBidi" w:eastAsiaTheme="majorEastAsia" w:hAnsiTheme="majorHAnsi"/>
+        <w:rFonts w:asciiTheme="majorHAnsi" w:cstheme="majorBidi" w:hAnsiTheme="majorHAnsi" w:eastAsia="黑体"/>
         <w:b/>
         <w:bCs/>
       </w:rPr>
@@ -5507,7 +5783,7 @@
         <w:spacing w:after="0" w:before="0" w:line="240" w:lineRule="auto"/>
       </w:pPr>
       <w:rPr>
-        <w:rFonts w:asciiTheme="majorHAnsi" w:cstheme="majorBidi" w:eastAsiaTheme="majorEastAsia" w:hAnsiTheme="majorHAnsi"/>
+        <w:rFonts w:asciiTheme="majorHAnsi" w:cstheme="majorBidi" w:hAnsiTheme="majorHAnsi" w:eastAsia="黑体"/>
         <w:b/>
         <w:bCs/>
       </w:rPr>
@@ -5525,14 +5801,14 @@
     </w:tblStylePr>
     <w:tblStylePr w:type="firstCol">
       <w:rPr>
-        <w:rFonts w:asciiTheme="majorHAnsi" w:cstheme="majorBidi" w:eastAsiaTheme="majorEastAsia" w:hAnsiTheme="majorHAnsi"/>
+        <w:rFonts w:asciiTheme="majorHAnsi" w:cstheme="majorBidi" w:hAnsiTheme="majorHAnsi" w:eastAsia="黑体"/>
         <w:b/>
         <w:bCs/>
       </w:rPr>
     </w:tblStylePr>
     <w:tblStylePr w:type="lastCol">
       <w:rPr>
-        <w:rFonts w:asciiTheme="majorHAnsi" w:cstheme="majorBidi" w:eastAsiaTheme="majorEastAsia" w:hAnsiTheme="majorHAnsi"/>
+        <w:rFonts w:asciiTheme="majorHAnsi" w:cstheme="majorBidi" w:hAnsiTheme="majorHAnsi" w:eastAsia="黑体"/>
         <w:b/>
         <w:bCs/>
       </w:rPr>
@@ -5616,7 +5892,7 @@
         <w:spacing w:after="0" w:before="0" w:line="240" w:lineRule="auto"/>
       </w:pPr>
       <w:rPr>
-        <w:rFonts w:asciiTheme="majorHAnsi" w:cstheme="majorBidi" w:eastAsiaTheme="majorEastAsia" w:hAnsiTheme="majorHAnsi"/>
+        <w:rFonts w:asciiTheme="majorHAnsi" w:cstheme="majorBidi" w:hAnsiTheme="majorHAnsi" w:eastAsia="黑体"/>
         <w:b/>
         <w:bCs/>
       </w:rPr>
@@ -5637,7 +5913,7 @@
         <w:spacing w:after="0" w:before="0" w:line="240" w:lineRule="auto"/>
       </w:pPr>
       <w:rPr>
-        <w:rFonts w:asciiTheme="majorHAnsi" w:cstheme="majorBidi" w:eastAsiaTheme="majorEastAsia" w:hAnsiTheme="majorHAnsi"/>
+        <w:rFonts w:asciiTheme="majorHAnsi" w:cstheme="majorBidi" w:hAnsiTheme="majorHAnsi" w:eastAsia="黑体"/>
         <w:b/>
         <w:bCs/>
       </w:rPr>
@@ -5655,14 +5931,14 @@
     </w:tblStylePr>
     <w:tblStylePr w:type="firstCol">
       <w:rPr>
-        <w:rFonts w:asciiTheme="majorHAnsi" w:cstheme="majorBidi" w:eastAsiaTheme="majorEastAsia" w:hAnsiTheme="majorHAnsi"/>
+        <w:rFonts w:asciiTheme="majorHAnsi" w:cstheme="majorBidi" w:hAnsiTheme="majorHAnsi" w:eastAsia="黑体"/>
         <w:b/>
         <w:bCs/>
       </w:rPr>
     </w:tblStylePr>
     <w:tblStylePr w:type="lastCol">
       <w:rPr>
-        <w:rFonts w:asciiTheme="majorHAnsi" w:cstheme="majorBidi" w:eastAsiaTheme="majorEastAsia" w:hAnsiTheme="majorHAnsi"/>
+        <w:rFonts w:asciiTheme="majorHAnsi" w:cstheme="majorBidi" w:hAnsiTheme="majorHAnsi" w:eastAsia="黑体"/>
         <w:b/>
         <w:bCs/>
       </w:rPr>
@@ -5746,7 +6022,7 @@
         <w:spacing w:after="0" w:before="0" w:line="240" w:lineRule="auto"/>
       </w:pPr>
       <w:rPr>
-        <w:rFonts w:asciiTheme="majorHAnsi" w:cstheme="majorBidi" w:eastAsiaTheme="majorEastAsia" w:hAnsiTheme="majorHAnsi"/>
+        <w:rFonts w:asciiTheme="majorHAnsi" w:cstheme="majorBidi" w:hAnsiTheme="majorHAnsi" w:eastAsia="黑体"/>
         <w:b/>
         <w:bCs/>
       </w:rPr>
@@ -5767,7 +6043,7 @@
         <w:spacing w:after="0" w:before="0" w:line="240" w:lineRule="auto"/>
       </w:pPr>
       <w:rPr>
-        <w:rFonts w:asciiTheme="majorHAnsi" w:cstheme="majorBidi" w:eastAsiaTheme="majorEastAsia" w:hAnsiTheme="majorHAnsi"/>
+        <w:rFonts w:asciiTheme="majorHAnsi" w:cstheme="majorBidi" w:hAnsiTheme="majorHAnsi" w:eastAsia="黑体"/>
         <w:b/>
         <w:bCs/>
       </w:rPr>
@@ -5785,14 +6061,14 @@
     </w:tblStylePr>
     <w:tblStylePr w:type="firstCol">
       <w:rPr>
-        <w:rFonts w:asciiTheme="majorHAnsi" w:cstheme="majorBidi" w:eastAsiaTheme="majorEastAsia" w:hAnsiTheme="majorHAnsi"/>
+        <w:rFonts w:asciiTheme="majorHAnsi" w:cstheme="majorBidi" w:hAnsiTheme="majorHAnsi" w:eastAsia="黑体"/>
         <w:b/>
         <w:bCs/>
       </w:rPr>
     </w:tblStylePr>
     <w:tblStylePr w:type="lastCol">
       <w:rPr>
-        <w:rFonts w:asciiTheme="majorHAnsi" w:cstheme="majorBidi" w:eastAsiaTheme="majorEastAsia" w:hAnsiTheme="majorHAnsi"/>
+        <w:rFonts w:asciiTheme="majorHAnsi" w:cstheme="majorBidi" w:hAnsiTheme="majorHAnsi" w:eastAsia="黑体"/>
         <w:b/>
         <w:bCs/>
       </w:rPr>
@@ -5875,6 +6151,7 @@
         <w:spacing w:after="0" w:before="0" w:line="240" w:lineRule="auto"/>
       </w:pPr>
       <w:rPr>
+        <w:rFonts w:eastAsia="黑体"/>
         <w:b/>
         <w:bCs/>
         <w:color w:themeColor="background1" w:val="FFFFFF"/>
@@ -5897,6 +6174,7 @@
         <w:spacing w:after="0" w:before="0" w:line="240" w:lineRule="auto"/>
       </w:pPr>
       <w:rPr>
+        <w:rFonts w:eastAsia="黑体"/>
         <w:b/>
         <w:bCs/>
       </w:rPr>
@@ -5914,12 +6192,14 @@
     </w:tblStylePr>
     <w:tblStylePr w:type="firstCol">
       <w:rPr>
+        <w:rFonts w:eastAsia="黑体"/>
         <w:b/>
         <w:bCs/>
       </w:rPr>
     </w:tblStylePr>
     <w:tblStylePr w:type="lastCol">
       <w:rPr>
+        <w:rFonts w:eastAsia="黑体"/>
         <w:b/>
         <w:bCs/>
       </w:rPr>
@@ -5981,6 +6261,7 @@
         <w:spacing w:after="0" w:before="0" w:line="240" w:lineRule="auto"/>
       </w:pPr>
       <w:rPr>
+        <w:rFonts w:eastAsia="黑体"/>
         <w:b/>
         <w:bCs/>
         <w:color w:themeColor="background1" w:val="FFFFFF"/>
@@ -6003,6 +6284,7 @@
         <w:spacing w:after="0" w:before="0" w:line="240" w:lineRule="auto"/>
       </w:pPr>
       <w:rPr>
+        <w:rFonts w:eastAsia="黑体"/>
         <w:b/>
         <w:bCs/>
       </w:rPr>
@@ -6020,12 +6302,14 @@
     </w:tblStylePr>
     <w:tblStylePr w:type="firstCol">
       <w:rPr>
+        <w:rFonts w:eastAsia="黑体"/>
         <w:b/>
         <w:bCs/>
       </w:rPr>
     </w:tblStylePr>
     <w:tblStylePr w:type="lastCol">
       <w:rPr>
+        <w:rFonts w:eastAsia="黑体"/>
         <w:b/>
         <w:bCs/>
       </w:rPr>
@@ -6087,6 +6371,7 @@
         <w:spacing w:after="0" w:before="0" w:line="240" w:lineRule="auto"/>
       </w:pPr>
       <w:rPr>
+        <w:rFonts w:eastAsia="黑体"/>
         <w:b/>
         <w:bCs/>
         <w:color w:themeColor="background1" w:val="FFFFFF"/>
@@ -6109,6 +6394,7 @@
         <w:spacing w:after="0" w:before="0" w:line="240" w:lineRule="auto"/>
       </w:pPr>
       <w:rPr>
+        <w:rFonts w:eastAsia="黑体"/>
         <w:b/>
         <w:bCs/>
       </w:rPr>
@@ -6126,12 +6412,14 @@
     </w:tblStylePr>
     <w:tblStylePr w:type="firstCol">
       <w:rPr>
+        <w:rFonts w:eastAsia="黑体"/>
         <w:b/>
         <w:bCs/>
       </w:rPr>
     </w:tblStylePr>
     <w:tblStylePr w:type="lastCol">
       <w:rPr>
+        <w:rFonts w:eastAsia="黑体"/>
         <w:b/>
         <w:bCs/>
       </w:rPr>
@@ -6193,6 +6481,7 @@
         <w:spacing w:after="0" w:before="0" w:line="240" w:lineRule="auto"/>
       </w:pPr>
       <w:rPr>
+        <w:rFonts w:eastAsia="黑体"/>
         <w:b/>
         <w:bCs/>
         <w:color w:themeColor="background1" w:val="FFFFFF"/>
@@ -6215,6 +6504,7 @@
         <w:spacing w:after="0" w:before="0" w:line="240" w:lineRule="auto"/>
       </w:pPr>
       <w:rPr>
+        <w:rFonts w:eastAsia="黑体"/>
         <w:b/>
         <w:bCs/>
       </w:rPr>
@@ -6232,12 +6522,14 @@
     </w:tblStylePr>
     <w:tblStylePr w:type="firstCol">
       <w:rPr>
+        <w:rFonts w:eastAsia="黑体"/>
         <w:b/>
         <w:bCs/>
       </w:rPr>
     </w:tblStylePr>
     <w:tblStylePr w:type="lastCol">
       <w:rPr>
+        <w:rFonts w:eastAsia="黑体"/>
         <w:b/>
         <w:bCs/>
       </w:rPr>
@@ -6299,6 +6591,7 @@
         <w:spacing w:after="0" w:before="0" w:line="240" w:lineRule="auto"/>
       </w:pPr>
       <w:rPr>
+        <w:rFonts w:eastAsia="黑体"/>
         <w:b/>
         <w:bCs/>
         <w:color w:themeColor="background1" w:val="FFFFFF"/>
@@ -6321,6 +6614,7 @@
         <w:spacing w:after="0" w:before="0" w:line="240" w:lineRule="auto"/>
       </w:pPr>
       <w:rPr>
+        <w:rFonts w:eastAsia="黑体"/>
         <w:b/>
         <w:bCs/>
       </w:rPr>
@@ -6338,12 +6632,14 @@
     </w:tblStylePr>
     <w:tblStylePr w:type="firstCol">
       <w:rPr>
+        <w:rFonts w:eastAsia="黑体"/>
         <w:b/>
         <w:bCs/>
       </w:rPr>
     </w:tblStylePr>
     <w:tblStylePr w:type="lastCol">
       <w:rPr>
+        <w:rFonts w:eastAsia="黑体"/>
         <w:b/>
         <w:bCs/>
       </w:rPr>
@@ -6405,6 +6701,7 @@
         <w:spacing w:after="0" w:before="0" w:line="240" w:lineRule="auto"/>
       </w:pPr>
       <w:rPr>
+        <w:rFonts w:eastAsia="黑体"/>
         <w:b/>
         <w:bCs/>
         <w:color w:themeColor="background1" w:val="FFFFFF"/>
@@ -6427,6 +6724,7 @@
         <w:spacing w:after="0" w:before="0" w:line="240" w:lineRule="auto"/>
       </w:pPr>
       <w:rPr>
+        <w:rFonts w:eastAsia="黑体"/>
         <w:b/>
         <w:bCs/>
       </w:rPr>
@@ -6444,12 +6742,14 @@
     </w:tblStylePr>
     <w:tblStylePr w:type="firstCol">
       <w:rPr>
+        <w:rFonts w:eastAsia="黑体"/>
         <w:b/>
         <w:bCs/>
       </w:rPr>
     </w:tblStylePr>
     <w:tblStylePr w:type="lastCol">
       <w:rPr>
+        <w:rFonts w:eastAsia="黑体"/>
         <w:b/>
         <w:bCs/>
       </w:rPr>
@@ -6511,6 +6811,7 @@
         <w:spacing w:after="0" w:before="0" w:line="240" w:lineRule="auto"/>
       </w:pPr>
       <w:rPr>
+        <w:rFonts w:eastAsia="黑体"/>
         <w:b/>
         <w:bCs/>
         <w:color w:themeColor="background1" w:val="FFFFFF"/>
@@ -6533,6 +6834,7 @@
         <w:spacing w:after="0" w:before="0" w:line="240" w:lineRule="auto"/>
       </w:pPr>
       <w:rPr>
+        <w:rFonts w:eastAsia="黑体"/>
         <w:b/>
         <w:bCs/>
       </w:rPr>
@@ -6550,12 +6852,14 @@
     </w:tblStylePr>
     <w:tblStylePr w:type="firstCol">
       <w:rPr>
+        <w:rFonts w:eastAsia="黑体"/>
         <w:b/>
         <w:bCs/>
       </w:rPr>
     </w:tblStylePr>
     <w:tblStylePr w:type="lastCol">
       <w:rPr>
+        <w:rFonts w:eastAsia="黑体"/>
         <w:b/>
         <w:bCs/>
       </w:rPr>
@@ -6614,6 +6918,7 @@
         <w:spacing w:after="0" w:before="0" w:line="240" w:lineRule="auto"/>
       </w:pPr>
       <w:rPr>
+        <w:rFonts w:eastAsia="黑体"/>
         <w:b/>
         <w:bCs/>
         <w:color w:themeColor="background1" w:val="FFFFFF"/>
@@ -6636,6 +6941,7 @@
         <w:spacing w:after="0" w:before="0" w:line="240" w:lineRule="auto"/>
       </w:pPr>
       <w:rPr>
+        <w:rFonts w:eastAsia="黑体"/>
         <w:color w:val="auto"/>
       </w:rPr>
       <w:tblPr/>
@@ -6653,6 +6959,7 @@
     </w:tblStylePr>
     <w:tblStylePr w:type="firstCol">
       <w:rPr>
+        <w:rFonts w:eastAsia="黑体"/>
         <w:b/>
         <w:bCs/>
         <w:color w:themeColor="background1" w:val="FFFFFF"/>
@@ -6672,6 +6979,7 @@
     </w:tblStylePr>
     <w:tblStylePr w:type="lastCol">
       <w:rPr>
+        <w:rFonts w:eastAsia="黑体"/>
         <w:b/>
         <w:bCs/>
         <w:color w:themeColor="background1" w:val="FFFFFF"/>
@@ -6720,6 +7028,7 @@
     </w:tblStylePr>
     <w:tblStylePr w:type="nwCell">
       <w:rPr>
+        <w:rFonts w:eastAsia="黑体"/>
         <w:color w:themeColor="background1" w:val="FFFFFF"/>
       </w:rPr>
       <w:tblPr/>
@@ -6763,6 +7072,7 @@
         <w:spacing w:after="0" w:before="0" w:line="240" w:lineRule="auto"/>
       </w:pPr>
       <w:rPr>
+        <w:rFonts w:eastAsia="黑体"/>
         <w:b/>
         <w:bCs/>
         <w:color w:themeColor="background1" w:val="FFFFFF"/>
@@ -6785,6 +7095,7 @@
         <w:spacing w:after="0" w:before="0" w:line="240" w:lineRule="auto"/>
       </w:pPr>
       <w:rPr>
+        <w:rFonts w:eastAsia="黑体"/>
         <w:color w:val="auto"/>
       </w:rPr>
       <w:tblPr/>
@@ -6802,6 +7113,7 @@
     </w:tblStylePr>
     <w:tblStylePr w:type="firstCol">
       <w:rPr>
+        <w:rFonts w:eastAsia="黑体"/>
         <w:b/>
         <w:bCs/>
         <w:color w:themeColor="background1" w:val="FFFFFF"/>
@@ -6821,6 +7133,7 @@
     </w:tblStylePr>
     <w:tblStylePr w:type="lastCol">
       <w:rPr>
+        <w:rFonts w:eastAsia="黑体"/>
         <w:b/>
         <w:bCs/>
         <w:color w:themeColor="background1" w:val="FFFFFF"/>
@@ -6869,6 +7182,7 @@
     </w:tblStylePr>
     <w:tblStylePr w:type="nwCell">
       <w:rPr>
+        <w:rFonts w:eastAsia="黑体"/>
         <w:color w:themeColor="background1" w:val="FFFFFF"/>
       </w:rPr>
       <w:tblPr/>
@@ -6912,6 +7226,7 @@
         <w:spacing w:after="0" w:before="0" w:line="240" w:lineRule="auto"/>
       </w:pPr>
       <w:rPr>
+        <w:rFonts w:eastAsia="黑体"/>
         <w:b/>
         <w:bCs/>
         <w:color w:themeColor="background1" w:val="FFFFFF"/>
@@ -6934,6 +7249,7 @@
         <w:spacing w:after="0" w:before="0" w:line="240" w:lineRule="auto"/>
       </w:pPr>
       <w:rPr>
+        <w:rFonts w:eastAsia="黑体"/>
         <w:color w:val="auto"/>
       </w:rPr>
       <w:tblPr/>
@@ -6951,6 +7267,7 @@
     </w:tblStylePr>
     <w:tblStylePr w:type="firstCol">
       <w:rPr>
+        <w:rFonts w:eastAsia="黑体"/>
         <w:b/>
         <w:bCs/>
         <w:color w:themeColor="background1" w:val="FFFFFF"/>
@@ -6970,6 +7287,7 @@
     </w:tblStylePr>
     <w:tblStylePr w:type="lastCol">
       <w:rPr>
+        <w:rFonts w:eastAsia="黑体"/>
         <w:b/>
         <w:bCs/>
         <w:color w:themeColor="background1" w:val="FFFFFF"/>
@@ -7018,6 +7336,7 @@
     </w:tblStylePr>
     <w:tblStylePr w:type="nwCell">
       <w:rPr>
+        <w:rFonts w:eastAsia="黑体"/>
         <w:color w:themeColor="background1" w:val="FFFFFF"/>
       </w:rPr>
       <w:tblPr/>
@@ -7061,6 +7380,7 @@
         <w:spacing w:after="0" w:before="0" w:line="240" w:lineRule="auto"/>
       </w:pPr>
       <w:rPr>
+        <w:rFonts w:eastAsia="黑体"/>
         <w:b/>
         <w:bCs/>
         <w:color w:themeColor="background1" w:val="FFFFFF"/>
@@ -7083,6 +7403,7 @@
         <w:spacing w:after="0" w:before="0" w:line="240" w:lineRule="auto"/>
       </w:pPr>
       <w:rPr>
+        <w:rFonts w:eastAsia="黑体"/>
         <w:color w:val="auto"/>
       </w:rPr>
       <w:tblPr/>
@@ -7100,6 +7421,7 @@
     </w:tblStylePr>
     <w:tblStylePr w:type="firstCol">
       <w:rPr>
+        <w:rFonts w:eastAsia="黑体"/>
         <w:b/>
         <w:bCs/>
         <w:color w:themeColor="background1" w:val="FFFFFF"/>
@@ -7119,6 +7441,7 @@
     </w:tblStylePr>
     <w:tblStylePr w:type="lastCol">
       <w:rPr>
+        <w:rFonts w:eastAsia="黑体"/>
         <w:b/>
         <w:bCs/>
         <w:color w:themeColor="background1" w:val="FFFFFF"/>
@@ -7167,6 +7490,7 @@
     </w:tblStylePr>
     <w:tblStylePr w:type="nwCell">
       <w:rPr>
+        <w:rFonts w:eastAsia="黑体"/>
         <w:color w:themeColor="background1" w:val="FFFFFF"/>
       </w:rPr>
       <w:tblPr/>
@@ -7210,6 +7534,7 @@
         <w:spacing w:after="0" w:before="0" w:line="240" w:lineRule="auto"/>
       </w:pPr>
       <w:rPr>
+        <w:rFonts w:eastAsia="黑体"/>
         <w:b/>
         <w:bCs/>
         <w:color w:themeColor="background1" w:val="FFFFFF"/>
@@ -7232,6 +7557,7 @@
         <w:spacing w:after="0" w:before="0" w:line="240" w:lineRule="auto"/>
       </w:pPr>
       <w:rPr>
+        <w:rFonts w:eastAsia="黑体"/>
         <w:color w:val="auto"/>
       </w:rPr>
       <w:tblPr/>
@@ -7249,6 +7575,7 @@
     </w:tblStylePr>
     <w:tblStylePr w:type="firstCol">
       <w:rPr>
+        <w:rFonts w:eastAsia="黑体"/>
         <w:b/>
         <w:bCs/>
         <w:color w:themeColor="background1" w:val="FFFFFF"/>
@@ -7268,6 +7595,7 @@
     </w:tblStylePr>
     <w:tblStylePr w:type="lastCol">
       <w:rPr>
+        <w:rFonts w:eastAsia="黑体"/>
         <w:b/>
         <w:bCs/>
         <w:color w:themeColor="background1" w:val="FFFFFF"/>
@@ -7316,6 +7644,7 @@
     </w:tblStylePr>
     <w:tblStylePr w:type="nwCell">
       <w:rPr>
+        <w:rFonts w:eastAsia="黑体"/>
         <w:color w:themeColor="background1" w:val="FFFFFF"/>
       </w:rPr>
       <w:tblPr/>
@@ -7359,6 +7688,7 @@
         <w:spacing w:after="0" w:before="0" w:line="240" w:lineRule="auto"/>
       </w:pPr>
       <w:rPr>
+        <w:rFonts w:eastAsia="黑体"/>
         <w:b/>
         <w:bCs/>
         <w:color w:themeColor="background1" w:val="FFFFFF"/>
@@ -7381,6 +7711,7 @@
         <w:spacing w:after="0" w:before="0" w:line="240" w:lineRule="auto"/>
       </w:pPr>
       <w:rPr>
+        <w:rFonts w:eastAsia="黑体"/>
         <w:color w:val="auto"/>
       </w:rPr>
       <w:tblPr/>
@@ -7398,6 +7729,7 @@
     </w:tblStylePr>
     <w:tblStylePr w:type="firstCol">
       <w:rPr>
+        <w:rFonts w:eastAsia="黑体"/>
         <w:b/>
         <w:bCs/>
         <w:color w:themeColor="background1" w:val="FFFFFF"/>
@@ -7417,6 +7749,7 @@
     </w:tblStylePr>
     <w:tblStylePr w:type="lastCol">
       <w:rPr>
+        <w:rFonts w:eastAsia="黑体"/>
         <w:b/>
         <w:bCs/>
         <w:color w:themeColor="background1" w:val="FFFFFF"/>
@@ -7465,6 +7798,7 @@
     </w:tblStylePr>
     <w:tblStylePr w:type="nwCell">
       <w:rPr>
+        <w:rFonts w:eastAsia="黑体"/>
         <w:color w:themeColor="background1" w:val="FFFFFF"/>
       </w:rPr>
       <w:tblPr/>
@@ -7508,6 +7842,7 @@
         <w:spacing w:after="0" w:before="0" w:line="240" w:lineRule="auto"/>
       </w:pPr>
       <w:rPr>
+        <w:rFonts w:eastAsia="黑体"/>
         <w:b/>
         <w:bCs/>
         <w:color w:themeColor="background1" w:val="FFFFFF"/>
@@ -7530,6 +7865,7 @@
         <w:spacing w:after="0" w:before="0" w:line="240" w:lineRule="auto"/>
       </w:pPr>
       <w:rPr>
+        <w:rFonts w:eastAsia="黑体"/>
         <w:color w:val="auto"/>
       </w:rPr>
       <w:tblPr/>
@@ -7547,6 +7883,7 @@
     </w:tblStylePr>
     <w:tblStylePr w:type="firstCol">
       <w:rPr>
+        <w:rFonts w:eastAsia="黑体"/>
         <w:b/>
         <w:bCs/>
         <w:color w:themeColor="background1" w:val="FFFFFF"/>
@@ -7566,6 +7903,7 @@
     </w:tblStylePr>
     <w:tblStylePr w:type="lastCol">
       <w:rPr>
+        <w:rFonts w:eastAsia="黑体"/>
         <w:b/>
         <w:bCs/>
         <w:color w:themeColor="background1" w:val="FFFFFF"/>
@@ -7614,6 +7952,7 @@
     </w:tblStylePr>
     <w:tblStylePr w:type="nwCell">
       <w:rPr>
+        <w:rFonts w:eastAsia="黑体"/>
         <w:color w:themeColor="background1" w:val="FFFFFF"/>
       </w:rPr>
       <w:tblPr/>
@@ -7638,6 +7977,7 @@
       <w:spacing w:after="0" w:line="240" w:lineRule="auto"/>
     </w:pPr>
     <w:rPr>
+      <w:rFonts w:eastAsia="黑体"/>
       <w:color w:themeColor="text1" w:val="000000"/>
     </w:rPr>
     <w:tblPr>
@@ -7657,7 +7997,7 @@
     </w:tblPr>
     <w:tblStylePr w:type="firstRow">
       <w:rPr>
-        <w:rFonts w:asciiTheme="majorHAnsi" w:cstheme="majorBidi" w:eastAsiaTheme="majorEastAsia" w:hAnsiTheme="majorHAnsi"/>
+        <w:rFonts w:asciiTheme="majorHAnsi" w:cstheme="majorBidi" w:hAnsiTheme="majorHAnsi" w:eastAsia="黑体"/>
       </w:rPr>
       <w:tblPr/>
       <w:tcPr>
@@ -7669,6 +8009,7 @@
     </w:tblStylePr>
     <w:tblStylePr w:type="lastRow">
       <w:rPr>
+        <w:rFonts w:eastAsia="黑体"/>
         <w:b/>
         <w:bCs/>
         <w:color w:themeColor="text2" w:val="1F497D"/>
@@ -7683,12 +8024,14 @@
     </w:tblStylePr>
     <w:tblStylePr w:type="firstCol">
       <w:rPr>
+        <w:rFonts w:eastAsia="黑体"/>
         <w:b/>
         <w:bCs/>
       </w:rPr>
     </w:tblStylePr>
     <w:tblStylePr w:type="lastCol">
       <w:rPr>
+        <w:rFonts w:eastAsia="黑体"/>
         <w:b/>
         <w:bCs/>
       </w:rPr>
@@ -7722,6 +8065,7 @@
       <w:spacing w:after="0" w:line="240" w:lineRule="auto"/>
     </w:pPr>
     <w:rPr>
+      <w:rFonts w:eastAsia="黑体"/>
       <w:color w:themeColor="text1" w:val="000000"/>
     </w:rPr>
     <w:tblPr>
@@ -7741,7 +8085,7 @@
     </w:tblPr>
     <w:tblStylePr w:type="firstRow">
       <w:rPr>
-        <w:rFonts w:asciiTheme="majorHAnsi" w:cstheme="majorBidi" w:eastAsiaTheme="majorEastAsia" w:hAnsiTheme="majorHAnsi"/>
+        <w:rFonts w:asciiTheme="majorHAnsi" w:cstheme="majorBidi" w:hAnsiTheme="majorHAnsi" w:eastAsia="黑体"/>
       </w:rPr>
       <w:tblPr/>
       <w:tcPr>
@@ -7753,6 +8097,7 @@
     </w:tblStylePr>
     <w:tblStylePr w:type="lastRow">
       <w:rPr>
+        <w:rFonts w:eastAsia="黑体"/>
         <w:b/>
         <w:bCs/>
         <w:color w:themeColor="text2" w:val="1F497D"/>
@@ -7767,12 +8112,14 @@
     </w:tblStylePr>
     <w:tblStylePr w:type="firstCol">
       <w:rPr>
+        <w:rFonts w:eastAsia="黑体"/>
         <w:b/>
         <w:bCs/>
       </w:rPr>
     </w:tblStylePr>
     <w:tblStylePr w:type="lastCol">
       <w:rPr>
+        <w:rFonts w:eastAsia="黑体"/>
         <w:b/>
         <w:bCs/>
       </w:rPr>
@@ -7806,6 +8153,7 @@
       <w:spacing w:after="0" w:line="240" w:lineRule="auto"/>
     </w:pPr>
     <w:rPr>
+      <w:rFonts w:eastAsia="黑体"/>
       <w:color w:themeColor="text1" w:val="000000"/>
     </w:rPr>
     <w:tblPr>
@@ -7825,7 +8173,7 @@
     </w:tblPr>
     <w:tblStylePr w:type="firstRow">
       <w:rPr>
-        <w:rFonts w:asciiTheme="majorHAnsi" w:cstheme="majorBidi" w:eastAsiaTheme="majorEastAsia" w:hAnsiTheme="majorHAnsi"/>
+        <w:rFonts w:asciiTheme="majorHAnsi" w:cstheme="majorBidi" w:hAnsiTheme="majorHAnsi" w:eastAsia="黑体"/>
       </w:rPr>
       <w:tblPr/>
       <w:tcPr>
@@ -7837,6 +8185,7 @@
     </w:tblStylePr>
     <w:tblStylePr w:type="lastRow">
       <w:rPr>
+        <w:rFonts w:eastAsia="黑体"/>
         <w:b/>
         <w:bCs/>
         <w:color w:themeColor="text2" w:val="1F497D"/>
@@ -7851,12 +8200,14 @@
     </w:tblStylePr>
     <w:tblStylePr w:type="firstCol">
       <w:rPr>
+        <w:rFonts w:eastAsia="黑体"/>
         <w:b/>
         <w:bCs/>
       </w:rPr>
     </w:tblStylePr>
     <w:tblStylePr w:type="lastCol">
       <w:rPr>
+        <w:rFonts w:eastAsia="黑体"/>
         <w:b/>
         <w:bCs/>
       </w:rPr>
@@ -7890,6 +8241,7 @@
       <w:spacing w:after="0" w:line="240" w:lineRule="auto"/>
     </w:pPr>
     <w:rPr>
+      <w:rFonts w:eastAsia="黑体"/>
       <w:color w:themeColor="text1" w:val="000000"/>
     </w:rPr>
     <w:tblPr>
@@ -7909,7 +8261,7 @@
     </w:tblPr>
     <w:tblStylePr w:type="firstRow">
       <w:rPr>
-        <w:rFonts w:asciiTheme="majorHAnsi" w:cstheme="majorBidi" w:eastAsiaTheme="majorEastAsia" w:hAnsiTheme="majorHAnsi"/>
+        <w:rFonts w:asciiTheme="majorHAnsi" w:cstheme="majorBidi" w:hAnsiTheme="majorHAnsi" w:eastAsia="黑体"/>
       </w:rPr>
       <w:tblPr/>
       <w:tcPr>
@@ -7921,6 +8273,7 @@
     </w:tblStylePr>
     <w:tblStylePr w:type="lastRow">
       <w:rPr>
+        <w:rFonts w:eastAsia="黑体"/>
         <w:b/>
         <w:bCs/>
         <w:color w:themeColor="text2" w:val="1F497D"/>
@@ -7935,12 +8288,14 @@
     </w:tblStylePr>
     <w:tblStylePr w:type="firstCol">
       <w:rPr>
+        <w:rFonts w:eastAsia="黑体"/>
         <w:b/>
         <w:bCs/>
       </w:rPr>
     </w:tblStylePr>
     <w:tblStylePr w:type="lastCol">
       <w:rPr>
+        <w:rFonts w:eastAsia="黑体"/>
         <w:b/>
         <w:bCs/>
       </w:rPr>
@@ -7974,6 +8329,7 @@
       <w:spacing w:after="0" w:line="240" w:lineRule="auto"/>
     </w:pPr>
     <w:rPr>
+      <w:rFonts w:eastAsia="黑体"/>
       <w:color w:themeColor="text1" w:val="000000"/>
     </w:rPr>
     <w:tblPr>
@@ -7993,7 +8349,7 @@
     </w:tblPr>
     <w:tblStylePr w:type="firstRow">
       <w:rPr>
-        <w:rFonts w:asciiTheme="majorHAnsi" w:cstheme="majorBidi" w:eastAsiaTheme="majorEastAsia" w:hAnsiTheme="majorHAnsi"/>
+        <w:rFonts w:asciiTheme="majorHAnsi" w:cstheme="majorBidi" w:hAnsiTheme="majorHAnsi" w:eastAsia="黑体"/>
       </w:rPr>
       <w:tblPr/>
       <w:tcPr>
@@ -8005,6 +8361,7 @@
     </w:tblStylePr>
     <w:tblStylePr w:type="lastRow">
       <w:rPr>
+        <w:rFonts w:eastAsia="黑体"/>
         <w:b/>
         <w:bCs/>
         <w:color w:themeColor="text2" w:val="1F497D"/>
@@ -8019,12 +8376,14 @@
     </w:tblStylePr>
     <w:tblStylePr w:type="firstCol">
       <w:rPr>
+        <w:rFonts w:eastAsia="黑体"/>
         <w:b/>
         <w:bCs/>
       </w:rPr>
     </w:tblStylePr>
     <w:tblStylePr w:type="lastCol">
       <w:rPr>
+        <w:rFonts w:eastAsia="黑体"/>
         <w:b/>
         <w:bCs/>
       </w:rPr>
@@ -8058,6 +8417,7 @@
       <w:spacing w:after="0" w:line="240" w:lineRule="auto"/>
     </w:pPr>
     <w:rPr>
+      <w:rFonts w:eastAsia="黑体"/>
       <w:color w:themeColor="text1" w:val="000000"/>
     </w:rPr>
     <w:tblPr>
@@ -8077,7 +8437,7 @@
     </w:tblPr>
     <w:tblStylePr w:type="firstRow">
       <w:rPr>
-        <w:rFonts w:asciiTheme="majorHAnsi" w:cstheme="majorBidi" w:eastAsiaTheme="majorEastAsia" w:hAnsiTheme="majorHAnsi"/>
+        <w:rFonts w:asciiTheme="majorHAnsi" w:cstheme="majorBidi" w:hAnsiTheme="majorHAnsi" w:eastAsia="黑体"/>
       </w:rPr>
       <w:tblPr/>
       <w:tcPr>
@@ -8089,6 +8449,7 @@
     </w:tblStylePr>
     <w:tblStylePr w:type="lastRow">
       <w:rPr>
+        <w:rFonts w:eastAsia="黑体"/>
         <w:b/>
         <w:bCs/>
         <w:color w:themeColor="text2" w:val="1F497D"/>
@@ -8103,12 +8464,14 @@
     </w:tblStylePr>
     <w:tblStylePr w:type="firstCol">
       <w:rPr>
+        <w:rFonts w:eastAsia="黑体"/>
         <w:b/>
         <w:bCs/>
       </w:rPr>
     </w:tblStylePr>
     <w:tblStylePr w:type="lastCol">
       <w:rPr>
+        <w:rFonts w:eastAsia="黑体"/>
         <w:b/>
         <w:bCs/>
       </w:rPr>
@@ -8142,6 +8505,7 @@
       <w:spacing w:after="0" w:line="240" w:lineRule="auto"/>
     </w:pPr>
     <w:rPr>
+      <w:rFonts w:eastAsia="黑体"/>
       <w:color w:themeColor="text1" w:val="000000"/>
     </w:rPr>
     <w:tblPr>
@@ -8161,7 +8525,7 @@
     </w:tblPr>
     <w:tblStylePr w:type="firstRow">
       <w:rPr>
-        <w:rFonts w:asciiTheme="majorHAnsi" w:cstheme="majorBidi" w:eastAsiaTheme="majorEastAsia" w:hAnsiTheme="majorHAnsi"/>
+        <w:rFonts w:asciiTheme="majorHAnsi" w:cstheme="majorBidi" w:hAnsiTheme="majorHAnsi" w:eastAsia="黑体"/>
       </w:rPr>
       <w:tblPr/>
       <w:tcPr>
@@ -8173,6 +8537,7 @@
     </w:tblStylePr>
     <w:tblStylePr w:type="lastRow">
       <w:rPr>
+        <w:rFonts w:eastAsia="黑体"/>
         <w:b/>
         <w:bCs/>
         <w:color w:themeColor="text2" w:val="1F497D"/>
@@ -8187,12 +8552,14 @@
     </w:tblStylePr>
     <w:tblStylePr w:type="firstCol">
       <w:rPr>
+        <w:rFonts w:eastAsia="黑体"/>
         <w:b/>
         <w:bCs/>
       </w:rPr>
     </w:tblStylePr>
     <w:tblStylePr w:type="lastCol">
       <w:rPr>
+        <w:rFonts w:eastAsia="黑体"/>
         <w:b/>
         <w:bCs/>
       </w:rPr>
@@ -8226,7 +8593,7 @@
       <w:spacing w:after="0" w:line="240" w:lineRule="auto"/>
     </w:pPr>
     <w:rPr>
-      <w:rFonts w:asciiTheme="majorHAnsi" w:cstheme="majorBidi" w:eastAsiaTheme="majorEastAsia" w:hAnsiTheme="majorHAnsi"/>
+      <w:rFonts w:asciiTheme="majorHAnsi" w:cstheme="majorBidi" w:hAnsiTheme="majorHAnsi" w:eastAsia="黑体"/>
       <w:color w:themeColor="text1" w:val="000000"/>
     </w:rPr>
     <w:tblPr>
@@ -8248,6 +8615,7 @@
     </w:tblPr>
     <w:tblStylePr w:type="firstRow">
       <w:rPr>
+        <w:rFonts w:eastAsia="黑体"/>
         <w:sz w:val="24"/>
         <w:szCs w:val="24"/>
       </w:rPr>
@@ -8354,7 +8722,7 @@
       <w:spacing w:after="0" w:line="240" w:lineRule="auto"/>
     </w:pPr>
     <w:rPr>
-      <w:rFonts w:asciiTheme="majorHAnsi" w:cstheme="majorBidi" w:eastAsiaTheme="majorEastAsia" w:hAnsiTheme="majorHAnsi"/>
+      <w:rFonts w:asciiTheme="majorHAnsi" w:cstheme="majorBidi" w:hAnsiTheme="majorHAnsi" w:eastAsia="黑体"/>
       <w:color w:themeColor="text1" w:val="000000"/>
     </w:rPr>
     <w:tblPr>
@@ -8376,6 +8744,7 @@
     </w:tblPr>
     <w:tblStylePr w:type="firstRow">
       <w:rPr>
+        <w:rFonts w:eastAsia="黑体"/>
         <w:sz w:val="24"/>
         <w:szCs w:val="24"/>
       </w:rPr>
@@ -8482,7 +8851,7 @@
       <w:spacing w:after="0" w:line="240" w:lineRule="auto"/>
     </w:pPr>
     <w:rPr>
-      <w:rFonts w:asciiTheme="majorHAnsi" w:cstheme="majorBidi" w:eastAsiaTheme="majorEastAsia" w:hAnsiTheme="majorHAnsi"/>
+      <w:rFonts w:asciiTheme="majorHAnsi" w:cstheme="majorBidi" w:hAnsiTheme="majorHAnsi" w:eastAsia="黑体"/>
       <w:color w:themeColor="text1" w:val="000000"/>
     </w:rPr>
     <w:tblPr>
@@ -8504,6 +8873,7 @@
     </w:tblPr>
     <w:tblStylePr w:type="firstRow">
       <w:rPr>
+        <w:rFonts w:eastAsia="黑体"/>
         <w:sz w:val="24"/>
         <w:szCs w:val="24"/>
       </w:rPr>
@@ -8610,7 +8980,7 @@
       <w:spacing w:after="0" w:line="240" w:lineRule="auto"/>
     </w:pPr>
     <w:rPr>
-      <w:rFonts w:asciiTheme="majorHAnsi" w:cstheme="majorBidi" w:eastAsiaTheme="majorEastAsia" w:hAnsiTheme="majorHAnsi"/>
+      <w:rFonts w:asciiTheme="majorHAnsi" w:cstheme="majorBidi" w:hAnsiTheme="majorHAnsi" w:eastAsia="黑体"/>
       <w:color w:themeColor="text1" w:val="000000"/>
     </w:rPr>
     <w:tblPr>
@@ -8632,6 +9002,7 @@
     </w:tblPr>
     <w:tblStylePr w:type="firstRow">
       <w:rPr>
+        <w:rFonts w:eastAsia="黑体"/>
         <w:sz w:val="24"/>
         <w:szCs w:val="24"/>
       </w:rPr>
@@ -8738,7 +9109,7 @@
       <w:spacing w:after="0" w:line="240" w:lineRule="auto"/>
     </w:pPr>
     <w:rPr>
-      <w:rFonts w:asciiTheme="majorHAnsi" w:cstheme="majorBidi" w:eastAsiaTheme="majorEastAsia" w:hAnsiTheme="majorHAnsi"/>
+      <w:rFonts w:asciiTheme="majorHAnsi" w:cstheme="majorBidi" w:hAnsiTheme="majorHAnsi" w:eastAsia="黑体"/>
       <w:color w:themeColor="text1" w:val="000000"/>
     </w:rPr>
     <w:tblPr>
@@ -8760,6 +9131,7 @@
     </w:tblPr>
     <w:tblStylePr w:type="firstRow">
       <w:rPr>
+        <w:rFonts w:eastAsia="黑体"/>
         <w:sz w:val="24"/>
         <w:szCs w:val="24"/>
       </w:rPr>
@@ -8866,7 +9238,7 @@
       <w:spacing w:after="0" w:line="240" w:lineRule="auto"/>
     </w:pPr>
     <w:rPr>
-      <w:rFonts w:asciiTheme="majorHAnsi" w:cstheme="majorBidi" w:eastAsiaTheme="majorEastAsia" w:hAnsiTheme="majorHAnsi"/>
+      <w:rFonts w:asciiTheme="majorHAnsi" w:cstheme="majorBidi" w:hAnsiTheme="majorHAnsi" w:eastAsia="黑体"/>
       <w:color w:themeColor="text1" w:val="000000"/>
     </w:rPr>
     <w:tblPr>
@@ -8888,6 +9260,7 @@
     </w:tblPr>
     <w:tblStylePr w:type="firstRow">
       <w:rPr>
+        <w:rFonts w:eastAsia="黑体"/>
         <w:sz w:val="24"/>
         <w:szCs w:val="24"/>
       </w:rPr>
@@ -8994,7 +9367,7 @@
       <w:spacing w:after="0" w:line="240" w:lineRule="auto"/>
     </w:pPr>
     <w:rPr>
-      <w:rFonts w:asciiTheme="majorHAnsi" w:cstheme="majorBidi" w:eastAsiaTheme="majorEastAsia" w:hAnsiTheme="majorHAnsi"/>
+      <w:rFonts w:asciiTheme="majorHAnsi" w:cstheme="majorBidi" w:hAnsiTheme="majorHAnsi" w:eastAsia="黑体"/>
       <w:color w:themeColor="text1" w:val="000000"/>
     </w:rPr>
     <w:tblPr>
@@ -9016,6 +9389,7 @@
     </w:tblPr>
     <w:tblStylePr w:type="firstRow">
       <w:rPr>
+        <w:rFonts w:eastAsia="黑体"/>
         <w:sz w:val="24"/>
         <w:szCs w:val="24"/>
       </w:rPr>
@@ -9145,12 +9519,14 @@
     </w:tcPr>
     <w:tblStylePr w:type="firstRow">
       <w:rPr>
+        <w:rFonts w:eastAsia="黑体"/>
         <w:b/>
         <w:bCs/>
       </w:rPr>
     </w:tblStylePr>
     <w:tblStylePr w:type="lastRow">
       <w:rPr>
+        <w:rFonts w:eastAsia="黑体"/>
         <w:b/>
         <w:bCs/>
       </w:rPr>
@@ -9163,12 +9539,14 @@
     </w:tblStylePr>
     <w:tblStylePr w:type="firstCol">
       <w:rPr>
+        <w:rFonts w:eastAsia="黑体"/>
         <w:b/>
         <w:bCs/>
       </w:rPr>
     </w:tblStylePr>
     <w:tblStylePr w:type="lastCol">
       <w:rPr>
+        <w:rFonts w:eastAsia="黑体"/>
         <w:b/>
         <w:bCs/>
       </w:rPr>
@@ -9218,12 +9596,14 @@
     </w:tcPr>
     <w:tblStylePr w:type="firstRow">
       <w:rPr>
+        <w:rFonts w:eastAsia="黑体"/>
         <w:b/>
         <w:bCs/>
       </w:rPr>
     </w:tblStylePr>
     <w:tblStylePr w:type="lastRow">
       <w:rPr>
+        <w:rFonts w:eastAsia="黑体"/>
         <w:b/>
         <w:bCs/>
       </w:rPr>
@@ -9236,12 +9616,14 @@
     </w:tblStylePr>
     <w:tblStylePr w:type="firstCol">
       <w:rPr>
+        <w:rFonts w:eastAsia="黑体"/>
         <w:b/>
         <w:bCs/>
       </w:rPr>
     </w:tblStylePr>
     <w:tblStylePr w:type="lastCol">
       <w:rPr>
+        <w:rFonts w:eastAsia="黑体"/>
         <w:b/>
         <w:bCs/>
       </w:rPr>
@@ -9291,12 +9673,14 @@
     </w:tcPr>
     <w:tblStylePr w:type="firstRow">
       <w:rPr>
+        <w:rFonts w:eastAsia="黑体"/>
         <w:b/>
         <w:bCs/>
       </w:rPr>
     </w:tblStylePr>
     <w:tblStylePr w:type="lastRow">
       <w:rPr>
+        <w:rFonts w:eastAsia="黑体"/>
         <w:b/>
         <w:bCs/>
       </w:rPr>
@@ -9309,12 +9693,14 @@
     </w:tblStylePr>
     <w:tblStylePr w:type="firstCol">
       <w:rPr>
+        <w:rFonts w:eastAsia="黑体"/>
         <w:b/>
         <w:bCs/>
       </w:rPr>
     </w:tblStylePr>
     <w:tblStylePr w:type="lastCol">
       <w:rPr>
+        <w:rFonts w:eastAsia="黑体"/>
         <w:b/>
         <w:bCs/>
       </w:rPr>
@@ -9364,12 +9750,14 @@
     </w:tcPr>
     <w:tblStylePr w:type="firstRow">
       <w:rPr>
+        <w:rFonts w:eastAsia="黑体"/>
         <w:b/>
         <w:bCs/>
       </w:rPr>
     </w:tblStylePr>
     <w:tblStylePr w:type="lastRow">
       <w:rPr>
+        <w:rFonts w:eastAsia="黑体"/>
         <w:b/>
         <w:bCs/>
       </w:rPr>
@@ -9382,12 +9770,14 @@
     </w:tblStylePr>
     <w:tblStylePr w:type="firstCol">
       <w:rPr>
+        <w:rFonts w:eastAsia="黑体"/>
         <w:b/>
         <w:bCs/>
       </w:rPr>
     </w:tblStylePr>
     <w:tblStylePr w:type="lastCol">
       <w:rPr>
+        <w:rFonts w:eastAsia="黑体"/>
         <w:b/>
         <w:bCs/>
       </w:rPr>
@@ -9437,12 +9827,14 @@
     </w:tcPr>
     <w:tblStylePr w:type="firstRow">
       <w:rPr>
+        <w:rFonts w:eastAsia="黑体"/>
         <w:b/>
         <w:bCs/>
       </w:rPr>
     </w:tblStylePr>
     <w:tblStylePr w:type="lastRow">
       <w:rPr>
+        <w:rFonts w:eastAsia="黑体"/>
         <w:b/>
         <w:bCs/>
       </w:rPr>
@@ -9455,12 +9847,14 @@
     </w:tblStylePr>
     <w:tblStylePr w:type="firstCol">
       <w:rPr>
+        <w:rFonts w:eastAsia="黑体"/>
         <w:b/>
         <w:bCs/>
       </w:rPr>
     </w:tblStylePr>
     <w:tblStylePr w:type="lastCol">
       <w:rPr>
+        <w:rFonts w:eastAsia="黑体"/>
         <w:b/>
         <w:bCs/>
       </w:rPr>
@@ -9510,12 +9904,14 @@
     </w:tcPr>
     <w:tblStylePr w:type="firstRow">
       <w:rPr>
+        <w:rFonts w:eastAsia="黑体"/>
         <w:b/>
         <w:bCs/>
       </w:rPr>
     </w:tblStylePr>
     <w:tblStylePr w:type="lastRow">
       <w:rPr>
+        <w:rFonts w:eastAsia="黑体"/>
         <w:b/>
         <w:bCs/>
       </w:rPr>
@@ -9528,12 +9924,14 @@
     </w:tblStylePr>
     <w:tblStylePr w:type="firstCol">
       <w:rPr>
+        <w:rFonts w:eastAsia="黑体"/>
         <w:b/>
         <w:bCs/>
       </w:rPr>
     </w:tblStylePr>
     <w:tblStylePr w:type="lastCol">
       <w:rPr>
+        <w:rFonts w:eastAsia="黑体"/>
         <w:b/>
         <w:bCs/>
       </w:rPr>
@@ -9583,12 +9981,14 @@
     </w:tcPr>
     <w:tblStylePr w:type="firstRow">
       <w:rPr>
+        <w:rFonts w:eastAsia="黑体"/>
         <w:b/>
         <w:bCs/>
       </w:rPr>
     </w:tblStylePr>
     <w:tblStylePr w:type="lastRow">
       <w:rPr>
+        <w:rFonts w:eastAsia="黑体"/>
         <w:b/>
         <w:bCs/>
       </w:rPr>
@@ -9601,12 +10001,14 @@
     </w:tblStylePr>
     <w:tblStylePr w:type="firstCol">
       <w:rPr>
+        <w:rFonts w:eastAsia="黑体"/>
         <w:b/>
         <w:bCs/>
       </w:rPr>
     </w:tblStylePr>
     <w:tblStylePr w:type="lastCol">
       <w:rPr>
+        <w:rFonts w:eastAsia="黑体"/>
         <w:b/>
         <w:bCs/>
       </w:rPr>
@@ -9633,7 +10035,7 @@
       <w:spacing w:after="0" w:line="240" w:lineRule="auto"/>
     </w:pPr>
     <w:rPr>
-      <w:rFonts w:asciiTheme="majorHAnsi" w:cstheme="majorBidi" w:eastAsiaTheme="majorEastAsia" w:hAnsiTheme="majorHAnsi"/>
+      <w:rFonts w:asciiTheme="majorHAnsi" w:cstheme="majorBidi" w:hAnsiTheme="majorHAnsi" w:eastAsia="黑体"/>
       <w:color w:themeColor="text1" w:val="000000"/>
     </w:rPr>
     <w:tblPr>
@@ -9660,6 +10062,7 @@
     </w:tcPr>
     <w:tblStylePr w:type="firstRow">
       <w:rPr>
+        <w:rFonts w:eastAsia="黑体"/>
         <w:b/>
         <w:bCs/>
         <w:color w:themeColor="text1" w:val="000000"/>
@@ -9671,6 +10074,7 @@
     </w:tblStylePr>
     <w:tblStylePr w:type="lastRow">
       <w:rPr>
+        <w:rFonts w:eastAsia="黑体"/>
         <w:b/>
         <w:bCs/>
         <w:color w:themeColor="text1" w:val="000000"/>
@@ -9690,6 +10094,7 @@
     </w:tblStylePr>
     <w:tblStylePr w:type="firstCol">
       <w:rPr>
+        <w:rFonts w:eastAsia="黑体"/>
         <w:b/>
         <w:bCs/>
         <w:color w:themeColor="text1" w:val="000000"/>
@@ -9709,6 +10114,7 @@
     </w:tblStylePr>
     <w:tblStylePr w:type="lastCol">
       <w:rPr>
+        <w:rFonts w:eastAsia="黑体"/>
         <w:b w:val="0"/>
         <w:bCs w:val="0"/>
         <w:color w:themeColor="text1" w:val="000000"/>
@@ -9758,7 +10164,7 @@
       <w:spacing w:after="0" w:line="240" w:lineRule="auto"/>
     </w:pPr>
     <w:rPr>
-      <w:rFonts w:asciiTheme="majorHAnsi" w:cstheme="majorBidi" w:eastAsiaTheme="majorEastAsia" w:hAnsiTheme="majorHAnsi"/>
+      <w:rFonts w:asciiTheme="majorHAnsi" w:cstheme="majorBidi" w:hAnsiTheme="majorHAnsi" w:eastAsia="黑体"/>
       <w:color w:themeColor="text1" w:val="000000"/>
     </w:rPr>
     <w:tblPr>
@@ -9785,6 +10191,7 @@
     </w:tcPr>
     <w:tblStylePr w:type="firstRow">
       <w:rPr>
+        <w:rFonts w:eastAsia="黑体"/>
         <w:b/>
         <w:bCs/>
         <w:color w:themeColor="text1" w:val="000000"/>
@@ -9796,6 +10203,7 @@
     </w:tblStylePr>
     <w:tblStylePr w:type="lastRow">
       <w:rPr>
+        <w:rFonts w:eastAsia="黑体"/>
         <w:b/>
         <w:bCs/>
         <w:color w:themeColor="text1" w:val="000000"/>
@@ -9815,6 +10223,7 @@
     </w:tblStylePr>
     <w:tblStylePr w:type="firstCol">
       <w:rPr>
+        <w:rFonts w:eastAsia="黑体"/>
         <w:b/>
         <w:bCs/>
         <w:color w:themeColor="text1" w:val="000000"/>
@@ -9834,6 +10243,7 @@
     </w:tblStylePr>
     <w:tblStylePr w:type="lastCol">
       <w:rPr>
+        <w:rFonts w:eastAsia="黑体"/>
         <w:b w:val="0"/>
         <w:bCs w:val="0"/>
         <w:color w:themeColor="text1" w:val="000000"/>
@@ -9883,7 +10293,7 @@
       <w:spacing w:after="0" w:line="240" w:lineRule="auto"/>
     </w:pPr>
     <w:rPr>
-      <w:rFonts w:asciiTheme="majorHAnsi" w:cstheme="majorBidi" w:eastAsiaTheme="majorEastAsia" w:hAnsiTheme="majorHAnsi"/>
+      <w:rFonts w:asciiTheme="majorHAnsi" w:cstheme="majorBidi" w:hAnsiTheme="majorHAnsi" w:eastAsia="黑体"/>
       <w:color w:themeColor="text1" w:val="000000"/>
     </w:rPr>
     <w:tblPr>
@@ -9910,6 +10320,7 @@
     </w:tcPr>
     <w:tblStylePr w:type="firstRow">
       <w:rPr>
+        <w:rFonts w:eastAsia="黑体"/>
         <w:b/>
         <w:bCs/>
         <w:color w:themeColor="text1" w:val="000000"/>
@@ -9921,6 +10332,7 @@
     </w:tblStylePr>
     <w:tblStylePr w:type="lastRow">
       <w:rPr>
+        <w:rFonts w:eastAsia="黑体"/>
         <w:b/>
         <w:bCs/>
         <w:color w:themeColor="text1" w:val="000000"/>
@@ -9940,6 +10352,7 @@
     </w:tblStylePr>
     <w:tblStylePr w:type="firstCol">
       <w:rPr>
+        <w:rFonts w:eastAsia="黑体"/>
         <w:b/>
         <w:bCs/>
         <w:color w:themeColor="text1" w:val="000000"/>
@@ -9959,6 +10372,7 @@
     </w:tblStylePr>
     <w:tblStylePr w:type="lastCol">
       <w:rPr>
+        <w:rFonts w:eastAsia="黑体"/>
         <w:b w:val="0"/>
         <w:bCs w:val="0"/>
         <w:color w:themeColor="text1" w:val="000000"/>
@@ -10008,7 +10422,7 @@
       <w:spacing w:after="0" w:line="240" w:lineRule="auto"/>
     </w:pPr>
     <w:rPr>
-      <w:rFonts w:asciiTheme="majorHAnsi" w:cstheme="majorBidi" w:eastAsiaTheme="majorEastAsia" w:hAnsiTheme="majorHAnsi"/>
+      <w:rFonts w:asciiTheme="majorHAnsi" w:cstheme="majorBidi" w:hAnsiTheme="majorHAnsi" w:eastAsia="黑体"/>
       <w:color w:themeColor="text1" w:val="000000"/>
     </w:rPr>
     <w:tblPr>
@@ -10035,6 +10449,7 @@
     </w:tcPr>
     <w:tblStylePr w:type="firstRow">
       <w:rPr>
+        <w:rFonts w:eastAsia="黑体"/>
         <w:b/>
         <w:bCs/>
         <w:color w:themeColor="text1" w:val="000000"/>
@@ -10046,6 +10461,7 @@
     </w:tblStylePr>
     <w:tblStylePr w:type="lastRow">
       <w:rPr>
+        <w:rFonts w:eastAsia="黑体"/>
         <w:b/>
         <w:bCs/>
         <w:color w:themeColor="text1" w:val="000000"/>
@@ -10065,6 +10481,7 @@
     </w:tblStylePr>
     <w:tblStylePr w:type="firstCol">
       <w:rPr>
+        <w:rFonts w:eastAsia="黑体"/>
         <w:b/>
         <w:bCs/>
         <w:color w:themeColor="text1" w:val="000000"/>
@@ -10084,6 +10501,7 @@
     </w:tblStylePr>
     <w:tblStylePr w:type="lastCol">
       <w:rPr>
+        <w:rFonts w:eastAsia="黑体"/>
         <w:b w:val="0"/>
         <w:bCs w:val="0"/>
         <w:color w:themeColor="text1" w:val="000000"/>
@@ -10133,7 +10551,7 @@
       <w:spacing w:after="0" w:line="240" w:lineRule="auto"/>
     </w:pPr>
     <w:rPr>
-      <w:rFonts w:asciiTheme="majorHAnsi" w:cstheme="majorBidi" w:eastAsiaTheme="majorEastAsia" w:hAnsiTheme="majorHAnsi"/>
+      <w:rFonts w:asciiTheme="majorHAnsi" w:cstheme="majorBidi" w:hAnsiTheme="majorHAnsi" w:eastAsia="黑体"/>
       <w:color w:themeColor="text1" w:val="000000"/>
     </w:rPr>
     <w:tblPr>
@@ -10160,6 +10578,7 @@
     </w:tcPr>
     <w:tblStylePr w:type="firstRow">
       <w:rPr>
+        <w:rFonts w:eastAsia="黑体"/>
         <w:b/>
         <w:bCs/>
         <w:color w:themeColor="text1" w:val="000000"/>
@@ -10171,6 +10590,7 @@
     </w:tblStylePr>
     <w:tblStylePr w:type="lastRow">
       <w:rPr>
+        <w:rFonts w:eastAsia="黑体"/>
         <w:b/>
         <w:bCs/>
         <w:color w:themeColor="text1" w:val="000000"/>
@@ -10190,6 +10610,7 @@
     </w:tblStylePr>
     <w:tblStylePr w:type="firstCol">
       <w:rPr>
+        <w:rFonts w:eastAsia="黑体"/>
         <w:b/>
         <w:bCs/>
         <w:color w:themeColor="text1" w:val="000000"/>
@@ -10209,6 +10630,7 @@
     </w:tblStylePr>
     <w:tblStylePr w:type="lastCol">
       <w:rPr>
+        <w:rFonts w:eastAsia="黑体"/>
         <w:b w:val="0"/>
         <w:bCs w:val="0"/>
         <w:color w:themeColor="text1" w:val="000000"/>
@@ -10258,7 +10680,7 @@
       <w:spacing w:after="0" w:line="240" w:lineRule="auto"/>
     </w:pPr>
     <w:rPr>
-      <w:rFonts w:asciiTheme="majorHAnsi" w:cstheme="majorBidi" w:eastAsiaTheme="majorEastAsia" w:hAnsiTheme="majorHAnsi"/>
+      <w:rFonts w:asciiTheme="majorHAnsi" w:cstheme="majorBidi" w:hAnsiTheme="majorHAnsi" w:eastAsia="黑体"/>
       <w:color w:themeColor="text1" w:val="000000"/>
     </w:rPr>
     <w:tblPr>
@@ -10285,6 +10707,7 @@
     </w:tcPr>
     <w:tblStylePr w:type="firstRow">
       <w:rPr>
+        <w:rFonts w:eastAsia="黑体"/>
         <w:b/>
         <w:bCs/>
         <w:color w:themeColor="text1" w:val="000000"/>
@@ -10296,6 +10719,7 @@
     </w:tblStylePr>
     <w:tblStylePr w:type="lastRow">
       <w:rPr>
+        <w:rFonts w:eastAsia="黑体"/>
         <w:b/>
         <w:bCs/>
         <w:color w:themeColor="text1" w:val="000000"/>
@@ -10315,6 +10739,7 @@
     </w:tblStylePr>
     <w:tblStylePr w:type="firstCol">
       <w:rPr>
+        <w:rFonts w:eastAsia="黑体"/>
         <w:b/>
         <w:bCs/>
         <w:color w:themeColor="text1" w:val="000000"/>
@@ -10334,6 +10759,7 @@
     </w:tblStylePr>
     <w:tblStylePr w:type="lastCol">
       <w:rPr>
+        <w:rFonts w:eastAsia="黑体"/>
         <w:b w:val="0"/>
         <w:bCs w:val="0"/>
         <w:color w:themeColor="text1" w:val="000000"/>
@@ -10383,7 +10809,7 @@
       <w:spacing w:after="0" w:line="240" w:lineRule="auto"/>
     </w:pPr>
     <w:rPr>
-      <w:rFonts w:asciiTheme="majorHAnsi" w:cstheme="majorBidi" w:eastAsiaTheme="majorEastAsia" w:hAnsiTheme="majorHAnsi"/>
+      <w:rFonts w:asciiTheme="majorHAnsi" w:cstheme="majorBidi" w:hAnsiTheme="majorHAnsi" w:eastAsia="黑体"/>
       <w:color w:themeColor="text1" w:val="000000"/>
     </w:rPr>
     <w:tblPr>
@@ -10410,6 +10836,7 @@
     </w:tcPr>
     <w:tblStylePr w:type="firstRow">
       <w:rPr>
+        <w:rFonts w:eastAsia="黑体"/>
         <w:b/>
         <w:bCs/>
         <w:color w:themeColor="text1" w:val="000000"/>
@@ -10421,6 +10848,7 @@
     </w:tblStylePr>
     <w:tblStylePr w:type="lastRow">
       <w:rPr>
+        <w:rFonts w:eastAsia="黑体"/>
         <w:b/>
         <w:bCs/>
         <w:color w:themeColor="text1" w:val="000000"/>
@@ -10440,6 +10868,7 @@
     </w:tblStylePr>
     <w:tblStylePr w:type="firstCol">
       <w:rPr>
+        <w:rFonts w:eastAsia="黑体"/>
         <w:b/>
         <w:bCs/>
         <w:color w:themeColor="text1" w:val="000000"/>
@@ -10459,6 +10888,7 @@
     </w:tblStylePr>
     <w:tblStylePr w:type="lastCol">
       <w:rPr>
+        <w:rFonts w:eastAsia="黑体"/>
         <w:b w:val="0"/>
         <w:bCs w:val="0"/>
         <w:color w:themeColor="text1" w:val="000000"/>
@@ -10531,6 +10961,7 @@
     </w:tcPr>
     <w:tblStylePr w:type="firstRow">
       <w:rPr>
+        <w:rFonts w:eastAsia="黑体"/>
         <w:b/>
         <w:bCs/>
         <w:i w:val="0"/>
@@ -10552,6 +10983,7 @@
     </w:tblStylePr>
     <w:tblStylePr w:type="lastRow">
       <w:rPr>
+        <w:rFonts w:eastAsia="黑体"/>
         <w:b/>
         <w:bCs/>
         <w:i w:val="0"/>
@@ -10573,6 +11005,7 @@
     </w:tblStylePr>
     <w:tblStylePr w:type="firstCol">
       <w:rPr>
+        <w:rFonts w:eastAsia="黑体"/>
         <w:b/>
         <w:bCs/>
         <w:i w:val="0"/>
@@ -10592,6 +11025,7 @@
     </w:tblStylePr>
     <w:tblStylePr w:type="lastCol">
       <w:rPr>
+        <w:rFonts w:eastAsia="黑体"/>
         <w:b/>
         <w:bCs/>
         <w:i w:val="0"/>
@@ -10672,6 +11106,7 @@
     </w:tcPr>
     <w:tblStylePr w:type="firstRow">
       <w:rPr>
+        <w:rFonts w:eastAsia="黑体"/>
         <w:b/>
         <w:bCs/>
         <w:i w:val="0"/>
@@ -10693,6 +11128,7 @@
     </w:tblStylePr>
     <w:tblStylePr w:type="lastRow">
       <w:rPr>
+        <w:rFonts w:eastAsia="黑体"/>
         <w:b/>
         <w:bCs/>
         <w:i w:val="0"/>
@@ -10714,6 +11150,7 @@
     </w:tblStylePr>
     <w:tblStylePr w:type="firstCol">
       <w:rPr>
+        <w:rFonts w:eastAsia="黑体"/>
         <w:b/>
         <w:bCs/>
         <w:i w:val="0"/>
@@ -10733,6 +11170,7 @@
     </w:tblStylePr>
     <w:tblStylePr w:type="lastCol">
       <w:rPr>
+        <w:rFonts w:eastAsia="黑体"/>
         <w:b/>
         <w:bCs/>
         <w:i w:val="0"/>
@@ -10813,6 +11251,7 @@
     </w:tcPr>
     <w:tblStylePr w:type="firstRow">
       <w:rPr>
+        <w:rFonts w:eastAsia="黑体"/>
         <w:b/>
         <w:bCs/>
         <w:i w:val="0"/>
@@ -10834,6 +11273,7 @@
     </w:tblStylePr>
     <w:tblStylePr w:type="lastRow">
       <w:rPr>
+        <w:rFonts w:eastAsia="黑体"/>
         <w:b/>
         <w:bCs/>
         <w:i w:val="0"/>
@@ -10855,6 +11295,7 @@
     </w:tblStylePr>
     <w:tblStylePr w:type="firstCol">
       <w:rPr>
+        <w:rFonts w:eastAsia="黑体"/>
         <w:b/>
         <w:bCs/>
         <w:i w:val="0"/>
@@ -10874,6 +11315,7 @@
     </w:tblStylePr>
     <w:tblStylePr w:type="lastCol">
       <w:rPr>
+        <w:rFonts w:eastAsia="黑体"/>
         <w:b/>
         <w:bCs/>
         <w:i w:val="0"/>
@@ -10954,6 +11396,7 @@
     </w:tcPr>
     <w:tblStylePr w:type="firstRow">
       <w:rPr>
+        <w:rFonts w:eastAsia="黑体"/>
         <w:b/>
         <w:bCs/>
         <w:i w:val="0"/>
@@ -10975,6 +11418,7 @@
     </w:tblStylePr>
     <w:tblStylePr w:type="lastRow">
       <w:rPr>
+        <w:rFonts w:eastAsia="黑体"/>
         <w:b/>
         <w:bCs/>
         <w:i w:val="0"/>
@@ -10996,6 +11440,7 @@
     </w:tblStylePr>
     <w:tblStylePr w:type="firstCol">
       <w:rPr>
+        <w:rFonts w:eastAsia="黑体"/>
         <w:b/>
         <w:bCs/>
         <w:i w:val="0"/>
@@ -11015,6 +11460,7 @@
     </w:tblStylePr>
     <w:tblStylePr w:type="lastCol">
       <w:rPr>
+        <w:rFonts w:eastAsia="黑体"/>
         <w:b/>
         <w:bCs/>
         <w:i w:val="0"/>
@@ -11095,6 +11541,7 @@
     </w:tcPr>
     <w:tblStylePr w:type="firstRow">
       <w:rPr>
+        <w:rFonts w:eastAsia="黑体"/>
         <w:b/>
         <w:bCs/>
         <w:i w:val="0"/>
@@ -11116,6 +11563,7 @@
     </w:tblStylePr>
     <w:tblStylePr w:type="lastRow">
       <w:rPr>
+        <w:rFonts w:eastAsia="黑体"/>
         <w:b/>
         <w:bCs/>
         <w:i w:val="0"/>
@@ -11137,6 +11585,7 @@
     </w:tblStylePr>
     <w:tblStylePr w:type="firstCol">
       <w:rPr>
+        <w:rFonts w:eastAsia="黑体"/>
         <w:b/>
         <w:bCs/>
         <w:i w:val="0"/>
@@ -11156,6 +11605,7 @@
     </w:tblStylePr>
     <w:tblStylePr w:type="lastCol">
       <w:rPr>
+        <w:rFonts w:eastAsia="黑体"/>
         <w:b/>
         <w:bCs/>
         <w:i w:val="0"/>
@@ -11236,6 +11686,7 @@
     </w:tcPr>
     <w:tblStylePr w:type="firstRow">
       <w:rPr>
+        <w:rFonts w:eastAsia="黑体"/>
         <w:b/>
         <w:bCs/>
         <w:i w:val="0"/>
@@ -11257,6 +11708,7 @@
     </w:tblStylePr>
     <w:tblStylePr w:type="lastRow">
       <w:rPr>
+        <w:rFonts w:eastAsia="黑体"/>
         <w:b/>
         <w:bCs/>
         <w:i w:val="0"/>
@@ -11278,6 +11730,7 @@
     </w:tblStylePr>
     <w:tblStylePr w:type="firstCol">
       <w:rPr>
+        <w:rFonts w:eastAsia="黑体"/>
         <w:b/>
         <w:bCs/>
         <w:i w:val="0"/>
@@ -11297,6 +11750,7 @@
     </w:tblStylePr>
     <w:tblStylePr w:type="lastCol">
       <w:rPr>
+        <w:rFonts w:eastAsia="黑体"/>
         <w:b/>
         <w:bCs/>
         <w:i w:val="0"/>
@@ -11377,6 +11831,7 @@
     </w:tcPr>
     <w:tblStylePr w:type="firstRow">
       <w:rPr>
+        <w:rFonts w:eastAsia="黑体"/>
         <w:b/>
         <w:bCs/>
         <w:i w:val="0"/>
@@ -11398,6 +11853,7 @@
     </w:tblStylePr>
     <w:tblStylePr w:type="lastRow">
       <w:rPr>
+        <w:rFonts w:eastAsia="黑体"/>
         <w:b/>
         <w:bCs/>
         <w:i w:val="0"/>
@@ -11419,6 +11875,7 @@
     </w:tblStylePr>
     <w:tblStylePr w:type="firstCol">
       <w:rPr>
+        <w:rFonts w:eastAsia="黑体"/>
         <w:b/>
         <w:bCs/>
         <w:i w:val="0"/>
@@ -11438,6 +11895,7 @@
     </w:tblStylePr>
     <w:tblStylePr w:type="lastCol">
       <w:rPr>
+        <w:rFonts w:eastAsia="黑体"/>
         <w:b/>
         <w:bCs/>
         <w:i w:val="0"/>
@@ -11495,6 +11953,7 @@
       <w:spacing w:after="0" w:line="240" w:lineRule="auto"/>
     </w:pPr>
     <w:rPr>
+      <w:rFonts w:eastAsia="黑体"/>
       <w:color w:themeColor="background1" w:val="FFFFFF"/>
     </w:rPr>
     <w:tblPr>
@@ -11513,6 +11972,7 @@
     </w:tcPr>
     <w:tblStylePr w:type="firstRow">
       <w:rPr>
+        <w:rFonts w:eastAsia="黑体"/>
         <w:b/>
         <w:bCs/>
       </w:rPr>
@@ -11609,6 +12069,7 @@
       <w:spacing w:after="0" w:line="240" w:lineRule="auto"/>
     </w:pPr>
     <w:rPr>
+      <w:rFonts w:eastAsia="黑体"/>
       <w:color w:themeColor="background1" w:val="FFFFFF"/>
     </w:rPr>
     <w:tblPr>
@@ -11627,6 +12088,7 @@
     </w:tcPr>
     <w:tblStylePr w:type="firstRow">
       <w:rPr>
+        <w:rFonts w:eastAsia="黑体"/>
         <w:b/>
         <w:bCs/>
       </w:rPr>
@@ -11723,6 +12185,7 @@
       <w:spacing w:after="0" w:line="240" w:lineRule="auto"/>
     </w:pPr>
     <w:rPr>
+      <w:rFonts w:eastAsia="黑体"/>
       <w:color w:themeColor="background1" w:val="FFFFFF"/>
     </w:rPr>
     <w:tblPr>
@@ -11741,6 +12204,7 @@
     </w:tcPr>
     <w:tblStylePr w:type="firstRow">
       <w:rPr>
+        <w:rFonts w:eastAsia="黑体"/>
         <w:b/>
         <w:bCs/>
       </w:rPr>
@@ -11837,6 +12301,7 @@
       <w:spacing w:after="0" w:line="240" w:lineRule="auto"/>
     </w:pPr>
     <w:rPr>
+      <w:rFonts w:eastAsia="黑体"/>
       <w:color w:themeColor="background1" w:val="FFFFFF"/>
     </w:rPr>
     <w:tblPr>
@@ -11855,6 +12320,7 @@
     </w:tcPr>
     <w:tblStylePr w:type="firstRow">
       <w:rPr>
+        <w:rFonts w:eastAsia="黑体"/>
         <w:b/>
         <w:bCs/>
       </w:rPr>
@@ -11951,6 +12417,7 @@
       <w:spacing w:after="0" w:line="240" w:lineRule="auto"/>
     </w:pPr>
     <w:rPr>
+      <w:rFonts w:eastAsia="黑体"/>
       <w:color w:themeColor="background1" w:val="FFFFFF"/>
     </w:rPr>
     <w:tblPr>
@@ -11969,6 +12436,7 @@
     </w:tcPr>
     <w:tblStylePr w:type="firstRow">
       <w:rPr>
+        <w:rFonts w:eastAsia="黑体"/>
         <w:b/>
         <w:bCs/>
       </w:rPr>
@@ -12065,6 +12533,7 @@
       <w:spacing w:after="0" w:line="240" w:lineRule="auto"/>
     </w:pPr>
     <w:rPr>
+      <w:rFonts w:eastAsia="黑体"/>
       <w:color w:themeColor="background1" w:val="FFFFFF"/>
     </w:rPr>
     <w:tblPr>
@@ -12083,6 +12552,7 @@
     </w:tcPr>
     <w:tblStylePr w:type="firstRow">
       <w:rPr>
+        <w:rFonts w:eastAsia="黑体"/>
         <w:b/>
         <w:bCs/>
       </w:rPr>
@@ -12179,6 +12649,7 @@
       <w:spacing w:after="0" w:line="240" w:lineRule="auto"/>
     </w:pPr>
     <w:rPr>
+      <w:rFonts w:eastAsia="黑体"/>
       <w:color w:themeColor="background1" w:val="FFFFFF"/>
     </w:rPr>
     <w:tblPr>
@@ -12197,6 +12668,7 @@
     </w:tcPr>
     <w:tblStylePr w:type="firstRow">
       <w:rPr>
+        <w:rFonts w:eastAsia="黑体"/>
         <w:b/>
         <w:bCs/>
       </w:rPr>
@@ -12293,6 +12765,7 @@
       <w:spacing w:after="0" w:line="240" w:lineRule="auto"/>
     </w:pPr>
     <w:rPr>
+      <w:rFonts w:eastAsia="黑体"/>
       <w:color w:themeColor="text1" w:val="000000"/>
     </w:rPr>
     <w:tblPr>
@@ -12319,6 +12792,7 @@
     </w:tcPr>
     <w:tblStylePr w:type="firstRow">
       <w:rPr>
+        <w:rFonts w:eastAsia="黑体"/>
         <w:b/>
         <w:bCs/>
       </w:rPr>
@@ -12337,6 +12811,7 @@
     </w:tblStylePr>
     <w:tblStylePr w:type="lastRow">
       <w:rPr>
+        <w:rFonts w:eastAsia="黑体"/>
         <w:b/>
         <w:bCs/>
         <w:color w:themeColor="background1" w:val="FFFFFF"/>
@@ -12351,6 +12826,7 @@
     </w:tblStylePr>
     <w:tblStylePr w:type="firstCol">
       <w:rPr>
+        <w:rFonts w:eastAsia="黑体"/>
         <w:color w:themeColor="background1" w:val="FFFFFF"/>
       </w:rPr>
       <w:tblPr/>
@@ -12368,6 +12844,7 @@
     </w:tblStylePr>
     <w:tblStylePr w:type="lastCol">
       <w:rPr>
+        <w:rFonts w:eastAsia="黑体"/>
         <w:color w:themeColor="background1" w:val="FFFFFF"/>
       </w:rPr>
       <w:tblPr/>
@@ -12397,11 +12874,13 @@
     </w:tblStylePr>
     <w:tblStylePr w:type="neCell">
       <w:rPr>
+        <w:rFonts w:eastAsia="黑体"/>
         <w:color w:themeColor="text1" w:val="000000"/>
       </w:rPr>
     </w:tblStylePr>
     <w:tblStylePr w:type="nwCell">
       <w:rPr>
+        <w:rFonts w:eastAsia="黑体"/>
         <w:color w:themeColor="text1" w:val="000000"/>
       </w:rPr>
     </w:tblStylePr>
@@ -12415,6 +12894,7 @@
       <w:spacing w:after="0" w:line="240" w:lineRule="auto"/>
     </w:pPr>
     <w:rPr>
+      <w:rFonts w:eastAsia="黑体"/>
       <w:color w:themeColor="text1" w:val="000000"/>
     </w:rPr>
     <w:tblPr>
@@ -12441,6 +12921,7 @@
     </w:tcPr>
     <w:tblStylePr w:type="firstRow">
       <w:rPr>
+        <w:rFonts w:eastAsia="黑体"/>
         <w:b/>
         <w:bCs/>
       </w:rPr>
@@ -12459,6 +12940,7 @@
     </w:tblStylePr>
     <w:tblStylePr w:type="lastRow">
       <w:rPr>
+        <w:rFonts w:eastAsia="黑体"/>
         <w:b/>
         <w:bCs/>
         <w:color w:themeColor="background1" w:val="FFFFFF"/>
@@ -12473,6 +12955,7 @@
     </w:tblStylePr>
     <w:tblStylePr w:type="firstCol">
       <w:rPr>
+        <w:rFonts w:eastAsia="黑体"/>
         <w:color w:themeColor="background1" w:val="FFFFFF"/>
       </w:rPr>
       <w:tblPr/>
@@ -12490,6 +12973,7 @@
     </w:tblStylePr>
     <w:tblStylePr w:type="lastCol">
       <w:rPr>
+        <w:rFonts w:eastAsia="黑体"/>
         <w:color w:themeColor="background1" w:val="FFFFFF"/>
       </w:rPr>
       <w:tblPr/>
@@ -12519,11 +13003,13 @@
     </w:tblStylePr>
     <w:tblStylePr w:type="neCell">
       <w:rPr>
+        <w:rFonts w:eastAsia="黑体"/>
         <w:color w:themeColor="text1" w:val="000000"/>
       </w:rPr>
     </w:tblStylePr>
     <w:tblStylePr w:type="nwCell">
       <w:rPr>
+        <w:rFonts w:eastAsia="黑体"/>
         <w:color w:themeColor="text1" w:val="000000"/>
       </w:rPr>
     </w:tblStylePr>
@@ -12537,6 +13023,7 @@
       <w:spacing w:after="0" w:line="240" w:lineRule="auto"/>
     </w:pPr>
     <w:rPr>
+      <w:rFonts w:eastAsia="黑体"/>
       <w:color w:themeColor="text1" w:val="000000"/>
     </w:rPr>
     <w:tblPr>
@@ -12563,6 +13050,7 @@
     </w:tcPr>
     <w:tblStylePr w:type="firstRow">
       <w:rPr>
+        <w:rFonts w:eastAsia="黑体"/>
         <w:b/>
         <w:bCs/>
       </w:rPr>
@@ -12581,6 +13069,7 @@
     </w:tblStylePr>
     <w:tblStylePr w:type="lastRow">
       <w:rPr>
+        <w:rFonts w:eastAsia="黑体"/>
         <w:b/>
         <w:bCs/>
         <w:color w:themeColor="background1" w:val="FFFFFF"/>
@@ -12595,6 +13084,7 @@
     </w:tblStylePr>
     <w:tblStylePr w:type="firstCol">
       <w:rPr>
+        <w:rFonts w:eastAsia="黑体"/>
         <w:color w:themeColor="background1" w:val="FFFFFF"/>
       </w:rPr>
       <w:tblPr/>
@@ -12612,6 +13102,7 @@
     </w:tblStylePr>
     <w:tblStylePr w:type="lastCol">
       <w:rPr>
+        <w:rFonts w:eastAsia="黑体"/>
         <w:color w:themeColor="background1" w:val="FFFFFF"/>
       </w:rPr>
       <w:tblPr/>
@@ -12641,11 +13132,13 @@
     </w:tblStylePr>
     <w:tblStylePr w:type="neCell">
       <w:rPr>
+        <w:rFonts w:eastAsia="黑体"/>
         <w:color w:themeColor="text1" w:val="000000"/>
       </w:rPr>
     </w:tblStylePr>
     <w:tblStylePr w:type="nwCell">
       <w:rPr>
+        <w:rFonts w:eastAsia="黑体"/>
         <w:color w:themeColor="text1" w:val="000000"/>
       </w:rPr>
     </w:tblStylePr>
@@ -12659,6 +13152,7 @@
       <w:spacing w:after="0" w:line="240" w:lineRule="auto"/>
     </w:pPr>
     <w:rPr>
+      <w:rFonts w:eastAsia="黑体"/>
       <w:color w:themeColor="text1" w:val="000000"/>
     </w:rPr>
     <w:tblPr>
@@ -12685,6 +13179,7 @@
     </w:tcPr>
     <w:tblStylePr w:type="firstRow">
       <w:rPr>
+        <w:rFonts w:eastAsia="黑体"/>
         <w:b/>
         <w:bCs/>
       </w:rPr>
@@ -12703,6 +13198,7 @@
     </w:tblStylePr>
     <w:tblStylePr w:type="lastRow">
       <w:rPr>
+        <w:rFonts w:eastAsia="黑体"/>
         <w:b/>
         <w:bCs/>
         <w:color w:themeColor="background1" w:val="FFFFFF"/>
@@ -12717,6 +13213,7 @@
     </w:tblStylePr>
     <w:tblStylePr w:type="firstCol">
       <w:rPr>
+        <w:rFonts w:eastAsia="黑体"/>
         <w:color w:themeColor="background1" w:val="FFFFFF"/>
       </w:rPr>
       <w:tblPr/>
@@ -12734,6 +13231,7 @@
     </w:tblStylePr>
     <w:tblStylePr w:type="lastCol">
       <w:rPr>
+        <w:rFonts w:eastAsia="黑体"/>
         <w:color w:themeColor="background1" w:val="FFFFFF"/>
       </w:rPr>
       <w:tblPr/>
@@ -12771,6 +13269,7 @@
       <w:spacing w:after="0" w:line="240" w:lineRule="auto"/>
     </w:pPr>
     <w:rPr>
+      <w:rFonts w:eastAsia="黑体"/>
       <w:color w:themeColor="text1" w:val="000000"/>
     </w:rPr>
     <w:tblPr>
@@ -12797,6 +13296,7 @@
     </w:tcPr>
     <w:tblStylePr w:type="firstRow">
       <w:rPr>
+        <w:rFonts w:eastAsia="黑体"/>
         <w:b/>
         <w:bCs/>
       </w:rPr>
@@ -12815,6 +13315,7 @@
     </w:tblStylePr>
     <w:tblStylePr w:type="lastRow">
       <w:rPr>
+        <w:rFonts w:eastAsia="黑体"/>
         <w:b/>
         <w:bCs/>
         <w:color w:themeColor="background1" w:val="FFFFFF"/>
@@ -12829,6 +13330,7 @@
     </w:tblStylePr>
     <w:tblStylePr w:type="firstCol">
       <w:rPr>
+        <w:rFonts w:eastAsia="黑体"/>
         <w:color w:themeColor="background1" w:val="FFFFFF"/>
       </w:rPr>
       <w:tblPr/>
@@ -12846,6 +13348,7 @@
     </w:tblStylePr>
     <w:tblStylePr w:type="lastCol">
       <w:rPr>
+        <w:rFonts w:eastAsia="黑体"/>
         <w:color w:themeColor="background1" w:val="FFFFFF"/>
       </w:rPr>
       <w:tblPr/>
@@ -12875,11 +13378,13 @@
     </w:tblStylePr>
     <w:tblStylePr w:type="neCell">
       <w:rPr>
+        <w:rFonts w:eastAsia="黑体"/>
         <w:color w:themeColor="text1" w:val="000000"/>
       </w:rPr>
     </w:tblStylePr>
     <w:tblStylePr w:type="nwCell">
       <w:rPr>
+        <w:rFonts w:eastAsia="黑体"/>
         <w:color w:themeColor="text1" w:val="000000"/>
       </w:rPr>
     </w:tblStylePr>
@@ -12893,6 +13398,7 @@
       <w:spacing w:after="0" w:line="240" w:lineRule="auto"/>
     </w:pPr>
     <w:rPr>
+      <w:rFonts w:eastAsia="黑体"/>
       <w:color w:themeColor="text1" w:val="000000"/>
     </w:rPr>
     <w:tblPr>
@@ -12919,6 +13425,7 @@
     </w:tcPr>
     <w:tblStylePr w:type="firstRow">
       <w:rPr>
+        <w:rFonts w:eastAsia="黑体"/>
         <w:b/>
         <w:bCs/>
       </w:rPr>
@@ -12937,6 +13444,7 @@
     </w:tblStylePr>
     <w:tblStylePr w:type="lastRow">
       <w:rPr>
+        <w:rFonts w:eastAsia="黑体"/>
         <w:b/>
         <w:bCs/>
         <w:color w:themeColor="background1" w:val="FFFFFF"/>
@@ -12951,6 +13459,7 @@
     </w:tblStylePr>
     <w:tblStylePr w:type="firstCol">
       <w:rPr>
+        <w:rFonts w:eastAsia="黑体"/>
         <w:color w:themeColor="background1" w:val="FFFFFF"/>
       </w:rPr>
       <w:tblPr/>
@@ -12968,6 +13477,7 @@
     </w:tblStylePr>
     <w:tblStylePr w:type="lastCol">
       <w:rPr>
+        <w:rFonts w:eastAsia="黑体"/>
         <w:color w:themeColor="background1" w:val="FFFFFF"/>
       </w:rPr>
       <w:tblPr/>
@@ -12997,11 +13507,13 @@
     </w:tblStylePr>
     <w:tblStylePr w:type="neCell">
       <w:rPr>
+        <w:rFonts w:eastAsia="黑体"/>
         <w:color w:themeColor="text1" w:val="000000"/>
       </w:rPr>
     </w:tblStylePr>
     <w:tblStylePr w:type="nwCell">
       <w:rPr>
+        <w:rFonts w:eastAsia="黑体"/>
         <w:color w:themeColor="text1" w:val="000000"/>
       </w:rPr>
     </w:tblStylePr>
@@ -13015,6 +13527,7 @@
       <w:spacing w:after="0" w:line="240" w:lineRule="auto"/>
     </w:pPr>
     <w:rPr>
+      <w:rFonts w:eastAsia="黑体"/>
       <w:color w:themeColor="text1" w:val="000000"/>
     </w:rPr>
     <w:tblPr>
@@ -13041,6 +13554,7 @@
     </w:tcPr>
     <w:tblStylePr w:type="firstRow">
       <w:rPr>
+        <w:rFonts w:eastAsia="黑体"/>
         <w:b/>
         <w:bCs/>
       </w:rPr>
@@ -13059,6 +13573,7 @@
     </w:tblStylePr>
     <w:tblStylePr w:type="lastRow">
       <w:rPr>
+        <w:rFonts w:eastAsia="黑体"/>
         <w:b/>
         <w:bCs/>
         <w:color w:themeColor="background1" w:val="FFFFFF"/>
@@ -13073,6 +13588,7 @@
     </w:tblStylePr>
     <w:tblStylePr w:type="firstCol">
       <w:rPr>
+        <w:rFonts w:eastAsia="黑体"/>
         <w:color w:themeColor="background1" w:val="FFFFFF"/>
       </w:rPr>
       <w:tblPr/>
@@ -13090,6 +13606,7 @@
     </w:tblStylePr>
     <w:tblStylePr w:type="lastCol">
       <w:rPr>
+        <w:rFonts w:eastAsia="黑体"/>
         <w:color w:themeColor="background1" w:val="FFFFFF"/>
       </w:rPr>
       <w:tblPr/>
@@ -13119,11 +13636,13 @@
     </w:tblStylePr>
     <w:tblStylePr w:type="neCell">
       <w:rPr>
+        <w:rFonts w:eastAsia="黑体"/>
         <w:color w:themeColor="text1" w:val="000000"/>
       </w:rPr>
     </w:tblStylePr>
     <w:tblStylePr w:type="nwCell">
       <w:rPr>
+        <w:rFonts w:eastAsia="黑体"/>
         <w:color w:themeColor="text1" w:val="000000"/>
       </w:rPr>
     </w:tblStylePr>
@@ -13137,6 +13656,7 @@
       <w:spacing w:after="0" w:line="240" w:lineRule="auto"/>
     </w:pPr>
     <w:rPr>
+      <w:rFonts w:eastAsia="黑体"/>
       <w:color w:themeColor="text1" w:val="000000"/>
     </w:rPr>
     <w:tblPr>
@@ -13155,6 +13675,7 @@
     </w:tcPr>
     <w:tblStylePr w:type="firstRow">
       <w:rPr>
+        <w:rFonts w:eastAsia="黑体"/>
         <w:b/>
         <w:bCs/>
         <w:color w:themeColor="background1" w:val="FFFFFF"/>
@@ -13169,6 +13690,7 @@
     </w:tblStylePr>
     <w:tblStylePr w:type="lastRow">
       <w:rPr>
+        <w:rFonts w:eastAsia="黑体"/>
         <w:b/>
         <w:bCs/>
         <w:color w:themeColor="accent2" w:themeShade="CC" w:val="9E3A38"/>
@@ -13183,12 +13705,14 @@
     </w:tblStylePr>
     <w:tblStylePr w:type="firstCol">
       <w:rPr>
+        <w:rFonts w:eastAsia="黑体"/>
         <w:b/>
         <w:bCs/>
       </w:rPr>
     </w:tblStylePr>
     <w:tblStylePr w:type="lastCol">
       <w:rPr>
+        <w:rFonts w:eastAsia="黑体"/>
         <w:b/>
         <w:bCs/>
       </w:rPr>
@@ -13223,6 +13747,7 @@
       <w:spacing w:after="0" w:line="240" w:lineRule="auto"/>
     </w:pPr>
     <w:rPr>
+      <w:rFonts w:eastAsia="黑体"/>
       <w:color w:themeColor="text1" w:val="000000"/>
     </w:rPr>
     <w:tblPr>
@@ -13241,6 +13766,7 @@
     </w:tcPr>
     <w:tblStylePr w:type="firstRow">
       <w:rPr>
+        <w:rFonts w:eastAsia="黑体"/>
         <w:b/>
         <w:bCs/>
         <w:color w:themeColor="background1" w:val="FFFFFF"/>
@@ -13255,6 +13781,7 @@
     </w:tblStylePr>
     <w:tblStylePr w:type="lastRow">
       <w:rPr>
+        <w:rFonts w:eastAsia="黑体"/>
         <w:b/>
         <w:bCs/>
         <w:color w:themeColor="accent2" w:themeShade="CC" w:val="9E3A38"/>
@@ -13269,12 +13796,14 @@
     </w:tblStylePr>
     <w:tblStylePr w:type="firstCol">
       <w:rPr>
+        <w:rFonts w:eastAsia="黑体"/>
         <w:b/>
         <w:bCs/>
       </w:rPr>
     </w:tblStylePr>
     <w:tblStylePr w:type="lastCol">
       <w:rPr>
+        <w:rFonts w:eastAsia="黑体"/>
         <w:b/>
         <w:bCs/>
       </w:rPr>
@@ -13309,6 +13838,7 @@
       <w:spacing w:after="0" w:line="240" w:lineRule="auto"/>
     </w:pPr>
     <w:rPr>
+      <w:rFonts w:eastAsia="黑体"/>
       <w:color w:themeColor="text1" w:val="000000"/>
     </w:rPr>
     <w:tblPr>
@@ -13327,6 +13857,7 @@
     </w:tcPr>
     <w:tblStylePr w:type="firstRow">
       <w:rPr>
+        <w:rFonts w:eastAsia="黑体"/>
         <w:b/>
         <w:bCs/>
         <w:color w:themeColor="background1" w:val="FFFFFF"/>
@@ -13341,6 +13872,7 @@
     </w:tblStylePr>
     <w:tblStylePr w:type="lastRow">
       <w:rPr>
+        <w:rFonts w:eastAsia="黑体"/>
         <w:b/>
         <w:bCs/>
         <w:color w:themeColor="accent2" w:themeShade="CC" w:val="9E3A38"/>
@@ -13355,12 +13887,14 @@
     </w:tblStylePr>
     <w:tblStylePr w:type="firstCol">
       <w:rPr>
+        <w:rFonts w:eastAsia="黑体"/>
         <w:b/>
         <w:bCs/>
       </w:rPr>
     </w:tblStylePr>
     <w:tblStylePr w:type="lastCol">
       <w:rPr>
+        <w:rFonts w:eastAsia="黑体"/>
         <w:b/>
         <w:bCs/>
       </w:rPr>
@@ -13395,6 +13929,7 @@
       <w:spacing w:after="0" w:line="240" w:lineRule="auto"/>
     </w:pPr>
     <w:rPr>
+      <w:rFonts w:eastAsia="黑体"/>
       <w:color w:themeColor="text1" w:val="000000"/>
     </w:rPr>
     <w:tblPr>
@@ -13413,6 +13948,7 @@
     </w:tcPr>
     <w:tblStylePr w:type="firstRow">
       <w:rPr>
+        <w:rFonts w:eastAsia="黑体"/>
         <w:b/>
         <w:bCs/>
         <w:color w:themeColor="background1" w:val="FFFFFF"/>
@@ -13427,6 +13963,7 @@
     </w:tblStylePr>
     <w:tblStylePr w:type="lastRow">
       <w:rPr>
+        <w:rFonts w:eastAsia="黑体"/>
         <w:b/>
         <w:bCs/>
         <w:color w:themeColor="accent4" w:themeShade="CC" w:val="664E82"/>
@@ -13441,12 +13978,14 @@
     </w:tblStylePr>
     <w:tblStylePr w:type="firstCol">
       <w:rPr>
+        <w:rFonts w:eastAsia="黑体"/>
         <w:b/>
         <w:bCs/>
       </w:rPr>
     </w:tblStylePr>
     <w:tblStylePr w:type="lastCol">
       <w:rPr>
+        <w:rFonts w:eastAsia="黑体"/>
         <w:b/>
         <w:bCs/>
       </w:rPr>
@@ -13481,6 +14020,7 @@
       <w:spacing w:after="0" w:line="240" w:lineRule="auto"/>
     </w:pPr>
     <w:rPr>
+      <w:rFonts w:eastAsia="黑体"/>
       <w:color w:themeColor="text1" w:val="000000"/>
     </w:rPr>
     <w:tblPr>
@@ -13499,6 +14039,7 @@
     </w:tcPr>
     <w:tblStylePr w:type="firstRow">
       <w:rPr>
+        <w:rFonts w:eastAsia="黑体"/>
         <w:b/>
         <w:bCs/>
         <w:color w:themeColor="background1" w:val="FFFFFF"/>
@@ -13513,6 +14054,7 @@
     </w:tblStylePr>
     <w:tblStylePr w:type="lastRow">
       <w:rPr>
+        <w:rFonts w:eastAsia="黑体"/>
         <w:b/>
         <w:bCs/>
         <w:color w:themeColor="accent3" w:themeShade="CC" w:val="7E9C40"/>
@@ -13527,12 +14069,14 @@
     </w:tblStylePr>
     <w:tblStylePr w:type="firstCol">
       <w:rPr>
+        <w:rFonts w:eastAsia="黑体"/>
         <w:b/>
         <w:bCs/>
       </w:rPr>
     </w:tblStylePr>
     <w:tblStylePr w:type="lastCol">
       <w:rPr>
+        <w:rFonts w:eastAsia="黑体"/>
         <w:b/>
         <w:bCs/>
       </w:rPr>
@@ -13567,6 +14111,7 @@
       <w:spacing w:after="0" w:line="240" w:lineRule="auto"/>
     </w:pPr>
     <w:rPr>
+      <w:rFonts w:eastAsia="黑体"/>
       <w:color w:themeColor="text1" w:val="000000"/>
     </w:rPr>
     <w:tblPr>
@@ -13585,6 +14130,7 @@
     </w:tcPr>
     <w:tblStylePr w:type="firstRow">
       <w:rPr>
+        <w:rFonts w:eastAsia="黑体"/>
         <w:b/>
         <w:bCs/>
         <w:color w:themeColor="background1" w:val="FFFFFF"/>
@@ -13599,6 +14145,7 @@
     </w:tblStylePr>
     <w:tblStylePr w:type="lastRow">
       <w:rPr>
+        <w:rFonts w:eastAsia="黑体"/>
         <w:b/>
         <w:bCs/>
         <w:color w:themeColor="accent6" w:themeShade="CC" w:val="F2730A"/>
@@ -13613,12 +14160,14 @@
     </w:tblStylePr>
     <w:tblStylePr w:type="firstCol">
       <w:rPr>
+        <w:rFonts w:eastAsia="黑体"/>
         <w:b/>
         <w:bCs/>
       </w:rPr>
     </w:tblStylePr>
     <w:tblStylePr w:type="lastCol">
       <w:rPr>
+        <w:rFonts w:eastAsia="黑体"/>
         <w:b/>
         <w:bCs/>
       </w:rPr>
@@ -13653,6 +14202,7 @@
       <w:spacing w:after="0" w:line="240" w:lineRule="auto"/>
     </w:pPr>
     <w:rPr>
+      <w:rFonts w:eastAsia="黑体"/>
       <w:color w:themeColor="text1" w:val="000000"/>
     </w:rPr>
     <w:tblPr>
@@ -13671,6 +14221,7 @@
     </w:tcPr>
     <w:tblStylePr w:type="firstRow">
       <w:rPr>
+        <w:rFonts w:eastAsia="黑体"/>
         <w:b/>
         <w:bCs/>
         <w:color w:themeColor="background1" w:val="FFFFFF"/>
@@ -13685,6 +14236,7 @@
     </w:tblStylePr>
     <w:tblStylePr w:type="lastRow">
       <w:rPr>
+        <w:rFonts w:eastAsia="黑体"/>
         <w:b/>
         <w:bCs/>
         <w:color w:themeColor="accent5" w:themeShade="CC" w:val="348DA5"/>
@@ -13699,12 +14251,14 @@
     </w:tblStylePr>
     <w:tblStylePr w:type="firstCol">
       <w:rPr>
+        <w:rFonts w:eastAsia="黑体"/>
         <w:b/>
         <w:bCs/>
       </w:rPr>
     </w:tblStylePr>
     <w:tblStylePr w:type="lastCol">
       <w:rPr>
+        <w:rFonts w:eastAsia="黑体"/>
         <w:b/>
         <w:bCs/>
       </w:rPr>
@@ -13739,6 +14293,7 @@
       <w:spacing w:after="0" w:line="240" w:lineRule="auto"/>
     </w:pPr>
     <w:rPr>
+      <w:rFonts w:eastAsia="黑体"/>
       <w:color w:themeColor="text1" w:val="000000"/>
     </w:rPr>
     <w:tblPr>
@@ -13760,6 +14315,7 @@
     </w:tcPr>
     <w:tblStylePr w:type="firstRow">
       <w:rPr>
+        <w:rFonts w:eastAsia="黑体"/>
         <w:b/>
         <w:bCs/>
       </w:rPr>
@@ -13770,6 +14326,7 @@
     </w:tblStylePr>
     <w:tblStylePr w:type="lastRow">
       <w:rPr>
+        <w:rFonts w:eastAsia="黑体"/>
         <w:b/>
         <w:bCs/>
         <w:color w:themeColor="text1" w:val="000000"/>
@@ -13781,6 +14338,7 @@
     </w:tblStylePr>
     <w:tblStylePr w:type="firstCol">
       <w:rPr>
+        <w:rFonts w:eastAsia="黑体"/>
         <w:color w:themeColor="background1" w:val="FFFFFF"/>
       </w:rPr>
       <w:tblPr/>
@@ -13790,6 +14348,7 @@
     </w:tblStylePr>
     <w:tblStylePr w:type="lastCol">
       <w:rPr>
+        <w:rFonts w:eastAsia="黑体"/>
         <w:color w:themeColor="background1" w:val="FFFFFF"/>
       </w:rPr>
       <w:tblPr/>
@@ -13819,6 +14378,7 @@
       <w:spacing w:after="0" w:line="240" w:lineRule="auto"/>
     </w:pPr>
     <w:rPr>
+      <w:rFonts w:eastAsia="黑体"/>
       <w:color w:themeColor="text1" w:val="000000"/>
     </w:rPr>
     <w:tblPr>
@@ -13840,6 +14400,7 @@
     </w:tcPr>
     <w:tblStylePr w:type="firstRow">
       <w:rPr>
+        <w:rFonts w:eastAsia="黑体"/>
         <w:b/>
         <w:bCs/>
       </w:rPr>
@@ -13850,6 +14411,7 @@
     </w:tblStylePr>
     <w:tblStylePr w:type="lastRow">
       <w:rPr>
+        <w:rFonts w:eastAsia="黑体"/>
         <w:b/>
         <w:bCs/>
         <w:color w:themeColor="text1" w:val="000000"/>
@@ -13861,6 +14423,7 @@
     </w:tblStylePr>
     <w:tblStylePr w:type="firstCol">
       <w:rPr>
+        <w:rFonts w:eastAsia="黑体"/>
         <w:color w:themeColor="background1" w:val="FFFFFF"/>
       </w:rPr>
       <w:tblPr/>
@@ -13870,6 +14433,7 @@
     </w:tblStylePr>
     <w:tblStylePr w:type="lastCol">
       <w:rPr>
+        <w:rFonts w:eastAsia="黑体"/>
         <w:color w:themeColor="background1" w:val="FFFFFF"/>
       </w:rPr>
       <w:tblPr/>
@@ -13899,6 +14463,7 @@
       <w:spacing w:after="0" w:line="240" w:lineRule="auto"/>
     </w:pPr>
     <w:rPr>
+      <w:rFonts w:eastAsia="黑体"/>
       <w:color w:themeColor="text1" w:val="000000"/>
     </w:rPr>
     <w:tblPr>
@@ -13920,6 +14485,7 @@
     </w:tcPr>
     <w:tblStylePr w:type="firstRow">
       <w:rPr>
+        <w:rFonts w:eastAsia="黑体"/>
         <w:b/>
         <w:bCs/>
       </w:rPr>
@@ -13930,6 +14496,7 @@
     </w:tblStylePr>
     <w:tblStylePr w:type="lastRow">
       <w:rPr>
+        <w:rFonts w:eastAsia="黑体"/>
         <w:b/>
         <w:bCs/>
         <w:color w:themeColor="text1" w:val="000000"/>
@@ -13941,6 +14508,7 @@
     </w:tblStylePr>
     <w:tblStylePr w:type="firstCol">
       <w:rPr>
+        <w:rFonts w:eastAsia="黑体"/>
         <w:color w:themeColor="background1" w:val="FFFFFF"/>
       </w:rPr>
       <w:tblPr/>
@@ -13950,6 +14518,7 @@
     </w:tblStylePr>
     <w:tblStylePr w:type="lastCol">
       <w:rPr>
+        <w:rFonts w:eastAsia="黑体"/>
         <w:color w:themeColor="background1" w:val="FFFFFF"/>
       </w:rPr>
       <w:tblPr/>
@@ -13979,6 +14548,7 @@
       <w:spacing w:after="0" w:line="240" w:lineRule="auto"/>
     </w:pPr>
     <w:rPr>
+      <w:rFonts w:eastAsia="黑体"/>
       <w:color w:themeColor="text1" w:val="000000"/>
     </w:rPr>
     <w:tblPr>
@@ -14000,6 +14570,7 @@
     </w:tcPr>
     <w:tblStylePr w:type="firstRow">
       <w:rPr>
+        <w:rFonts w:eastAsia="黑体"/>
         <w:b/>
         <w:bCs/>
       </w:rPr>
@@ -14010,6 +14581,7 @@
     </w:tblStylePr>
     <w:tblStylePr w:type="lastRow">
       <w:rPr>
+        <w:rFonts w:eastAsia="黑体"/>
         <w:b/>
         <w:bCs/>
         <w:color w:themeColor="text1" w:val="000000"/>
@@ -14021,6 +14593,7 @@
     </w:tblStylePr>
     <w:tblStylePr w:type="firstCol">
       <w:rPr>
+        <w:rFonts w:eastAsia="黑体"/>
         <w:color w:themeColor="background1" w:val="FFFFFF"/>
       </w:rPr>
       <w:tblPr/>
@@ -14030,6 +14603,7 @@
     </w:tblStylePr>
     <w:tblStylePr w:type="lastCol">
       <w:rPr>
+        <w:rFonts w:eastAsia="黑体"/>
         <w:color w:themeColor="background1" w:val="FFFFFF"/>
       </w:rPr>
       <w:tblPr/>
@@ -14059,6 +14633,7 @@
       <w:spacing w:after="0" w:line="240" w:lineRule="auto"/>
     </w:pPr>
     <w:rPr>
+      <w:rFonts w:eastAsia="黑体"/>
       <w:color w:themeColor="text1" w:val="000000"/>
     </w:rPr>
     <w:tblPr>
@@ -14080,6 +14655,7 @@
     </w:tcPr>
     <w:tblStylePr w:type="firstRow">
       <w:rPr>
+        <w:rFonts w:eastAsia="黑体"/>
         <w:b/>
         <w:bCs/>
       </w:rPr>
@@ -14090,6 +14666,7 @@
     </w:tblStylePr>
     <w:tblStylePr w:type="lastRow">
       <w:rPr>
+        <w:rFonts w:eastAsia="黑体"/>
         <w:b/>
         <w:bCs/>
         <w:color w:themeColor="text1" w:val="000000"/>
@@ -14101,6 +14678,7 @@
     </w:tblStylePr>
     <w:tblStylePr w:type="firstCol">
       <w:rPr>
+        <w:rFonts w:eastAsia="黑体"/>
         <w:color w:themeColor="background1" w:val="FFFFFF"/>
       </w:rPr>
       <w:tblPr/>
@@ -14110,6 +14688,7 @@
     </w:tblStylePr>
     <w:tblStylePr w:type="lastCol">
       <w:rPr>
+        <w:rFonts w:eastAsia="黑体"/>
         <w:color w:themeColor="background1" w:val="FFFFFF"/>
       </w:rPr>
       <w:tblPr/>
@@ -14139,6 +14718,7 @@
       <w:spacing w:after="0" w:line="240" w:lineRule="auto"/>
     </w:pPr>
     <w:rPr>
+      <w:rFonts w:eastAsia="黑体"/>
       <w:color w:themeColor="text1" w:val="000000"/>
     </w:rPr>
     <w:tblPr>
@@ -14160,6 +14740,7 @@
     </w:tcPr>
     <w:tblStylePr w:type="firstRow">
       <w:rPr>
+        <w:rFonts w:eastAsia="黑体"/>
         <w:b/>
         <w:bCs/>
       </w:rPr>
@@ -14170,6 +14751,7 @@
     </w:tblStylePr>
     <w:tblStylePr w:type="lastRow">
       <w:rPr>
+        <w:rFonts w:eastAsia="黑体"/>
         <w:b/>
         <w:bCs/>
         <w:color w:themeColor="text1" w:val="000000"/>
@@ -14181,6 +14763,7 @@
     </w:tblStylePr>
     <w:tblStylePr w:type="firstCol">
       <w:rPr>
+        <w:rFonts w:eastAsia="黑体"/>
         <w:color w:themeColor="background1" w:val="FFFFFF"/>
       </w:rPr>
       <w:tblPr/>
@@ -14190,6 +14773,7 @@
     </w:tblStylePr>
     <w:tblStylePr w:type="lastCol">
       <w:rPr>
+        <w:rFonts w:eastAsia="黑体"/>
         <w:color w:themeColor="background1" w:val="FFFFFF"/>
       </w:rPr>
       <w:tblPr/>
@@ -14219,6 +14803,7 @@
       <w:spacing w:after="0" w:line="240" w:lineRule="auto"/>
     </w:pPr>
     <w:rPr>
+      <w:rFonts w:eastAsia="黑体"/>
       <w:color w:themeColor="text1" w:val="000000"/>
     </w:rPr>
     <w:tblPr>
@@ -14240,6 +14825,7 @@
     </w:tcPr>
     <w:tblStylePr w:type="firstRow">
       <w:rPr>
+        <w:rFonts w:eastAsia="黑体"/>
         <w:b/>
         <w:bCs/>
       </w:rPr>
@@ -14250,6 +14836,7 @@
     </w:tblStylePr>
     <w:tblStylePr w:type="lastRow">
       <w:rPr>
+        <w:rFonts w:eastAsia="黑体"/>
         <w:b/>
         <w:bCs/>
         <w:color w:themeColor="text1" w:val="000000"/>
@@ -14261,6 +14848,7 @@
     </w:tblStylePr>
     <w:tblStylePr w:type="firstCol">
       <w:rPr>
+        <w:rFonts w:eastAsia="黑体"/>
         <w:color w:themeColor="background1" w:val="FFFFFF"/>
       </w:rPr>
       <w:tblPr/>
@@ -14270,6 +14858,7 @@
     </w:tblStylePr>
     <w:tblStylePr w:type="lastCol">
       <w:rPr>
+        <w:rFonts w:eastAsia="黑体"/>
         <w:color w:themeColor="background1" w:val="FFFFFF"/>
       </w:rPr>
       <w:tblPr/>
@@ -14302,6 +14891,7 @@
     <w:name w:val="KeywordTok"/>
     <w:basedOn w:val="VerbatimChar"/>
     <w:rPr>
+      <w:rFonts w:eastAsia="黑体"/>
       <w:b/>
       <w:color w:val="007020"/>
     </w:rPr>
@@ -14310,6 +14900,7 @@
     <w:name w:val="DataTypeTok"/>
     <w:basedOn w:val="VerbatimChar"/>
     <w:rPr>
+      <w:rFonts w:eastAsia="黑体"/>
       <w:color w:val="902000"/>
     </w:rPr>
   </w:style>
@@ -14317,6 +14908,7 @@
     <w:name w:val="DecValTok"/>
     <w:basedOn w:val="VerbatimChar"/>
     <w:rPr>
+      <w:rFonts w:eastAsia="黑体"/>
       <w:color w:val="40a070"/>
     </w:rPr>
   </w:style>
@@ -14324,6 +14916,7 @@
     <w:name w:val="BaseNTok"/>
     <w:basedOn w:val="VerbatimChar"/>
     <w:rPr>
+      <w:rFonts w:eastAsia="黑体"/>
       <w:color w:val="40a070"/>
     </w:rPr>
   </w:style>
@@ -14331,6 +14924,7 @@
     <w:name w:val="FloatTok"/>
     <w:basedOn w:val="VerbatimChar"/>
     <w:rPr>
+      <w:rFonts w:eastAsia="黑体"/>
       <w:color w:val="40a070"/>
     </w:rPr>
   </w:style>
@@ -14338,6 +14932,7 @@
     <w:name w:val="ConstantTok"/>
     <w:basedOn w:val="VerbatimChar"/>
     <w:rPr>
+      <w:rFonts w:eastAsia="黑体"/>
       <w:color w:val="880000"/>
     </w:rPr>
   </w:style>
@@ -14345,6 +14940,7 @@
     <w:name w:val="CharTok"/>
     <w:basedOn w:val="VerbatimChar"/>
     <w:rPr>
+      <w:rFonts w:eastAsia="黑体"/>
       <w:color w:val="4070a0"/>
     </w:rPr>
   </w:style>
@@ -14352,6 +14948,7 @@
     <w:name w:val="SpecialCharTok"/>
     <w:basedOn w:val="VerbatimChar"/>
     <w:rPr>
+      <w:rFonts w:eastAsia="黑体"/>
       <w:color w:val="4070a0"/>
     </w:rPr>
   </w:style>
@@ -14359,6 +14956,7 @@
     <w:name w:val="StringTok"/>
     <w:basedOn w:val="VerbatimChar"/>
     <w:rPr>
+      <w:rFonts w:eastAsia="黑体"/>
       <w:color w:val="4070a0"/>
     </w:rPr>
   </w:style>
@@ -14366,6 +14964,7 @@
     <w:name w:val="VerbatimStringTok"/>
     <w:basedOn w:val="VerbatimChar"/>
     <w:rPr>
+      <w:rFonts w:eastAsia="黑体"/>
       <w:color w:val="4070a0"/>
     </w:rPr>
   </w:style>
@@ -14373,6 +14972,7 @@
     <w:name w:val="SpecialStringTok"/>
     <w:basedOn w:val="VerbatimChar"/>
     <w:rPr>
+      <w:rFonts w:eastAsia="黑体"/>
       <w:color w:val="bb6688"/>
     </w:rPr>
   </w:style>
@@ -14380,6 +14980,7 @@
     <w:name w:val="ImportTok"/>
     <w:basedOn w:val="VerbatimChar"/>
     <w:rPr>
+      <w:rFonts w:eastAsia="黑体"/>
       <w:b/>
       <w:color w:val="008000"/>
     </w:rPr>
@@ -14388,6 +14989,7 @@
     <w:name w:val="CommentTok"/>
     <w:basedOn w:val="VerbatimChar"/>
     <w:rPr>
+      <w:rFonts w:eastAsia="黑体"/>
       <w:i/>
       <w:color w:val="60a0b0"/>
     </w:rPr>
@@ -14396,6 +14998,7 @@
     <w:name w:val="DocumentationTok"/>
     <w:basedOn w:val="VerbatimChar"/>
     <w:rPr>
+      <w:rFonts w:eastAsia="黑体"/>
       <w:i/>
       <w:color w:val="ba2121"/>
     </w:rPr>
@@ -14404,6 +15007,7 @@
     <w:name w:val="AnnotationTok"/>
     <w:basedOn w:val="VerbatimChar"/>
     <w:rPr>
+      <w:rFonts w:eastAsia="黑体"/>
       <w:b/>
       <w:i/>
       <w:color w:val="60a0b0"/>
@@ -14413,6 +15017,7 @@
     <w:name w:val="CommentVarTok"/>
     <w:basedOn w:val="VerbatimChar"/>
     <w:rPr>
+      <w:rFonts w:eastAsia="黑体"/>
       <w:b/>
       <w:i/>
       <w:color w:val="60a0b0"/>
@@ -14422,6 +15027,7 @@
     <w:name w:val="OtherTok"/>
     <w:basedOn w:val="VerbatimChar"/>
     <w:rPr>
+      <w:rFonts w:eastAsia="黑体"/>
       <w:color w:val="007020"/>
     </w:rPr>
   </w:style>
@@ -14429,6 +15035,7 @@
     <w:name w:val="FunctionTok"/>
     <w:basedOn w:val="VerbatimChar"/>
     <w:rPr>
+      <w:rFonts w:eastAsia="黑体"/>
       <w:color w:val="06287e"/>
     </w:rPr>
   </w:style>
@@ -14436,6 +15043,7 @@
     <w:name w:val="VariableTok"/>
     <w:basedOn w:val="VerbatimChar"/>
     <w:rPr>
+      <w:rFonts w:eastAsia="黑体"/>
       <w:color w:val="19177c"/>
     </w:rPr>
   </w:style>
@@ -14443,6 +15051,7 @@
     <w:name w:val="ControlFlowTok"/>
     <w:basedOn w:val="VerbatimChar"/>
     <w:rPr>
+      <w:rFonts w:eastAsia="黑体"/>
       <w:b/>
       <w:color w:val="007020"/>
     </w:rPr>
@@ -14451,6 +15060,7 @@
     <w:name w:val="OperatorTok"/>
     <w:basedOn w:val="VerbatimChar"/>
     <w:rPr>
+      <w:rFonts w:eastAsia="黑体"/>
       <w:color w:val="666666"/>
     </w:rPr>
   </w:style>
@@ -14458,18 +15068,22 @@
     <w:name w:val="BuiltInTok"/>
     <w:basedOn w:val="VerbatimChar"/>
     <w:rPr>
+      <w:rFonts w:eastAsia="黑体"/>
       <w:color w:val="008000"/>
     </w:rPr>
   </w:style>
   <w:style w:type="character" w:customStyle="1" w:styleId="ExtensionTok">
     <w:name w:val="ExtensionTok"/>
     <w:basedOn w:val="VerbatimChar"/>
-    <w:rPr/>
+    <w:rPr>
+      <w:rFonts w:eastAsia="黑体"/>
+    </w:rPr>
   </w:style>
   <w:style w:type="character" w:customStyle="1" w:styleId="PreprocessorTok">
     <w:name w:val="PreprocessorTok"/>
     <w:basedOn w:val="VerbatimChar"/>
     <w:rPr>
+      <w:rFonts w:eastAsia="黑体"/>
       <w:color w:val="bc7a00"/>
     </w:rPr>
   </w:style>
@@ -14477,18 +15091,22 @@
     <w:name w:val="AttributeTok"/>
     <w:basedOn w:val="VerbatimChar"/>
     <w:rPr>
+      <w:rFonts w:eastAsia="黑体"/>
       <w:color w:val="7d9029"/>
     </w:rPr>
   </w:style>
   <w:style w:type="character" w:customStyle="1" w:styleId="RegionMarkerTok">
     <w:name w:val="RegionMarkerTok"/>
     <w:basedOn w:val="VerbatimChar"/>
-    <w:rPr/>
+    <w:rPr>
+      <w:rFonts w:eastAsia="黑体"/>
+    </w:rPr>
   </w:style>
   <w:style w:type="character" w:customStyle="1" w:styleId="InformationTok">
     <w:name w:val="InformationTok"/>
     <w:basedOn w:val="VerbatimChar"/>
     <w:rPr>
+      <w:rFonts w:eastAsia="黑体"/>
       <w:b/>
       <w:i/>
       <w:color w:val="60a0b0"/>
@@ -14498,6 +15116,7 @@
     <w:name w:val="WarningTok"/>
     <w:basedOn w:val="VerbatimChar"/>
     <w:rPr>
+      <w:rFonts w:eastAsia="黑体"/>
       <w:b/>
       <w:i/>
       <w:color w:val="60a0b0"/>
@@ -14507,6 +15126,7 @@
     <w:name w:val="AlertTok"/>
     <w:basedOn w:val="VerbatimChar"/>
     <w:rPr>
+      <w:rFonts w:eastAsia="黑体"/>
       <w:b/>
       <w:color w:val="ff0000"/>
     </w:rPr>
@@ -14515,6 +15135,7 @@
     <w:name w:val="ErrorTok"/>
     <w:basedOn w:val="VerbatimChar"/>
     <w:rPr>
+      <w:rFonts w:eastAsia="黑体"/>
       <w:b/>
       <w:color w:val="ff0000"/>
     </w:rPr>
@@ -14522,7 +15143,9 @@
   <w:style w:type="character" w:customStyle="1" w:styleId="NormalTok">
     <w:name w:val="NormalTok"/>
     <w:basedOn w:val="VerbatimChar"/>
-    <w:rPr/>
+    <w:rPr>
+      <w:rFonts w:eastAsia="黑体"/>
+    </w:rPr>
   </w:style>
 </w:styles>
 </file>
@@ -14571,12 +15194,12 @@
     <a:fontScheme name="Office">
       <a:majorFont>
         <a:latin typeface="Calibri"/>
-        <a:ea typeface=""/>
+        <a:ea typeface="黑体"/>
         <a:cs typeface=""/>
         <a:font script="Jpan" typeface="ＭＳ ゴシック"/>
         <a:font script="Hang" typeface="맑은 고딕"/>
-        <a:font script="Hans" typeface="宋体"/>
-        <a:font script="Hant" typeface="新細明體"/>
+        <a:font script="Hans" typeface="黑体"/>
+        <a:font script="Hant" typeface="黑体"/>
         <a:font script="Arab" typeface="Times New Roman"/>
         <a:font script="Hebr" typeface="Times New Roman"/>
         <a:font script="Thai" typeface="Angsana New"/>
@@ -14606,12 +15229,12 @@
       </a:majorFont>
       <a:minorFont>
         <a:latin typeface="Cambria"/>
-        <a:ea typeface=""/>
+        <a:ea typeface="黑体"/>
         <a:cs typeface=""/>
         <a:font script="Jpan" typeface="ＭＳ 明朝"/>
         <a:font script="Hang" typeface="맑은 고딕"/>
-        <a:font script="Hans" typeface="宋体"/>
-        <a:font script="Hant" typeface="新細明體"/>
+        <a:font script="Hans" typeface="黑体"/>
+        <a:font script="Hant" typeface="黑体"/>
         <a:font script="Arab" typeface="Arial"/>
         <a:font script="Hebr" typeface="Arial"/>
         <a:font script="Thai" typeface="Cordia New"/>

--- a/01-电源电路/03-整流滤波电路/晶闸管相控整流电路/晶闸管相控整流电路.docx
+++ b/01-电源电路/03-整流滤波电路/晶闸管相控整流电路/晶闸管相控整流电路.docx
@@ -2123,7 +2123,7 @@
           <w:color w:val="555555"/>
           <w:sz w:val="21"/>
         </w:rPr>
-        <w:t>材料收集者：杜文杰，WX手机：19519196569，QQ:3478827729</w:t>
+        <w:t>材料收集者：杜文杰，微信/手机：19519196569，QQ:3478827729</w:t>
       </w:r>
     </w:p>
     <w:sectPr>
